--- a/docs/Six_Worlds_Composer_Brief.docx
+++ b/docs/Six_Worlds_Composer_Brief.docx
@@ -2187,6 +2187,29 @@
         <w:t>):</w:t>
       </w:r>
     </w:p>
+    <w:p>
+      <w:r>
+        <w:rPr>
+          <w:b w:val="0"/>
+          <w:i w:val="0"/>
+        </w:rPr>
+        <w:t xml:space="preserve">There are also </w:t>
+      </w:r>
+      <w:r>
+        <w:rPr>
+          <w:b/>
+          <w:i w:val="0"/>
+        </w:rPr>
+        <w:t>hidden “domain” schools</w:t>
+      </w:r>
+      <w:r>
+        <w:rPr>
+          <w:b w:val="0"/>
+          <w:i w:val="0"/>
+        </w:rPr>
+        <w:t xml:space="preserve"> — magic found at the intersection of two elements, learned only at rare secret locations (each has its own one-of-a-kind event, listed in the appendix). Each is pure atmosphere, a tiny genre of its own. All ten, because they add so much to the vibe:</w:t>
+      </w:r>
+    </w:p>
     <w:tbl>
       <w:tblPr>
         <w:tblStyle w:val="TableGrid"/>
@@ -2202,7 +2225,7 @@
       <w:tr>
         <w:tc>
           <w:tcPr>
-            <w:tcW w:type="dxa" w:w="1584"/>
+            <w:tcW w:type="dxa" w:w="1440"/>
             <w:shd w:val="clear" w:color="auto" w:fill="F3E9CF"/>
           </w:tcPr>
           <w:p>
@@ -2219,7 +2242,7 @@
         </w:tc>
         <w:tc>
           <w:tcPr>
-            <w:tcW w:type="dxa" w:w="1872"/>
+            <w:tcW w:type="dxa" w:w="1728"/>
             <w:shd w:val="clear" w:color="auto" w:fill="F3E9CF"/>
           </w:tcPr>
           <w:p>
@@ -2236,7 +2259,7 @@
         </w:tc>
         <w:tc>
           <w:tcPr>
-            <w:tcW w:type="dxa" w:w="5760"/>
+            <w:tcW w:type="dxa" w:w="6048"/>
             <w:shd w:val="clear" w:color="auto" w:fill="F3E9CF"/>
           </w:tcPr>
           <w:p>
@@ -2255,7 +2278,7 @@
       <w:tr>
         <w:tc>
           <w:tcPr>
-            <w:tcW w:type="dxa" w:w="1584"/>
+            <w:tcW w:type="dxa" w:w="1440"/>
           </w:tcPr>
           <w:p>
             <w:r/>
@@ -2280,7 +2303,7 @@
         </w:tc>
         <w:tc>
           <w:tcPr>
-            <w:tcW w:type="dxa" w:w="1872"/>
+            <w:tcW w:type="dxa" w:w="1728"/>
           </w:tcPr>
           <w:p>
             <w:r/>
@@ -2294,7 +2317,7 @@
         </w:tc>
         <w:tc>
           <w:tcPr>
-            <w:tcW w:type="dxa" w:w="5760"/>
+            <w:tcW w:type="dxa" w:w="6048"/>
           </w:tcPr>
           <w:p>
             <w:r/>
@@ -2310,7 +2333,7 @@
       <w:tr>
         <w:tc>
           <w:tcPr>
-            <w:tcW w:type="dxa" w:w="1584"/>
+            <w:tcW w:type="dxa" w:w="1440"/>
             <w:shd w:val="clear" w:color="auto" w:fill="FAF6EC"/>
           </w:tcPr>
           <w:p>
@@ -2336,7 +2359,7 @@
         </w:tc>
         <w:tc>
           <w:tcPr>
-            <w:tcW w:type="dxa" w:w="1872"/>
+            <w:tcW w:type="dxa" w:w="1728"/>
             <w:shd w:val="clear" w:color="auto" w:fill="FAF6EC"/>
           </w:tcPr>
           <w:p>
@@ -2351,7 +2374,7 @@
         </w:tc>
         <w:tc>
           <w:tcPr>
-            <w:tcW w:type="dxa" w:w="5760"/>
+            <w:tcW w:type="dxa" w:w="6048"/>
             <w:shd w:val="clear" w:color="auto" w:fill="FAF6EC"/>
           </w:tcPr>
           <w:p>
@@ -2360,7 +2383,7 @@
               <w:rPr>
                 <w:sz w:val="19"/>
               </w:rPr>
-              <w:t>Clarity, resonance, precision. Reveals what hides; defends by refracting light.</w:t>
+              <w:t>Clarity, resonance, precision. Earth compressed to perfection: reveals what hides, focuses the mind to a razor edge, defends by refracting light rather than absorbing it.</w:t>
             </w:r>
           </w:p>
         </w:tc>
@@ -2368,7 +2391,7 @@
       <w:tr>
         <w:tc>
           <w:tcPr>
-            <w:tcW w:type="dxa" w:w="1584"/>
+            <w:tcW w:type="dxa" w:w="1440"/>
           </w:tcPr>
           <w:p>
             <w:r/>
@@ -2382,7 +2405,7 @@
                 <w:b/>
                 <w:sz w:val="19"/>
               </w:rPr>
-              <w:t>Smoke</w:t>
+              <w:t>Glass</w:t>
             </w:r>
             <w:r>
               <w:rPr>
@@ -2393,7 +2416,7 @@
         </w:tc>
         <w:tc>
           <w:tcPr>
-            <w:tcW w:type="dxa" w:w="1872"/>
+            <w:tcW w:type="dxa" w:w="1728"/>
           </w:tcPr>
           <w:p>
             <w:r/>
@@ -2401,13 +2424,13 @@
               <w:rPr>
                 <w:sz w:val="19"/>
               </w:rPr>
-              <w:t>Earth + Fire</w:t>
+              <w:t>Earth + Air</w:t>
             </w:r>
           </w:p>
         </w:tc>
         <w:tc>
           <w:tcPr>
-            <w:tcW w:type="dxa" w:w="5760"/>
+            <w:tcW w:type="dxa" w:w="6048"/>
           </w:tcPr>
           <w:p>
             <w:r/>
@@ -2415,7 +2438,7 @@
               <w:rPr>
                 <w:sz w:val="19"/>
               </w:rPr>
-              <w:t>Concealment, suffocation. “The Smoking Mirror”: a surface that shows what the world hides.</w:t>
+              <w:t>Earth seized by air and made impossibly thin — transparent, silent, lethal when broken. Precise and reactive: a shard in the dark, powder in the eyes, a globe that waits to shatter.</w:t>
             </w:r>
           </w:p>
         </w:tc>
@@ -2423,7 +2446,7 @@
       <w:tr>
         <w:tc>
           <w:tcPr>
-            <w:tcW w:type="dxa" w:w="1584"/>
+            <w:tcW w:type="dxa" w:w="1440"/>
             <w:shd w:val="clear" w:color="auto" w:fill="FAF6EC"/>
           </w:tcPr>
           <w:p>
@@ -2438,7 +2461,7 @@
                 <w:b/>
                 <w:sz w:val="19"/>
               </w:rPr>
-              <w:t>Cloud</w:t>
+              <w:t>Smoke</w:t>
             </w:r>
             <w:r>
               <w:rPr>
@@ -2449,7 +2472,7 @@
         </w:tc>
         <w:tc>
           <w:tcPr>
-            <w:tcW w:type="dxa" w:w="1872"/>
+            <w:tcW w:type="dxa" w:w="1728"/>
             <w:shd w:val="clear" w:color="auto" w:fill="FAF6EC"/>
           </w:tcPr>
           <w:p>
@@ -2458,13 +2481,13 @@
               <w:rPr>
                 <w:sz w:val="19"/>
               </w:rPr>
-              <w:t>Water + Air</w:t>
+              <w:t>Earth + Fire</w:t>
             </w:r>
           </w:p>
         </w:tc>
         <w:tc>
           <w:tcPr>
-            <w:tcW w:type="dxa" w:w="5760"/>
+            <w:tcW w:type="dxa" w:w="6048"/>
             <w:shd w:val="clear" w:color="auto" w:fill="FAF6EC"/>
           </w:tcPr>
           <w:p>
@@ -2473,7 +2496,7 @@
               <w:rPr>
                 <w:sz w:val="19"/>
               </w:rPr>
-              <w:t>Transience, sovereignty, height. The sovereign nagas who dwell between rain and stars.</w:t>
+              <w:t>Concealment, suffocation, transformation. Neither solid nor flame — it lingers, blinds, creeps into lungs and minds. “The Smoking Mirror”: a surface that shows what the world hides.</w:t>
             </w:r>
           </w:p>
         </w:tc>
@@ -2481,7 +2504,7 @@
       <w:tr>
         <w:tc>
           <w:tcPr>
-            <w:tcW w:type="dxa" w:w="1584"/>
+            <w:tcW w:type="dxa" w:w="1440"/>
           </w:tcPr>
           <w:p>
             <w:r/>
@@ -2495,7 +2518,7 @@
                 <w:b/>
                 <w:sz w:val="19"/>
               </w:rPr>
-              <w:t>Steam</w:t>
+              <w:t>Mud</w:t>
             </w:r>
             <w:r>
               <w:rPr>
@@ -2506,7 +2529,7 @@
         </w:tc>
         <w:tc>
           <w:tcPr>
-            <w:tcW w:type="dxa" w:w="1872"/>
+            <w:tcW w:type="dxa" w:w="1728"/>
           </w:tcPr>
           <w:p>
             <w:r/>
@@ -2514,13 +2537,13 @@
               <w:rPr>
                 <w:sz w:val="19"/>
               </w:rPr>
-              <w:t>Water + Fire</w:t>
+              <w:t>Earth + Water</w:t>
             </w:r>
           </w:p>
         </w:tc>
         <w:tc>
           <w:tcPr>
-            <w:tcW w:type="dxa" w:w="5760"/>
+            <w:tcW w:type="dxa" w:w="6048"/>
           </w:tcPr>
           <w:p>
             <w:r/>
@@ -2528,7 +2551,7 @@
               <w:rPr>
                 <w:sz w:val="19"/>
               </w:rPr>
-              <w:t>Purification and eruption. Healing mists; geysers that hurl enemies skyward.</w:t>
+              <w:t>Corruption, weight, tenacity. The endurance of earth with the corrosion of water — patient, heavy, suffocating; slow but relentless, hard to wash off.</w:t>
             </w:r>
           </w:p>
         </w:tc>
@@ -2536,7 +2559,7 @@
       <w:tr>
         <w:tc>
           <w:tcPr>
-            <w:tcW w:type="dxa" w:w="1584"/>
+            <w:tcW w:type="dxa" w:w="1440"/>
             <w:shd w:val="clear" w:color="auto" w:fill="FAF6EC"/>
           </w:tcPr>
           <w:p>
@@ -2551,7 +2574,7 @@
                 <w:b/>
                 <w:sz w:val="19"/>
               </w:rPr>
-              <w:t>Rainbow</w:t>
+              <w:t>Cloud</w:t>
             </w:r>
             <w:r>
               <w:rPr>
@@ -2562,7 +2585,7 @@
         </w:tc>
         <w:tc>
           <w:tcPr>
-            <w:tcW w:type="dxa" w:w="1872"/>
+            <w:tcW w:type="dxa" w:w="1728"/>
             <w:shd w:val="clear" w:color="auto" w:fill="FAF6EC"/>
           </w:tcPr>
           <w:p>
@@ -2571,13 +2594,13 @@
               <w:rPr>
                 <w:sz w:val="19"/>
               </w:rPr>
-              <w:t>Space + White</w:t>
+              <w:t>Water + Air</w:t>
             </w:r>
           </w:p>
         </w:tc>
         <w:tc>
           <w:tcPr>
-            <w:tcW w:type="dxa" w:w="5760"/>
+            <w:tcW w:type="dxa" w:w="6048"/>
             <w:shd w:val="clear" w:color="auto" w:fill="FAF6EC"/>
           </w:tcPr>
           <w:p>
@@ -2586,7 +2609,7 @@
               <w:rPr>
                 <w:sz w:val="19"/>
               </w:rPr>
-              <w:t>Prismatic chaos — every spell rolls its own dice. To master it is to see reality as a play of light.</w:t>
+              <w:t>Transience, sovereignty, height. Slips past barriers, sheds damage like rain, carries the party home on a breath of wind. The sovereign nagas who dwell between the rain and the stars.</w:t>
             </w:r>
           </w:p>
         </w:tc>
@@ -2594,7 +2617,7 @@
       <w:tr>
         <w:tc>
           <w:tcPr>
-            <w:tcW w:type="dxa" w:w="1584"/>
+            <w:tcW w:type="dxa" w:w="1440"/>
           </w:tcPr>
           <w:p>
             <w:r/>
@@ -2608,7 +2631,7 @@
                 <w:b/>
                 <w:sz w:val="19"/>
               </w:rPr>
-              <w:t>Tummo</w:t>
+              <w:t>Steam</w:t>
             </w:r>
             <w:r>
               <w:rPr>
@@ -2619,7 +2642,7 @@
         </w:tc>
         <w:tc>
           <w:tcPr>
-            <w:tcW w:type="dxa" w:w="1872"/>
+            <w:tcW w:type="dxa" w:w="1728"/>
           </w:tcPr>
           <w:p>
             <w:r/>
@@ -2627,13 +2650,13 @@
               <w:rPr>
                 <w:sz w:val="19"/>
               </w:rPr>
-              <w:t>Fire + Air</w:t>
+              <w:t>Water + Fire</w:t>
             </w:r>
           </w:p>
         </w:tc>
         <w:tc>
           <w:tcPr>
-            <w:tcW w:type="dxa" w:w="5760"/>
+            <w:tcW w:type="dxa" w:w="6048"/>
           </w:tcPr>
           <w:p>
             <w:r/>
@@ -2641,7 +2664,7 @@
               <w:rPr>
                 <w:sz w:val="19"/>
               </w:rPr>
-              <w:t>Inner yogic heat — the flame that melts the crown and blazes up the spine.</w:t>
+              <w:t>Purification and eruption. Healing mists that strip poison from allies; geysers that hurl enemies skyward; lingering fog that sears those who linger.</w:t>
             </w:r>
           </w:p>
         </w:tc>
@@ -2649,7 +2672,7 @@
       <w:tr>
         <w:tc>
           <w:tcPr>
-            <w:tcW w:type="dxa" w:w="1584"/>
+            <w:tcW w:type="dxa" w:w="1440"/>
             <w:shd w:val="clear" w:color="auto" w:fill="FAF6EC"/>
           </w:tcPr>
           <w:p>
@@ -2664,7 +2687,7 @@
                 <w:b/>
                 <w:sz w:val="19"/>
               </w:rPr>
-              <w:t>Luminosity</w:t>
+              <w:t>Rainbow</w:t>
             </w:r>
             <w:r>
               <w:rPr>
@@ -2675,7 +2698,7 @@
         </w:tc>
         <w:tc>
           <w:tcPr>
-            <w:tcW w:type="dxa" w:w="1872"/>
+            <w:tcW w:type="dxa" w:w="1728"/>
             <w:shd w:val="clear" w:color="auto" w:fill="FAF6EC"/>
           </w:tcPr>
           <w:p>
@@ -2684,13 +2707,13 @@
               <w:rPr>
                 <w:sz w:val="19"/>
               </w:rPr>
-              <w:t>Fire + Space</w:t>
+              <w:t>Space + White</w:t>
             </w:r>
           </w:p>
         </w:tc>
         <w:tc>
           <w:tcPr>
-            <w:tcW w:type="dxa" w:w="5760"/>
+            <w:tcW w:type="dxa" w:w="6048"/>
             <w:shd w:val="clear" w:color="auto" w:fill="FAF6EC"/>
           </w:tcPr>
           <w:p>
@@ -2699,7 +2722,120 @@
               <w:rPr>
                 <w:sz w:val="19"/>
               </w:rPr>
-              <w:t>The clear light of awareness itself; pierces all deception.</w:t>
+              <w:t>Prismatic chaos, revelation. Every spell rolls its own dice — blind, charm, heal, or burn. To master it is to see reality itself as a display of light.</w:t>
+            </w:r>
+          </w:p>
+        </w:tc>
+      </w:tr>
+      <w:tr>
+        <w:tc>
+          <w:tcPr>
+            <w:tcW w:type="dxa" w:w="1440"/>
+          </w:tcPr>
+          <w:p>
+            <w:r/>
+            <w:r>
+              <w:rPr>
+                <w:sz w:val="19"/>
+              </w:rPr>
+            </w:r>
+            <w:r>
+              <w:rPr>
+                <w:b/>
+                <w:sz w:val="19"/>
+              </w:rPr>
+              <w:t>Tummo</w:t>
+            </w:r>
+            <w:r>
+              <w:rPr>
+                <w:sz w:val="19"/>
+              </w:rPr>
+            </w:r>
+          </w:p>
+        </w:tc>
+        <w:tc>
+          <w:tcPr>
+            <w:tcW w:type="dxa" w:w="1728"/>
+          </w:tcPr>
+          <w:p>
+            <w:r/>
+            <w:r>
+              <w:rPr>
+                <w:sz w:val="19"/>
+              </w:rPr>
+              <w:t>Fire + Air</w:t>
+            </w:r>
+          </w:p>
+        </w:tc>
+        <w:tc>
+          <w:tcPr>
+            <w:tcW w:type="dxa" w:w="6048"/>
+          </w:tcPr>
+          <w:p>
+            <w:r/>
+            <w:r>
+              <w:rPr>
+                <w:sz w:val="19"/>
+              </w:rPr>
+              <w:t>Inner yogic heat — the flame that melts the crown and blazes up the secret channels. Transforms the caster rather than the world.</w:t>
+            </w:r>
+          </w:p>
+        </w:tc>
+      </w:tr>
+      <w:tr>
+        <w:tc>
+          <w:tcPr>
+            <w:tcW w:type="dxa" w:w="1440"/>
+            <w:shd w:val="clear" w:color="auto" w:fill="FAF6EC"/>
+          </w:tcPr>
+          <w:p>
+            <w:r/>
+            <w:r>
+              <w:rPr>
+                <w:sz w:val="19"/>
+              </w:rPr>
+            </w:r>
+            <w:r>
+              <w:rPr>
+                <w:b/>
+                <w:sz w:val="19"/>
+              </w:rPr>
+              <w:t>Luminosity</w:t>
+            </w:r>
+            <w:r>
+              <w:rPr>
+                <w:sz w:val="19"/>
+              </w:rPr>
+            </w:r>
+          </w:p>
+        </w:tc>
+        <w:tc>
+          <w:tcPr>
+            <w:tcW w:type="dxa" w:w="1728"/>
+            <w:shd w:val="clear" w:color="auto" w:fill="FAF6EC"/>
+          </w:tcPr>
+          <w:p>
+            <w:r/>
+            <w:r>
+              <w:rPr>
+                <w:sz w:val="19"/>
+              </w:rPr>
+              <w:t>Fire + Space</w:t>
+            </w:r>
+          </w:p>
+        </w:tc>
+        <w:tc>
+          <w:tcPr>
+            <w:tcW w:type="dxa" w:w="6048"/>
+            <w:shd w:val="clear" w:color="auto" w:fill="FAF6EC"/>
+          </w:tcPr>
+          <w:p>
+            <w:r/>
+            <w:r>
+              <w:rPr>
+                <w:sz w:val="19"/>
+              </w:rPr>
+              <w:t>The clear light of awareness itself — not sun or flame but the light of the mind. Vision that pierces all deception; illusions so vivid they fool those who know better.</w:t>
             </w:r>
           </w:p>
         </w:tc>
@@ -3177,7 +3313,7 @@
           <w:b w:val="0"/>
           <w:i w:val="0"/>
         </w:rPr>
-        <w:t xml:space="preserve"> across Hell and the Hungry Ghost realm (more planned). Each is a soul with a </w:t>
+        <w:t xml:space="preserve"> across Hell and the Hungry Ghost realm (more planned for the higher worlds). Each is a soul with a </w:t>
       </w:r>
       <w:r>
         <w:rPr>
@@ -3191,7 +3327,18 @@
           <w:b w:val="0"/>
           <w:i w:val="0"/>
         </w:rPr>
-        <w:t xml:space="preserve"> — how they got here, and what they can't let go of. A selection:</w:t>
+        <w:t xml:space="preserve"> — how they got here, and what they can't let go of. Here is the full roster; their range is the emotional range of the whole game.</w:t>
+      </w:r>
+    </w:p>
+    <w:p>
+      <w:pPr>
+        <w:pStyle w:val="Heading2"/>
+      </w:pPr>
+      <w:r>
+        <w:rPr>
+          <w:color w:val="3A2A5A"/>
+        </w:rPr>
+        <w:t>Hell — the damned (24)</w:t>
       </w:r>
     </w:p>
     <w:tbl>
@@ -3202,8 +3349,9 @@
         <w:tblLook w:firstColumn="1" w:firstRow="1" w:lastColumn="0" w:lastRow="0" w:noHBand="0" w:noVBand="1" w:val="04A0"/>
       </w:tblPr>
       <w:tblGrid>
-        <w:gridCol w:w="4320"/>
-        <w:gridCol w:w="4320"/>
+        <w:gridCol w:w="2880"/>
+        <w:gridCol w:w="2880"/>
+        <w:gridCol w:w="2880"/>
       </w:tblGrid>
       <w:tr>
         <w:tc>
@@ -3225,7 +3373,7 @@
         </w:tc>
         <w:tc>
           <w:tcPr>
-            <w:tcW w:type="dxa" w:w="7200"/>
+            <w:tcW w:type="dxa" w:w="1296"/>
             <w:shd w:val="clear" w:color="auto" w:fill="F3E9CF"/>
           </w:tcPr>
           <w:p>
@@ -3236,7 +3384,24 @@
                 <w:color w:val="5A3D0A"/>
                 <w:sz w:val="20"/>
               </w:rPr>
-              <w:t>Who they are</w:t>
+              <w:t>Birth</w:t>
+            </w:r>
+          </w:p>
+        </w:tc>
+        <w:tc>
+          <w:tcPr>
+            <w:tcW w:type="dxa" w:w="5904"/>
+            <w:shd w:val="clear" w:color="auto" w:fill="F3E9CF"/>
+          </w:tcPr>
+          <w:p>
+            <w:r/>
+            <w:r>
+              <w:rPr>
+                <w:b/>
+                <w:color w:val="5A3D0A"/>
+                <w:sz w:val="20"/>
+              </w:rPr>
+              <w:t>In a nutshell</w:t>
             </w:r>
           </w:p>
         </w:tc>
@@ -3269,7 +3434,7 @@
         </w:tc>
         <w:tc>
           <w:tcPr>
-            <w:tcW w:type="dxa" w:w="7200"/>
+            <w:tcW w:type="dxa" w:w="1296"/>
           </w:tcPr>
           <w:p>
             <w:r/>
@@ -3277,7 +3442,21 @@
               <w:rPr>
                 <w:sz w:val="19"/>
               </w:rPr>
-              <w:t>A red devil cast out of the Infernal Guard for showing mercy to a damned soul. Carries the contradiction quietly.</w:t>
+              <w:t>Red Devil</w:t>
+            </w:r>
+          </w:p>
+        </w:tc>
+        <w:tc>
+          <w:tcPr>
+            <w:tcW w:type="dxa" w:w="5904"/>
+          </w:tcPr>
+          <w:p>
+            <w:r/>
+            <w:r>
+              <w:rPr>
+                <w:sz w:val="19"/>
+              </w:rPr>
+              <w:t>Cast out of the Infernal Guard for showing mercy to a damned soul. Carries the contradiction quietly.</w:t>
             </w:r>
           </w:p>
         </w:tc>
@@ -3300,7 +3479,7 @@
                 <w:b/>
                 <w:sz w:val="19"/>
               </w:rPr>
-              <w:t>Water Lily</w:t>
+              <w:t>Serji</w:t>
             </w:r>
             <w:r>
               <w:rPr>
@@ -3311,7 +3490,7 @@
         </w:tc>
         <w:tc>
           <w:tcPr>
-            <w:tcW w:type="dxa" w:w="7200"/>
+            <w:tcW w:type="dxa" w:w="1296"/>
             <w:shd w:val="clear" w:color="auto" w:fill="FAF6EC"/>
           </w:tcPr>
           <w:p>
@@ -3320,7 +3499,22 @@
               <w:rPr>
                 <w:sz w:val="19"/>
               </w:rPr>
-              <w:t>A village girl drowned for loving another girl. Very quiet ever since — but her stillness is not grief.</w:t>
+              <w:t>Red Devil</w:t>
+            </w:r>
+          </w:p>
+        </w:tc>
+        <w:tc>
+          <w:tcPr>
+            <w:tcW w:type="dxa" w:w="5904"/>
+            <w:shd w:val="clear" w:color="auto" w:fill="FAF6EC"/>
+          </w:tcPr>
+          <w:p>
+            <w:r/>
+            <w:r>
+              <w:rPr>
+                <w:sz w:val="19"/>
+              </w:rPr>
+              <w:t>The biggest man in the hot-hell gym — and the one who walked out. Not because he won, but because winning there stopped meaning anything.</w:t>
             </w:r>
           </w:p>
         </w:tc>
@@ -3342,7 +3536,7 @@
                 <w:b/>
                 <w:sz w:val="19"/>
               </w:rPr>
-              <w:t>Tejasimha</w:t>
+              <w:t>Red Peony</w:t>
             </w:r>
             <w:r>
               <w:rPr>
@@ -3353,7 +3547,7 @@
         </w:tc>
         <w:tc>
           <w:tcPr>
-            <w:tcW w:type="dxa" w:w="7200"/>
+            <w:tcW w:type="dxa" w:w="1296"/>
           </w:tcPr>
           <w:p>
             <w:r/>
@@ -3361,7 +3555,21 @@
               <w:rPr>
                 <w:sz w:val="19"/>
               </w:rPr>
-              <w:t>An arsonist who died laughing in a fire he set — hearty, genuine laughter, right to the end.</w:t>
+              <w:t>Red Devil</w:t>
+            </w:r>
+          </w:p>
+        </w:tc>
+        <w:tc>
+          <w:tcPr>
+            <w:tcW w:type="dxa" w:w="5904"/>
+          </w:tcPr>
+          <w:p>
+            <w:r/>
+            <w:r>
+              <w:rPr>
+                <w:sz w:val="19"/>
+              </w:rPr>
+              <w:t>Carries a two-handed club the size of a small tree and moves like she knows exactly how much space she takes up. A lot.</w:t>
             </w:r>
           </w:p>
         </w:tc>
@@ -3384,7 +3592,7 @@
                 <w:b/>
                 <w:sz w:val="19"/>
               </w:rPr>
-              <w:t>Samvibrahmi</w:t>
+              <w:t>Raktamatta</w:t>
             </w:r>
             <w:r>
               <w:rPr>
@@ -3395,7 +3603,7 @@
         </w:tc>
         <w:tc>
           <w:tcPr>
-            <w:tcW w:type="dxa" w:w="7200"/>
+            <w:tcW w:type="dxa" w:w="1296"/>
             <w:shd w:val="clear" w:color="auto" w:fill="FAF6EC"/>
           </w:tcPr>
           <w:p>
@@ -3404,7 +3612,22 @@
               <w:rPr>
                 <w:sz w:val="19"/>
               </w:rPr>
-              <w:t>A warlord so paranoid he prepared for every threat. Killed by a cabbage cart. Still doesn't know how they did it.</w:t>
+              <w:t>Red Devil</w:t>
+            </w:r>
+          </w:p>
+        </w:tc>
+        <w:tc>
+          <w:tcPr>
+            <w:tcW w:type="dxa" w:w="5904"/>
+            <w:shd w:val="clear" w:color="auto" w:fill="FAF6EC"/>
+          </w:tcPr>
+          <w:p>
+            <w:r/>
+            <w:r>
+              <w:rPr>
+                <w:sz w:val="19"/>
+              </w:rPr>
+              <w:t>A law-abiding butcher who followed every regulation and enjoyed his work with a thoroughness that made inspectors nervous.</w:t>
             </w:r>
           </w:p>
         </w:tc>
@@ -3426,7 +3649,7 @@
                 <w:b/>
                 <w:sz w:val="19"/>
               </w:rPr>
-              <w:t>Sineater Thirteen</w:t>
+              <w:t>Jawbreaker</w:t>
             </w:r>
             <w:r>
               <w:rPr>
@@ -3437,7 +3660,7 @@
         </w:tc>
         <w:tc>
           <w:tcPr>
-            <w:tcW w:type="dxa" w:w="7200"/>
+            <w:tcW w:type="dxa" w:w="1296"/>
           </w:tcPr>
           <w:p>
             <w:r/>
@@ -3445,7 +3668,21 @@
               <w:rPr>
                 <w:sz w:val="19"/>
               </w:rPr>
-              <w:t>A splinter of dark energy from a shattered primordial being. Has absorbed twelve previous identities and is still hungry.</w:t>
+              <w:t>Red Devil</w:t>
+            </w:r>
+          </w:p>
+        </w:tc>
+        <w:tc>
+          <w:tcPr>
+            <w:tcW w:type="dxa" w:w="5904"/>
+          </w:tcPr>
+          <w:p>
+            <w:r/>
+            <w:r>
+              <w:rPr>
+                <w:sz w:val="19"/>
+              </w:rPr>
+              <w:t>Fast, reckless, deeply committed to the principle that the best defence is a fractured orbital bone. Picks pockets while they're down.</w:t>
             </w:r>
           </w:p>
         </w:tc>
@@ -3468,7 +3705,7 @@
                 <w:b/>
                 <w:sz w:val="19"/>
               </w:rPr>
-              <w:t>Kripana</w:t>
+              <w:t>Tejasimha</w:t>
             </w:r>
             <w:r>
               <w:rPr>
@@ -3479,7 +3716,7 @@
         </w:tc>
         <w:tc>
           <w:tcPr>
-            <w:tcW w:type="dxa" w:w="7200"/>
+            <w:tcW w:type="dxa" w:w="1296"/>
             <w:shd w:val="clear" w:color="auto" w:fill="FAF6EC"/>
           </w:tcPr>
           <w:p>
@@ -3488,7 +3725,22 @@
               <w:rPr>
                 <w:sz w:val="19"/>
               </w:rPr>
-              <w:t>A miser who died sitting on his gold. The gold is gone now. The hunger is not.</w:t>
+              <w:t>Red Devil</w:t>
+            </w:r>
+          </w:p>
+        </w:tc>
+        <w:tc>
+          <w:tcPr>
+            <w:tcW w:type="dxa" w:w="5904"/>
+            <w:shd w:val="clear" w:color="auto" w:fill="FAF6EC"/>
+          </w:tcPr>
+          <w:p>
+            <w:r/>
+            <w:r>
+              <w:rPr>
+                <w:sz w:val="19"/>
+              </w:rPr>
+              <w:t>First matches, then houses, then whole districts. Died laughing in a fire he started — genuine laughter, right to the end.</w:t>
             </w:r>
           </w:p>
         </w:tc>
@@ -3510,7 +3762,7 @@
                 <w:b/>
                 <w:sz w:val="19"/>
               </w:rPr>
-              <w:t>Nurse Bones</w:t>
+              <w:t>Water Lily</w:t>
             </w:r>
             <w:r>
               <w:rPr>
@@ -3521,7 +3773,7 @@
         </w:tc>
         <w:tc>
           <w:tcPr>
-            <w:tcW w:type="dxa" w:w="7200"/>
+            <w:tcW w:type="dxa" w:w="1296"/>
           </w:tcPr>
           <w:p>
             <w:r/>
@@ -3529,7 +3781,21 @@
               <w:rPr>
                 <w:sz w:val="19"/>
               </w:rPr>
-              <w:t>A skeleton, non-violent by choice, who patches up whoever needs it — including enemies, to the party's occasional inconvenience.</w:t>
+              <w:t>Blue Devil</w:t>
+            </w:r>
+          </w:p>
+        </w:tc>
+        <w:tc>
+          <w:tcPr>
+            <w:tcW w:type="dxa" w:w="5904"/>
+          </w:tcPr>
+          <w:p>
+            <w:r/>
+            <w:r>
+              <w:rPr>
+                <w:sz w:val="19"/>
+              </w:rPr>
+              <w:t>A village girl drowned for being found in bed with another girl. Very quiet ever since — but her stillness is not grief.</w:t>
             </w:r>
           </w:p>
         </w:tc>
@@ -3552,7 +3818,7 @@
                 <w:b/>
                 <w:sz w:val="19"/>
               </w:rPr>
-              <w:t>Nyingje</w:t>
+              <w:t>Dvijihva</w:t>
             </w:r>
             <w:r>
               <w:rPr>
@@ -3563,7 +3829,7 @@
         </w:tc>
         <w:tc>
           <w:tcPr>
-            <w:tcW w:type="dxa" w:w="7200"/>
+            <w:tcW w:type="dxa" w:w="1296"/>
             <w:shd w:val="clear" w:color="auto" w:fill="FAF6EC"/>
           </w:tcPr>
           <w:p>
@@ -3572,7 +3838,22 @@
               <w:rPr>
                 <w:sz w:val="19"/>
               </w:rPr>
-              <w:t>A silver skeleton who vowed to stay until every being in the realm finds its way out. Still here. Still trying.</w:t>
+              <w:t>Blue Devil</w:t>
+            </w:r>
+          </w:p>
+        </w:tc>
+        <w:tc>
+          <w:tcPr>
+            <w:tcW w:type="dxa" w:w="5904"/>
+            <w:shd w:val="clear" w:color="auto" w:fill="FAF6EC"/>
+          </w:tcPr>
+          <w:p>
+            <w:r/>
+            <w:r>
+              <w:rPr>
+                <w:sz w:val="19"/>
+              </w:rPr>
+              <w:t>A sorcerer-for-hire who worked two rival clients at once. Killed when they compared notes. Considers it an occupational hazard.</w:t>
             </w:r>
           </w:p>
         </w:tc>
@@ -3594,7 +3875,7 @@
                 <w:b/>
                 <w:sz w:val="19"/>
               </w:rPr>
-              <w:t>Chöki</w:t>
+              <w:t>Yaga Mataji</w:t>
             </w:r>
             <w:r>
               <w:rPr>
@@ -3605,7 +3886,7 @@
         </w:tc>
         <w:tc>
           <w:tcPr>
-            <w:tcW w:type="dxa" w:w="7200"/>
+            <w:tcW w:type="dxa" w:w="1296"/>
           </w:tcPr>
           <w:p>
             <w:r/>
@@ -3613,7 +3894,21 @@
               <w:rPr>
                 <w:sz w:val="19"/>
               </w:rPr>
-              <w:t>Lost her whole village to a flash flood, drowned herself three days later, and still isn't sure what she's waiting for.</w:t>
+              <w:t>Blue Devil</w:t>
+            </w:r>
+          </w:p>
+        </w:tc>
+        <w:tc>
+          <w:tcPr>
+            <w:tcW w:type="dxa" w:w="5904"/>
+          </w:tcPr>
+          <w:p>
+            <w:r/>
+            <w:r>
+              <w:rPr>
+                <w:sz w:val="19"/>
+              </w:rPr>
+              <w:t>An old innkeeper who poisoned guests she found sinful. Specific criteria, precise dosing, excellent records.</w:t>
             </w:r>
           </w:p>
         </w:tc>
@@ -3636,7 +3931,7 @@
                 <w:b/>
                 <w:sz w:val="19"/>
               </w:rPr>
-              <w:t>The Chronicler</w:t>
+              <w:t>Niyamendra</w:t>
             </w:r>
             <w:r>
               <w:rPr>
@@ -3647,7 +3942,7 @@
         </w:tc>
         <w:tc>
           <w:tcPr>
-            <w:tcW w:type="dxa" w:w="7200"/>
+            <w:tcW w:type="dxa" w:w="1296"/>
             <w:shd w:val="clear" w:color="auto" w:fill="FAF6EC"/>
           </w:tcPr>
           <w:p>
@@ -3656,7 +3951,22 @@
               <w:rPr>
                 <w:sz w:val="19"/>
               </w:rPr>
-              <w:t>A turquoise skeleton who remembers the genealogies of peoples who left no other trace anywhere in the six worlds. Recites them anyway. Someone has to.</w:t>
+              <w:t>Blue Devil</w:t>
+            </w:r>
+          </w:p>
+        </w:tc>
+        <w:tc>
+          <w:tcPr>
+            <w:tcW w:type="dxa" w:w="5904"/>
+            <w:shd w:val="clear" w:color="auto" w:fill="FAF6EC"/>
+          </w:tcPr>
+          <w:p>
+            <w:r/>
+            <w:r>
+              <w:rPr>
+                <w:sz w:val="19"/>
+              </w:rPr>
+              <w:t>A court bureaucrat who found his calling inventing regulations. Can freeze any process in place — paperwork is eternal.</w:t>
             </w:r>
           </w:p>
         </w:tc>
@@ -3678,7 +3988,7 @@
                 <w:b/>
                 <w:sz w:val="19"/>
               </w:rPr>
-              <w:t>Temba</w:t>
+              <w:t>Leraya</w:t>
             </w:r>
             <w:r>
               <w:rPr>
@@ -3689,7 +3999,7 @@
         </w:tc>
         <w:tc>
           <w:tcPr>
-            <w:tcW w:type="dxa" w:w="7200"/>
+            <w:tcW w:type="dxa" w:w="1296"/>
           </w:tcPr>
           <w:p>
             <w:r/>
@@ -3697,7 +4007,21 @@
               <w:rPr>
                 <w:sz w:val="19"/>
               </w:rPr>
-              <w:t>A warrior-king who united the clans by showing them what happens when people stop fighting long enough to eat. Never stopped being the outcast kid trying to feed people through a bad winter.</w:t>
+              <w:t>Green Devil</w:t>
+            </w:r>
+          </w:p>
+        </w:tc>
+        <w:tc>
+          <w:tcPr>
+            <w:tcW w:type="dxa" w:w="5904"/>
+          </w:tcPr>
+          <w:p>
+            <w:r/>
+            <w:r>
+              <w:rPr>
+                <w:sz w:val="19"/>
+              </w:rPr>
+              <w:t>A huntsman who grew bored with animals and started tracking people. The challenge was the point. Still tracking.</w:t>
             </w:r>
           </w:p>
         </w:tc>
@@ -3720,7 +4044,7 @@
                 <w:b/>
                 <w:sz w:val="19"/>
               </w:rPr>
-              <w:t>Iron Oath</w:t>
+              <w:t>Samvibrahmi</w:t>
             </w:r>
             <w:r>
               <w:rPr>
@@ -3731,7 +4055,7 @@
         </w:tc>
         <w:tc>
           <w:tcPr>
-            <w:tcW w:type="dxa" w:w="7200"/>
+            <w:tcW w:type="dxa" w:w="1296"/>
             <w:shd w:val="clear" w:color="auto" w:fill="FAF6EC"/>
           </w:tcPr>
           <w:p>
@@ -3740,7 +4064,2076 @@
               <w:rPr>
                 <w:sz w:val="19"/>
               </w:rPr>
-              <w:t>A soldier-skeleton who kept his post three hundred years because the order to stand down was never transmitted. Not pleased about being relieved of it.</w:t>
+              <w:t>Green Devil</w:t>
+            </w:r>
+          </w:p>
+        </w:tc>
+        <w:tc>
+          <w:tcPr>
+            <w:tcW w:type="dxa" w:w="5904"/>
+            <w:shd w:val="clear" w:color="auto" w:fill="FAF6EC"/>
+          </w:tcPr>
+          <w:p>
+            <w:r/>
+            <w:r>
+              <w:rPr>
+                <w:sz w:val="19"/>
+              </w:rPr>
+              <w:t>So paranoid he prepared for every conceivable assassination. Killed by a cabbage cart. Still doesn't know how they did it.</w:t>
+            </w:r>
+          </w:p>
+        </w:tc>
+      </w:tr>
+      <w:tr>
+        <w:tc>
+          <w:tcPr>
+            <w:tcW w:type="dxa" w:w="2160"/>
+          </w:tcPr>
+          <w:p>
+            <w:r/>
+            <w:r>
+              <w:rPr>
+                <w:sz w:val="19"/>
+              </w:rPr>
+            </w:r>
+            <w:r>
+              <w:rPr>
+                <w:b/>
+                <w:sz w:val="19"/>
+              </w:rPr>
+              <w:t>Vāyuvega</w:t>
+            </w:r>
+            <w:r>
+              <w:rPr>
+                <w:sz w:val="19"/>
+              </w:rPr>
+            </w:r>
+          </w:p>
+        </w:tc>
+        <w:tc>
+          <w:tcPr>
+            <w:tcW w:type="dxa" w:w="1296"/>
+          </w:tcPr>
+          <w:p>
+            <w:r/>
+            <w:r>
+              <w:rPr>
+                <w:sz w:val="19"/>
+              </w:rPr>
+              <w:t>Green Devil</w:t>
+            </w:r>
+          </w:p>
+        </w:tc>
+        <w:tc>
+          <w:tcPr>
+            <w:tcW w:type="dxa" w:w="5904"/>
+          </w:tcPr>
+          <w:p>
+            <w:r/>
+            <w:r>
+              <w:rPr>
+                <w:sz w:val="19"/>
+              </w:rPr>
+              <w:t>A gang's battle mage — hit hard first, let the questions sort themselves out among the survivors.</w:t>
+            </w:r>
+          </w:p>
+        </w:tc>
+      </w:tr>
+      <w:tr>
+        <w:tc>
+          <w:tcPr>
+            <w:tcW w:type="dxa" w:w="2160"/>
+            <w:shd w:val="clear" w:color="auto" w:fill="FAF6EC"/>
+          </w:tcPr>
+          <w:p>
+            <w:r/>
+            <w:r>
+              <w:rPr>
+                <w:sz w:val="19"/>
+              </w:rPr>
+            </w:r>
+            <w:r>
+              <w:rPr>
+                <w:b/>
+                <w:sz w:val="19"/>
+              </w:rPr>
+              <w:t>Angulimāla</w:t>
+            </w:r>
+            <w:r>
+              <w:rPr>
+                <w:sz w:val="19"/>
+              </w:rPr>
+            </w:r>
+          </w:p>
+        </w:tc>
+        <w:tc>
+          <w:tcPr>
+            <w:tcW w:type="dxa" w:w="1296"/>
+            <w:shd w:val="clear" w:color="auto" w:fill="FAF6EC"/>
+          </w:tcPr>
+          <w:p>
+            <w:r/>
+            <w:r>
+              <w:rPr>
+                <w:sz w:val="19"/>
+              </w:rPr>
+              <w:t>Green Devil</w:t>
+            </w:r>
+          </w:p>
+        </w:tc>
+        <w:tc>
+          <w:tcPr>
+            <w:tcW w:type="dxa" w:w="5904"/>
+            <w:shd w:val="clear" w:color="auto" w:fill="FAF6EC"/>
+          </w:tcPr>
+          <w:p>
+            <w:r/>
+            <w:r>
+              <w:rPr>
+                <w:sz w:val="19"/>
+              </w:rPr>
+              <w:t>A syndicate executioner with a professional habit involving fingers. Fast, precise, oddly graceful about it.</w:t>
+            </w:r>
+          </w:p>
+        </w:tc>
+      </w:tr>
+      <w:tr>
+        <w:tc>
+          <w:tcPr>
+            <w:tcW w:type="dxa" w:w="2160"/>
+          </w:tcPr>
+          <w:p>
+            <w:r/>
+            <w:r>
+              <w:rPr>
+                <w:sz w:val="19"/>
+              </w:rPr>
+            </w:r>
+            <w:r>
+              <w:rPr>
+                <w:b/>
+                <w:sz w:val="19"/>
+              </w:rPr>
+              <w:t>Kanjus</w:t>
+            </w:r>
+            <w:r>
+              <w:rPr>
+                <w:sz w:val="19"/>
+              </w:rPr>
+            </w:r>
+          </w:p>
+        </w:tc>
+        <w:tc>
+          <w:tcPr>
+            <w:tcW w:type="dxa" w:w="1296"/>
+          </w:tcPr>
+          <w:p>
+            <w:r/>
+            <w:r>
+              <w:rPr>
+                <w:sz w:val="19"/>
+              </w:rPr>
+              <w:t>Yellow Devil</w:t>
+            </w:r>
+          </w:p>
+        </w:tc>
+        <w:tc>
+          <w:tcPr>
+            <w:tcW w:type="dxa" w:w="5904"/>
+          </w:tcPr>
+          <w:p>
+            <w:r/>
+            <w:r>
+              <w:rPr>
+                <w:sz w:val="19"/>
+              </w:rPr>
+              <w:t>Textile-manufactory owner; maximiser of profit, minimiser of worker wellbeing. Applies the same efficiency to whatever he joins.</w:t>
+            </w:r>
+          </w:p>
+        </w:tc>
+      </w:tr>
+      <w:tr>
+        <w:tc>
+          <w:tcPr>
+            <w:tcW w:type="dxa" w:w="2160"/>
+            <w:shd w:val="clear" w:color="auto" w:fill="FAF6EC"/>
+          </w:tcPr>
+          <w:p>
+            <w:r/>
+            <w:r>
+              <w:rPr>
+                <w:sz w:val="19"/>
+              </w:rPr>
+            </w:r>
+            <w:r>
+              <w:rPr>
+                <w:b/>
+                <w:sz w:val="19"/>
+              </w:rPr>
+              <w:t>Sarpatailaka</w:t>
+            </w:r>
+            <w:r>
+              <w:rPr>
+                <w:sz w:val="19"/>
+              </w:rPr>
+            </w:r>
+          </w:p>
+        </w:tc>
+        <w:tc>
+          <w:tcPr>
+            <w:tcW w:type="dxa" w:w="1296"/>
+            <w:shd w:val="clear" w:color="auto" w:fill="FAF6EC"/>
+          </w:tcPr>
+          <w:p>
+            <w:r/>
+            <w:r>
+              <w:rPr>
+                <w:sz w:val="19"/>
+              </w:rPr>
+              <w:t>Yellow Devil</w:t>
+            </w:r>
+          </w:p>
+        </w:tc>
+        <w:tc>
+          <w:tcPr>
+            <w:tcW w:type="dxa" w:w="5904"/>
+            <w:shd w:val="clear" w:color="auto" w:fill="FAF6EC"/>
+          </w:tcPr>
+          <w:p>
+            <w:r/>
+            <w:r>
+              <w:rPr>
+                <w:sz w:val="19"/>
+              </w:rPr>
+              <w:t>A trader in snake oil and false cures. The daggers are for customers who want a refund.</w:t>
+            </w:r>
+          </w:p>
+        </w:tc>
+      </w:tr>
+      <w:tr>
+        <w:tc>
+          <w:tcPr>
+            <w:tcW w:type="dxa" w:w="2160"/>
+          </w:tcPr>
+          <w:p>
+            <w:r/>
+            <w:r>
+              <w:rPr>
+                <w:sz w:val="19"/>
+              </w:rPr>
+            </w:r>
+            <w:r>
+              <w:rPr>
+                <w:b/>
+                <w:sz w:val="19"/>
+              </w:rPr>
+              <w:t>Shiny Needle</w:t>
+            </w:r>
+            <w:r>
+              <w:rPr>
+                <w:sz w:val="19"/>
+              </w:rPr>
+            </w:r>
+          </w:p>
+        </w:tc>
+        <w:tc>
+          <w:tcPr>
+            <w:tcW w:type="dxa" w:w="1296"/>
+          </w:tcPr>
+          <w:p>
+            <w:r/>
+            <w:r>
+              <w:rPr>
+                <w:sz w:val="19"/>
+              </w:rPr>
+              <w:t>Yellow Devil</w:t>
+            </w:r>
+          </w:p>
+        </w:tc>
+        <w:tc>
+          <w:tcPr>
+            <w:tcW w:type="dxa" w:w="5904"/>
+          </w:tcPr>
+          <w:p>
+            <w:r/>
+            <w:r>
+              <w:rPr>
+                <w:sz w:val="19"/>
+              </w:rPr>
+              <w:t>Drained the lifeforce of rivals through rehearsed enchantments to stay the prettiest. She called it skincare.</w:t>
+            </w:r>
+          </w:p>
+        </w:tc>
+      </w:tr>
+      <w:tr>
+        <w:tc>
+          <w:tcPr>
+            <w:tcW w:type="dxa" w:w="2160"/>
+            <w:shd w:val="clear" w:color="auto" w:fill="FAF6EC"/>
+          </w:tcPr>
+          <w:p>
+            <w:r/>
+            <w:r>
+              <w:rPr>
+                <w:sz w:val="19"/>
+              </w:rPr>
+            </w:r>
+            <w:r>
+              <w:rPr>
+                <w:b/>
+                <w:sz w:val="19"/>
+              </w:rPr>
+              <w:t>Princess Spiderface</w:t>
+            </w:r>
+            <w:r>
+              <w:rPr>
+                <w:sz w:val="19"/>
+              </w:rPr>
+            </w:r>
+          </w:p>
+        </w:tc>
+        <w:tc>
+          <w:tcPr>
+            <w:tcW w:type="dxa" w:w="1296"/>
+            <w:shd w:val="clear" w:color="auto" w:fill="FAF6EC"/>
+          </w:tcPr>
+          <w:p>
+            <w:r/>
+            <w:r>
+              <w:rPr>
+                <w:sz w:val="19"/>
+              </w:rPr>
+              <w:t>Black Devil</w:t>
+            </w:r>
+          </w:p>
+        </w:tc>
+        <w:tc>
+          <w:tcPr>
+            <w:tcW w:type="dxa" w:w="5904"/>
+            <w:shd w:val="clear" w:color="auto" w:fill="FAF6EC"/>
+          </w:tcPr>
+          <w:p>
+            <w:r/>
+            <w:r>
+              <w:rPr>
+                <w:sz w:val="19"/>
+              </w:rPr>
+              <w:t>Actually rather nice, though the face doesn't help first impressions. Calls the spirits she summons by name and asks how they've been.</w:t>
+            </w:r>
+          </w:p>
+        </w:tc>
+      </w:tr>
+      <w:tr>
+        <w:tc>
+          <w:tcPr>
+            <w:tcW w:type="dxa" w:w="2160"/>
+          </w:tcPr>
+          <w:p>
+            <w:r/>
+            <w:r>
+              <w:rPr>
+                <w:sz w:val="19"/>
+              </w:rPr>
+            </w:r>
+            <w:r>
+              <w:rPr>
+                <w:b/>
+                <w:sz w:val="19"/>
+              </w:rPr>
+              <w:t>Sineater Thirteen</w:t>
+            </w:r>
+            <w:r>
+              <w:rPr>
+                <w:sz w:val="19"/>
+              </w:rPr>
+            </w:r>
+          </w:p>
+        </w:tc>
+        <w:tc>
+          <w:tcPr>
+            <w:tcW w:type="dxa" w:w="1296"/>
+          </w:tcPr>
+          <w:p>
+            <w:r/>
+            <w:r>
+              <w:rPr>
+                <w:sz w:val="19"/>
+              </w:rPr>
+              <w:t>Black Devil</w:t>
+            </w:r>
+          </w:p>
+        </w:tc>
+        <w:tc>
+          <w:tcPr>
+            <w:tcW w:type="dxa" w:w="5904"/>
+          </w:tcPr>
+          <w:p>
+            <w:r/>
+            <w:r>
+              <w:rPr>
+                <w:sz w:val="19"/>
+              </w:rPr>
+              <w:t>A splinter of dark energy from a shattered primordial being. Has absorbed twelve previous identities and is still hungry.</w:t>
+            </w:r>
+          </w:p>
+        </w:tc>
+      </w:tr>
+      <w:tr>
+        <w:tc>
+          <w:tcPr>
+            <w:tcW w:type="dxa" w:w="2160"/>
+            <w:shd w:val="clear" w:color="auto" w:fill="FAF6EC"/>
+          </w:tcPr>
+          <w:p>
+            <w:r/>
+            <w:r>
+              <w:rPr>
+                <w:sz w:val="19"/>
+              </w:rPr>
+            </w:r>
+            <w:r>
+              <w:rPr>
+                <w:b/>
+                <w:sz w:val="19"/>
+              </w:rPr>
+              <w:t>Dyūtapati</w:t>
+            </w:r>
+            <w:r>
+              <w:rPr>
+                <w:sz w:val="19"/>
+              </w:rPr>
+            </w:r>
+          </w:p>
+        </w:tc>
+        <w:tc>
+          <w:tcPr>
+            <w:tcW w:type="dxa" w:w="1296"/>
+            <w:shd w:val="clear" w:color="auto" w:fill="FAF6EC"/>
+          </w:tcPr>
+          <w:p>
+            <w:r/>
+            <w:r>
+              <w:rPr>
+                <w:sz w:val="19"/>
+              </w:rPr>
+              <w:t>Black Devil</w:t>
+            </w:r>
+          </w:p>
+        </w:tc>
+        <w:tc>
+          <w:tcPr>
+            <w:tcW w:type="dxa" w:w="5904"/>
+            <w:shd w:val="clear" w:color="auto" w:fill="FAF6EC"/>
+          </w:tcPr>
+          <w:p>
+            <w:r/>
+            <w:r>
+              <w:rPr>
+                <w:sz w:val="19"/>
+              </w:rPr>
+              <w:t>Owner of a casino in hell — cigar lit, odds in his favour, smile present. The house wins. He is the house.</w:t>
+            </w:r>
+          </w:p>
+        </w:tc>
+      </w:tr>
+      <w:tr>
+        <w:tc>
+          <w:tcPr>
+            <w:tcW w:type="dxa" w:w="2160"/>
+          </w:tcPr>
+          <w:p>
+            <w:r/>
+            <w:r>
+              <w:rPr>
+                <w:sz w:val="19"/>
+              </w:rPr>
+            </w:r>
+            <w:r>
+              <w:rPr>
+                <w:b/>
+                <w:sz w:val="19"/>
+              </w:rPr>
+              <w:t>Coolhead Hotblood</w:t>
+            </w:r>
+            <w:r>
+              <w:rPr>
+                <w:sz w:val="19"/>
+              </w:rPr>
+            </w:r>
+          </w:p>
+        </w:tc>
+        <w:tc>
+          <w:tcPr>
+            <w:tcW w:type="dxa" w:w="1296"/>
+          </w:tcPr>
+          <w:p>
+            <w:r/>
+            <w:r>
+              <w:rPr>
+                <w:sz w:val="19"/>
+              </w:rPr>
+              <w:t>Black Devil</w:t>
+            </w:r>
+          </w:p>
+        </w:tc>
+        <w:tc>
+          <w:tcPr>
+            <w:tcW w:type="dxa" w:w="5904"/>
+          </w:tcPr>
+          <w:p>
+            <w:r/>
+            <w:r>
+              <w:rPr>
+                <w:sz w:val="19"/>
+              </w:rPr>
+              <w:t>A people-pleasing librarian who let frustration build like an alchemical retort until the seal broke. Found the experience clarifying.</w:t>
+            </w:r>
+          </w:p>
+        </w:tc>
+      </w:tr>
+      <w:tr>
+        <w:tc>
+          <w:tcPr>
+            <w:tcW w:type="dxa" w:w="2160"/>
+            <w:shd w:val="clear" w:color="auto" w:fill="FAF6EC"/>
+          </w:tcPr>
+          <w:p>
+            <w:r/>
+            <w:r>
+              <w:rPr>
+                <w:sz w:val="19"/>
+              </w:rPr>
+            </w:r>
+            <w:r>
+              <w:rPr>
+                <w:b/>
+                <w:sz w:val="19"/>
+              </w:rPr>
+              <w:t>Ayurmangala</w:t>
+            </w:r>
+            <w:r>
+              <w:rPr>
+                <w:sz w:val="19"/>
+              </w:rPr>
+            </w:r>
+          </w:p>
+        </w:tc>
+        <w:tc>
+          <w:tcPr>
+            <w:tcW w:type="dxa" w:w="1296"/>
+            <w:shd w:val="clear" w:color="auto" w:fill="FAF6EC"/>
+          </w:tcPr>
+          <w:p>
+            <w:r/>
+            <w:r>
+              <w:rPr>
+                <w:sz w:val="19"/>
+              </w:rPr>
+              <w:t>White Devil</w:t>
+            </w:r>
+          </w:p>
+        </w:tc>
+        <w:tc>
+          <w:tcPr>
+            <w:tcW w:type="dxa" w:w="5904"/>
+            <w:shd w:val="clear" w:color="auto" w:fill="FAF6EC"/>
+          </w:tcPr>
+          <w:p>
+            <w:r/>
+            <w:r>
+              <w:rPr>
+                <w:sz w:val="19"/>
+              </w:rPr>
+              <w:t>Fascinated by anatomy the way a botanist is by plants. Can be persuaded to forego vivisection — keeping you alive is a more interesting experiment.</w:t>
+            </w:r>
+          </w:p>
+        </w:tc>
+      </w:tr>
+      <w:tr>
+        <w:tc>
+          <w:tcPr>
+            <w:tcW w:type="dxa" w:w="2160"/>
+          </w:tcPr>
+          <w:p>
+            <w:r/>
+            <w:r>
+              <w:rPr>
+                <w:sz w:val="19"/>
+              </w:rPr>
+            </w:r>
+            <w:r>
+              <w:rPr>
+                <w:b/>
+                <w:sz w:val="19"/>
+              </w:rPr>
+              <w:t>Amlamarjari</w:t>
+            </w:r>
+            <w:r>
+              <w:rPr>
+                <w:sz w:val="19"/>
+              </w:rPr>
+            </w:r>
+          </w:p>
+        </w:tc>
+        <w:tc>
+          <w:tcPr>
+            <w:tcW w:type="dxa" w:w="1296"/>
+          </w:tcPr>
+          <w:p>
+            <w:r/>
+            <w:r>
+              <w:rPr>
+                <w:sz w:val="19"/>
+              </w:rPr>
+              <w:t>White Devil</w:t>
+            </w:r>
+          </w:p>
+        </w:tc>
+        <w:tc>
+          <w:tcPr>
+            <w:tcW w:type="dxa" w:w="5904"/>
+          </w:tcPr>
+          <w:p>
+            <w:r/>
+            <w:r>
+              <w:rPr>
+                <w:sz w:val="19"/>
+              </w:rPr>
+              <w:t>Party girl who patches up her comrades long after they can't go on. Excellent healing; chaotic bedside manner.</w:t>
+            </w:r>
+          </w:p>
+        </w:tc>
+      </w:tr>
+      <w:tr>
+        <w:tc>
+          <w:tcPr>
+            <w:tcW w:type="dxa" w:w="2160"/>
+            <w:shd w:val="clear" w:color="auto" w:fill="FAF6EC"/>
+          </w:tcPr>
+          <w:p>
+            <w:r/>
+            <w:r>
+              <w:rPr>
+                <w:sz w:val="19"/>
+              </w:rPr>
+            </w:r>
+            <w:r>
+              <w:rPr>
+                <w:b/>
+                <w:sz w:val="19"/>
+              </w:rPr>
+              <w:t>Vimohini</w:t>
+            </w:r>
+            <w:r>
+              <w:rPr>
+                <w:sz w:val="19"/>
+              </w:rPr>
+            </w:r>
+          </w:p>
+        </w:tc>
+        <w:tc>
+          <w:tcPr>
+            <w:tcW w:type="dxa" w:w="1296"/>
+            <w:shd w:val="clear" w:color="auto" w:fill="FAF6EC"/>
+          </w:tcPr>
+          <w:p>
+            <w:r/>
+            <w:r>
+              <w:rPr>
+                <w:sz w:val="19"/>
+              </w:rPr>
+              <w:t>White Devil</w:t>
+            </w:r>
+          </w:p>
+        </w:tc>
+        <w:tc>
+          <w:tcPr>
+            <w:tcW w:type="dxa" w:w="5904"/>
+            <w:shd w:val="clear" w:color="auto" w:fill="FAF6EC"/>
+          </w:tcPr>
+          <w:p>
+            <w:r/>
+            <w:r>
+              <w:rPr>
+                <w:sz w:val="19"/>
+              </w:rPr>
+              <w:t>A mystic whose visions were so vivid whole communities reshaped themselves around them. In hell, the visions have teeth.</w:t>
+            </w:r>
+          </w:p>
+        </w:tc>
+      </w:tr>
+    </w:tbl>
+    <w:p/>
+    <w:p>
+      <w:pPr>
+        <w:pStyle w:val="Heading2"/>
+      </w:pPr>
+      <w:r>
+        <w:rPr>
+          <w:color w:val="3A2A5A"/>
+        </w:rPr>
+        <w:t>The Hungry Ghost Realm — the restless dead (23)</w:t>
+      </w:r>
+    </w:p>
+    <w:tbl>
+      <w:tblPr>
+        <w:tblStyle w:val="TableGrid"/>
+        <w:tblW w:type="auto" w:w="0"/>
+        <w:jc w:val="center"/>
+        <w:tblLook w:firstColumn="1" w:firstRow="1" w:lastColumn="0" w:lastRow="0" w:noHBand="0" w:noVBand="1" w:val="04A0"/>
+      </w:tblPr>
+      <w:tblGrid>
+        <w:gridCol w:w="2880"/>
+        <w:gridCol w:w="2880"/>
+        <w:gridCol w:w="2880"/>
+      </w:tblGrid>
+      <w:tr>
+        <w:tc>
+          <w:tcPr>
+            <w:tcW w:type="dxa" w:w="2160"/>
+            <w:shd w:val="clear" w:color="auto" w:fill="F3E9CF"/>
+          </w:tcPr>
+          <w:p>
+            <w:r/>
+            <w:r>
+              <w:rPr>
+                <w:b/>
+                <w:color w:val="5A3D0A"/>
+                <w:sz w:val="20"/>
+              </w:rPr>
+              <w:t>Companion</w:t>
+            </w:r>
+          </w:p>
+        </w:tc>
+        <w:tc>
+          <w:tcPr>
+            <w:tcW w:type="dxa" w:w="1656"/>
+            <w:shd w:val="clear" w:color="auto" w:fill="F3E9CF"/>
+          </w:tcPr>
+          <w:p>
+            <w:r/>
+            <w:r>
+              <w:rPr>
+                <w:b/>
+                <w:color w:val="5A3D0A"/>
+                <w:sz w:val="20"/>
+              </w:rPr>
+              <w:t>Birth</w:t>
+            </w:r>
+          </w:p>
+        </w:tc>
+        <w:tc>
+          <w:tcPr>
+            <w:tcW w:type="dxa" w:w="5544"/>
+            <w:shd w:val="clear" w:color="auto" w:fill="F3E9CF"/>
+          </w:tcPr>
+          <w:p>
+            <w:r/>
+            <w:r>
+              <w:rPr>
+                <w:b/>
+                <w:color w:val="5A3D0A"/>
+                <w:sz w:val="20"/>
+              </w:rPr>
+              <w:t>In a nutshell</w:t>
+            </w:r>
+          </w:p>
+        </w:tc>
+      </w:tr>
+      <w:tr>
+        <w:tc>
+          <w:tcPr>
+            <w:tcW w:type="dxa" w:w="2160"/>
+          </w:tcPr>
+          <w:p>
+            <w:r/>
+            <w:r>
+              <w:rPr>
+                <w:sz w:val="19"/>
+              </w:rPr>
+            </w:r>
+            <w:r>
+              <w:rPr>
+                <w:b/>
+                <w:sz w:val="19"/>
+              </w:rPr>
+              <w:t>Tsering</w:t>
+            </w:r>
+            <w:r>
+              <w:rPr>
+                <w:sz w:val="19"/>
+              </w:rPr>
+            </w:r>
+          </w:p>
+        </w:tc>
+        <w:tc>
+          <w:tcPr>
+            <w:tcW w:type="dxa" w:w="1656"/>
+          </w:tcPr>
+          <w:p>
+            <w:r/>
+            <w:r>
+              <w:rPr>
+                <w:sz w:val="19"/>
+              </w:rPr>
+              <w:t>Rolang</w:t>
+            </w:r>
+          </w:p>
+        </w:tc>
+        <w:tc>
+          <w:tcPr>
+            <w:tcW w:type="dxa" w:w="5544"/>
+          </w:tcPr>
+          <w:p>
+            <w:r/>
+            <w:r>
+              <w:rPr>
+                <w:sz w:val="19"/>
+              </w:rPr>
+              <w:t>Worked every day of his life with nothing to show for it. Still moving, still laboring, not entirely sure why.</w:t>
+            </w:r>
+          </w:p>
+        </w:tc>
+      </w:tr>
+      <w:tr>
+        <w:tc>
+          <w:tcPr>
+            <w:tcW w:type="dxa" w:w="2160"/>
+            <w:shd w:val="clear" w:color="auto" w:fill="FAF6EC"/>
+          </w:tcPr>
+          <w:p>
+            <w:r/>
+            <w:r>
+              <w:rPr>
+                <w:sz w:val="19"/>
+              </w:rPr>
+            </w:r>
+            <w:r>
+              <w:rPr>
+                <w:b/>
+                <w:sz w:val="19"/>
+              </w:rPr>
+              <w:t>Drupchen</w:t>
+            </w:r>
+            <w:r>
+              <w:rPr>
+                <w:sz w:val="19"/>
+              </w:rPr>
+            </w:r>
+          </w:p>
+        </w:tc>
+        <w:tc>
+          <w:tcPr>
+            <w:tcW w:type="dxa" w:w="1656"/>
+            <w:shd w:val="clear" w:color="auto" w:fill="FAF6EC"/>
+          </w:tcPr>
+          <w:p>
+            <w:r/>
+            <w:r>
+              <w:rPr>
+                <w:sz w:val="19"/>
+              </w:rPr>
+              <w:t>Rolang</w:t>
+            </w:r>
+          </w:p>
+        </w:tc>
+        <w:tc>
+          <w:tcPr>
+            <w:tcW w:type="dxa" w:w="5544"/>
+            <w:shd w:val="clear" w:color="auto" w:fill="FAF6EC"/>
+          </w:tcPr>
+          <w:p>
+            <w:r/>
+            <w:r>
+              <w:rPr>
+                <w:sz w:val="19"/>
+              </w:rPr>
+              <w:t>Performed every ritual and believed none of it. Finds his current situation philosophically interesting now that he can't call it coincidence.</w:t>
+            </w:r>
+          </w:p>
+        </w:tc>
+      </w:tr>
+      <w:tr>
+        <w:tc>
+          <w:tcPr>
+            <w:tcW w:type="dxa" w:w="2160"/>
+          </w:tcPr>
+          <w:p>
+            <w:r/>
+            <w:r>
+              <w:rPr>
+                <w:sz w:val="19"/>
+              </w:rPr>
+            </w:r>
+            <w:r>
+              <w:rPr>
+                <w:b/>
+                <w:sz w:val="19"/>
+              </w:rPr>
+              <w:t>Rasabhava</w:t>
+            </w:r>
+            <w:r>
+              <w:rPr>
+                <w:sz w:val="19"/>
+              </w:rPr>
+            </w:r>
+          </w:p>
+        </w:tc>
+        <w:tc>
+          <w:tcPr>
+            <w:tcW w:type="dxa" w:w="1656"/>
+          </w:tcPr>
+          <w:p>
+            <w:r/>
+            <w:r>
+              <w:rPr>
+                <w:sz w:val="19"/>
+              </w:rPr>
+              <w:t>Preserved</w:t>
+            </w:r>
+          </w:p>
+        </w:tc>
+        <w:tc>
+          <w:tcPr>
+            <w:tcW w:type="dxa" w:w="5544"/>
+          </w:tcPr>
+          <w:p>
+            <w:r/>
+            <w:r>
+              <w:rPr>
+                <w:sz w:val="19"/>
+              </w:rPr>
+              <w:t>His formula for eternal preservation was correct in every detail. He finished it the night before he died. He's had time to consider the timing.</w:t>
+            </w:r>
+          </w:p>
+        </w:tc>
+      </w:tr>
+      <w:tr>
+        <w:tc>
+          <w:tcPr>
+            <w:tcW w:type="dxa" w:w="2160"/>
+            <w:shd w:val="clear" w:color="auto" w:fill="FAF6EC"/>
+          </w:tcPr>
+          <w:p>
+            <w:r/>
+            <w:r>
+              <w:rPr>
+                <w:sz w:val="19"/>
+              </w:rPr>
+            </w:r>
+            <w:r>
+              <w:rPr>
+                <w:b/>
+                <w:sz w:val="19"/>
+              </w:rPr>
+              <w:t>Saka</w:t>
+            </w:r>
+            <w:r>
+              <w:rPr>
+                <w:sz w:val="19"/>
+              </w:rPr>
+            </w:r>
+          </w:p>
+        </w:tc>
+        <w:tc>
+          <w:tcPr>
+            <w:tcW w:type="dxa" w:w="1656"/>
+            <w:shd w:val="clear" w:color="auto" w:fill="FAF6EC"/>
+          </w:tcPr>
+          <w:p>
+            <w:r/>
+            <w:r>
+              <w:rPr>
+                <w:sz w:val="19"/>
+              </w:rPr>
+              <w:t>Preserved</w:t>
+            </w:r>
+          </w:p>
+        </w:tc>
+        <w:tc>
+          <w:tcPr>
+            <w:tcW w:type="dxa" w:w="5544"/>
+            <w:shd w:val="clear" w:color="auto" w:fill="FAF6EC"/>
+          </w:tcPr>
+          <w:p>
+            <w:r/>
+            <w:r>
+              <w:rPr>
+                <w:sz w:val="19"/>
+              </w:rPr>
+              <w:t>Desiccated by white salt flats, still carrying the composite bow he carved, still knows which way the game runs.</w:t>
+            </w:r>
+          </w:p>
+        </w:tc>
+      </w:tr>
+      <w:tr>
+        <w:tc>
+          <w:tcPr>
+            <w:tcW w:type="dxa" w:w="2160"/>
+          </w:tcPr>
+          <w:p>
+            <w:r/>
+            <w:r>
+              <w:rPr>
+                <w:sz w:val="19"/>
+              </w:rPr>
+            </w:r>
+            <w:r>
+              <w:rPr>
+                <w:b/>
+                <w:sz w:val="19"/>
+              </w:rPr>
+              <w:t>Mehr</w:t>
+            </w:r>
+            <w:r>
+              <w:rPr>
+                <w:sz w:val="19"/>
+              </w:rPr>
+            </w:r>
+          </w:p>
+        </w:tc>
+        <w:tc>
+          <w:tcPr>
+            <w:tcW w:type="dxa" w:w="1656"/>
+          </w:tcPr>
+          <w:p>
+            <w:r/>
+            <w:r>
+              <w:rPr>
+                <w:sz w:val="19"/>
+              </w:rPr>
+              <w:t>Preserved</w:t>
+            </w:r>
+          </w:p>
+        </w:tc>
+        <w:tc>
+          <w:tcPr>
+            <w:tcW w:type="dxa" w:w="5544"/>
+          </w:tcPr>
+          <w:p>
+            <w:r/>
+            <w:r>
+              <w:rPr>
+                <w:sz w:val="19"/>
+              </w:rPr>
+              <w:t>Tall, one-eyed, pulled from a tar pit with most of her prophecies intact. The one that failed was accurate; the court didn't want to hear it.</w:t>
+            </w:r>
+          </w:p>
+        </w:tc>
+      </w:tr>
+      <w:tr>
+        <w:tc>
+          <w:tcPr>
+            <w:tcW w:type="dxa" w:w="2160"/>
+            <w:shd w:val="clear" w:color="auto" w:fill="FAF6EC"/>
+          </w:tcPr>
+          <w:p>
+            <w:r/>
+            <w:r>
+              <w:rPr>
+                <w:sz w:val="19"/>
+              </w:rPr>
+            </w:r>
+            <w:r>
+              <w:rPr>
+                <w:b/>
+                <w:sz w:val="19"/>
+              </w:rPr>
+              <w:t>Khedrup</w:t>
+            </w:r>
+            <w:r>
+              <w:rPr>
+                <w:sz w:val="19"/>
+              </w:rPr>
+            </w:r>
+          </w:p>
+        </w:tc>
+        <w:tc>
+          <w:tcPr>
+            <w:tcW w:type="dxa" w:w="1656"/>
+            <w:shd w:val="clear" w:color="auto" w:fill="FAF6EC"/>
+          </w:tcPr>
+          <w:p>
+            <w:r/>
+            <w:r>
+              <w:rPr>
+                <w:sz w:val="19"/>
+              </w:rPr>
+              <w:t>Preserved</w:t>
+            </w:r>
+          </w:p>
+        </w:tc>
+        <w:tc>
+          <w:tcPr>
+            <w:tcW w:type="dxa" w:w="5544"/>
+            <w:shd w:val="clear" w:color="auto" w:fill="FAF6EC"/>
+          </w:tcPr>
+          <w:p>
+            <w:r/>
+            <w:r>
+              <w:rPr>
+                <w:sz w:val="19"/>
+              </w:rPr>
+              <w:t>Treated the dharma as a system to optimise — every shortcut, every auspicious day. Preserved himself flawlessly. Still here. Reviewing his calculations.</w:t>
+            </w:r>
+          </w:p>
+        </w:tc>
+      </w:tr>
+      <w:tr>
+        <w:tc>
+          <w:tcPr>
+            <w:tcW w:type="dxa" w:w="2160"/>
+          </w:tcPr>
+          <w:p>
+            <w:r/>
+            <w:r>
+              <w:rPr>
+                <w:sz w:val="19"/>
+              </w:rPr>
+            </w:r>
+            <w:r>
+              <w:rPr>
+                <w:b/>
+                <w:sz w:val="19"/>
+              </w:rPr>
+              <w:t>Vilasa</w:t>
+            </w:r>
+            <w:r>
+              <w:rPr>
+                <w:sz w:val="19"/>
+              </w:rPr>
+            </w:r>
+          </w:p>
+        </w:tc>
+        <w:tc>
+          <w:tcPr>
+            <w:tcW w:type="dxa" w:w="1656"/>
+          </w:tcPr>
+          <w:p>
+            <w:r/>
+            <w:r>
+              <w:rPr>
+                <w:sz w:val="19"/>
+              </w:rPr>
+              <w:t>Shaza</w:t>
+            </w:r>
+          </w:p>
+        </w:tc>
+        <w:tc>
+          <w:tcPr>
+            <w:tcW w:type="dxa" w:w="5544"/>
+          </w:tcPr>
+          <w:p>
+            <w:r/>
+            <w:r>
+              <w:rPr>
+                <w:sz w:val="19"/>
+              </w:rPr>
+              <w:t>A man without constraints and unshakeable certainty of his own superiority. Passed through every pleasure and kept going. The only question was what came next.</w:t>
+            </w:r>
+          </w:p>
+        </w:tc>
+      </w:tr>
+      <w:tr>
+        <w:tc>
+          <w:tcPr>
+            <w:tcW w:type="dxa" w:w="2160"/>
+            <w:shd w:val="clear" w:color="auto" w:fill="FAF6EC"/>
+          </w:tcPr>
+          <w:p>
+            <w:r/>
+            <w:r>
+              <w:rPr>
+                <w:sz w:val="19"/>
+              </w:rPr>
+            </w:r>
+            <w:r>
+              <w:rPr>
+                <w:b/>
+                <w:sz w:val="19"/>
+              </w:rPr>
+              <w:t>Marmajna</w:t>
+            </w:r>
+            <w:r>
+              <w:rPr>
+                <w:sz w:val="19"/>
+              </w:rPr>
+            </w:r>
+          </w:p>
+        </w:tc>
+        <w:tc>
+          <w:tcPr>
+            <w:tcW w:type="dxa" w:w="1656"/>
+            <w:shd w:val="clear" w:color="auto" w:fill="FAF6EC"/>
+          </w:tcPr>
+          <w:p>
+            <w:r/>
+            <w:r>
+              <w:rPr>
+                <w:sz w:val="19"/>
+              </w:rPr>
+              <w:t>Shaza</w:t>
+            </w:r>
+          </w:p>
+        </w:tc>
+        <w:tc>
+          <w:tcPr>
+            <w:tcW w:type="dxa" w:w="5544"/>
+            <w:shd w:val="clear" w:color="auto" w:fill="FAF6EC"/>
+          </w:tcPr>
+          <w:p>
+            <w:r/>
+            <w:r>
+              <w:rPr>
+                <w:sz w:val="19"/>
+              </w:rPr>
+              <w:t>A physician of real skill who understood the body as a system of resources. Began with cadavers. The logic that followed was, he insists, impeccable.</w:t>
+            </w:r>
+          </w:p>
+        </w:tc>
+      </w:tr>
+      <w:tr>
+        <w:tc>
+          <w:tcPr>
+            <w:tcW w:type="dxa" w:w="2160"/>
+          </w:tcPr>
+          <w:p>
+            <w:r/>
+            <w:r>
+              <w:rPr>
+                <w:sz w:val="19"/>
+              </w:rPr>
+            </w:r>
+            <w:r>
+              <w:rPr>
+                <w:b/>
+                <w:sz w:val="19"/>
+              </w:rPr>
+              <w:t>Kripana</w:t>
+            </w:r>
+            <w:r>
+              <w:rPr>
+                <w:sz w:val="19"/>
+              </w:rPr>
+            </w:r>
+          </w:p>
+        </w:tc>
+        <w:tc>
+          <w:tcPr>
+            <w:tcW w:type="dxa" w:w="1656"/>
+          </w:tcPr>
+          <w:p>
+            <w:r/>
+            <w:r>
+              <w:rPr>
+                <w:sz w:val="19"/>
+              </w:rPr>
+              <w:t>Yidag</w:t>
+            </w:r>
+          </w:p>
+        </w:tc>
+        <w:tc>
+          <w:tcPr>
+            <w:tcW w:type="dxa" w:w="5544"/>
+          </w:tcPr>
+          <w:p>
+            <w:r/>
+            <w:r>
+              <w:rPr>
+                <w:sz w:val="19"/>
+              </w:rPr>
+              <w:t>A miser who died sitting on his gold. The gold is gone now. The hunger is not.</w:t>
+            </w:r>
+          </w:p>
+        </w:tc>
+      </w:tr>
+      <w:tr>
+        <w:tc>
+          <w:tcPr>
+            <w:tcW w:type="dxa" w:w="2160"/>
+            <w:shd w:val="clear" w:color="auto" w:fill="FAF6EC"/>
+          </w:tcPr>
+          <w:p>
+            <w:r/>
+            <w:r>
+              <w:rPr>
+                <w:sz w:val="19"/>
+              </w:rPr>
+            </w:r>
+            <w:r>
+              <w:rPr>
+                <w:b/>
+                <w:sz w:val="19"/>
+              </w:rPr>
+              <w:t>Yasha</w:t>
+            </w:r>
+            <w:r>
+              <w:rPr>
+                <w:sz w:val="19"/>
+              </w:rPr>
+            </w:r>
+          </w:p>
+        </w:tc>
+        <w:tc>
+          <w:tcPr>
+            <w:tcW w:type="dxa" w:w="1656"/>
+            <w:shd w:val="clear" w:color="auto" w:fill="FAF6EC"/>
+          </w:tcPr>
+          <w:p>
+            <w:r/>
+            <w:r>
+              <w:rPr>
+                <w:sz w:val="19"/>
+              </w:rPr>
+              <w:t>Yidag</w:t>
+            </w:r>
+          </w:p>
+        </w:tc>
+        <w:tc>
+          <w:tcPr>
+            <w:tcW w:type="dxa" w:w="5544"/>
+            <w:shd w:val="clear" w:color="auto" w:fill="FAF6EC"/>
+          </w:tcPr>
+          <w:p>
+            <w:r/>
+            <w:r>
+              <w:rPr>
+                <w:sz w:val="19"/>
+              </w:rPr>
+              <w:t>Always one performance away from being truly seen. The halls are empty now, but the hunger for recognition does not consult the audience.</w:t>
+            </w:r>
+          </w:p>
+        </w:tc>
+      </w:tr>
+      <w:tr>
+        <w:tc>
+          <w:tcPr>
+            <w:tcW w:type="dxa" w:w="2160"/>
+          </w:tcPr>
+          <w:p>
+            <w:r/>
+            <w:r>
+              <w:rPr>
+                <w:sz w:val="19"/>
+              </w:rPr>
+            </w:r>
+            <w:r>
+              <w:rPr>
+                <w:b/>
+                <w:sz w:val="19"/>
+              </w:rPr>
+              <w:t>Nurse Bones</w:t>
+            </w:r>
+            <w:r>
+              <w:rPr>
+                <w:sz w:val="19"/>
+              </w:rPr>
+            </w:r>
+          </w:p>
+        </w:tc>
+        <w:tc>
+          <w:tcPr>
+            <w:tcW w:type="dxa" w:w="1656"/>
+          </w:tcPr>
+          <w:p>
+            <w:r/>
+            <w:r>
+              <w:rPr>
+                <w:sz w:val="19"/>
+              </w:rPr>
+              <w:t>Skeleton</w:t>
+            </w:r>
+          </w:p>
+        </w:tc>
+        <w:tc>
+          <w:tcPr>
+            <w:tcW w:type="dxa" w:w="5544"/>
+          </w:tcPr>
+          <w:p>
+            <w:r/>
+            <w:r>
+              <w:rPr>
+                <w:sz w:val="19"/>
+              </w:rPr>
+              <w:t>Non-violent by choice; patches up whoever needs it, including enemies, to the party's occasional inconvenience.</w:t>
+            </w:r>
+          </w:p>
+        </w:tc>
+      </w:tr>
+      <w:tr>
+        <w:tc>
+          <w:tcPr>
+            <w:tcW w:type="dxa" w:w="2160"/>
+            <w:shd w:val="clear" w:color="auto" w:fill="FAF6EC"/>
+          </w:tcPr>
+          <w:p>
+            <w:r/>
+            <w:r>
+              <w:rPr>
+                <w:sz w:val="19"/>
+              </w:rPr>
+            </w:r>
+            <w:r>
+              <w:rPr>
+                <w:b/>
+                <w:sz w:val="19"/>
+              </w:rPr>
+              <w:t>Hustle Bones</w:t>
+            </w:r>
+            <w:r>
+              <w:rPr>
+                <w:sz w:val="19"/>
+              </w:rPr>
+            </w:r>
+          </w:p>
+        </w:tc>
+        <w:tc>
+          <w:tcPr>
+            <w:tcW w:type="dxa" w:w="1656"/>
+            <w:shd w:val="clear" w:color="auto" w:fill="FAF6EC"/>
+          </w:tcPr>
+          <w:p>
+            <w:r/>
+            <w:r>
+              <w:rPr>
+                <w:sz w:val="19"/>
+              </w:rPr>
+              <w:t>Skeleton</w:t>
+            </w:r>
+          </w:p>
+        </w:tc>
+        <w:tc>
+          <w:tcPr>
+            <w:tcW w:type="dxa" w:w="5544"/>
+            <w:shd w:val="clear" w:color="auto" w:fill="FAF6EC"/>
+          </w:tcPr>
+          <w:p>
+            <w:r/>
+            <w:r>
+              <w:rPr>
+                <w:sz w:val="19"/>
+              </w:rPr>
+              <w:t>Traded his finger joints for better deals, his ribs for bulk discounts, one femur for something he won't discuss. Still in profit.</w:t>
+            </w:r>
+          </w:p>
+        </w:tc>
+      </w:tr>
+      <w:tr>
+        <w:tc>
+          <w:tcPr>
+            <w:tcW w:type="dxa" w:w="2160"/>
+          </w:tcPr>
+          <w:p>
+            <w:r/>
+            <w:r>
+              <w:rPr>
+                <w:sz w:val="19"/>
+              </w:rPr>
+            </w:r>
+            <w:r>
+              <w:rPr>
+                <w:b/>
+                <w:sz w:val="19"/>
+              </w:rPr>
+              <w:t>Prashan</w:t>
+            </w:r>
+            <w:r>
+              <w:rPr>
+                <w:sz w:val="19"/>
+              </w:rPr>
+            </w:r>
+          </w:p>
+        </w:tc>
+        <w:tc>
+          <w:tcPr>
+            <w:tcW w:type="dxa" w:w="1656"/>
+          </w:tcPr>
+          <w:p>
+            <w:r/>
+            <w:r>
+              <w:rPr>
+                <w:sz w:val="19"/>
+              </w:rPr>
+              <w:t>Vetala</w:t>
+            </w:r>
+          </w:p>
+        </w:tc>
+        <w:tc>
+          <w:tcPr>
+            <w:tcW w:type="dxa" w:w="5544"/>
+          </w:tcPr>
+          <w:p>
+            <w:r/>
+            <w:r>
+              <w:rPr>
+                <w:sz w:val="19"/>
+              </w:rPr>
+              <w:t>Spent centuries asking riddles at crossroads. Still looking for the question no one can answer.</w:t>
+            </w:r>
+          </w:p>
+        </w:tc>
+      </w:tr>
+      <w:tr>
+        <w:tc>
+          <w:tcPr>
+            <w:tcW w:type="dxa" w:w="2160"/>
+            <w:shd w:val="clear" w:color="auto" w:fill="FAF6EC"/>
+          </w:tcPr>
+          <w:p>
+            <w:r/>
+            <w:r>
+              <w:rPr>
+                <w:sz w:val="19"/>
+              </w:rPr>
+            </w:r>
+            <w:r>
+              <w:rPr>
+                <w:b/>
+                <w:sz w:val="19"/>
+              </w:rPr>
+              <w:t>Temba</w:t>
+            </w:r>
+            <w:r>
+              <w:rPr>
+                <w:sz w:val="19"/>
+              </w:rPr>
+            </w:r>
+          </w:p>
+        </w:tc>
+        <w:tc>
+          <w:tcPr>
+            <w:tcW w:type="dxa" w:w="1656"/>
+            <w:shd w:val="clear" w:color="auto" w:fill="FAF6EC"/>
+          </w:tcPr>
+          <w:p>
+            <w:r/>
+            <w:r>
+              <w:rPr>
+                <w:sz w:val="19"/>
+              </w:rPr>
+              <w:t>Dralha</w:t>
+            </w:r>
+          </w:p>
+        </w:tc>
+        <w:tc>
+          <w:tcPr>
+            <w:tcW w:type="dxa" w:w="5544"/>
+            <w:shd w:val="clear" w:color="auto" w:fill="FAF6EC"/>
+          </w:tcPr>
+          <w:p>
+            <w:r/>
+            <w:r>
+              <w:rPr>
+                <w:sz w:val="19"/>
+              </w:rPr>
+              <w:t>United the clans by showing them what happens when people stop fighting long enough to eat. Never stopped being the outcast kid trying to feed people through a bad winter.</w:t>
+            </w:r>
+          </w:p>
+        </w:tc>
+      </w:tr>
+      <w:tr>
+        <w:tc>
+          <w:tcPr>
+            <w:tcW w:type="dxa" w:w="2160"/>
+          </w:tcPr>
+          <w:p>
+            <w:r/>
+            <w:r>
+              <w:rPr>
+                <w:sz w:val="19"/>
+              </w:rPr>
+            </w:r>
+            <w:r>
+              <w:rPr>
+                <w:b/>
+                <w:sz w:val="19"/>
+              </w:rPr>
+              <w:t>Iron Oath</w:t>
+            </w:r>
+            <w:r>
+              <w:rPr>
+                <w:sz w:val="19"/>
+              </w:rPr>
+            </w:r>
+          </w:p>
+        </w:tc>
+        <w:tc>
+          <w:tcPr>
+            <w:tcW w:type="dxa" w:w="1656"/>
+          </w:tcPr>
+          <w:p>
+            <w:r/>
+            <w:r>
+              <w:rPr>
+                <w:sz w:val="19"/>
+              </w:rPr>
+              <w:t>Iron Skeleton</w:t>
+            </w:r>
+          </w:p>
+        </w:tc>
+        <w:tc>
+          <w:tcPr>
+            <w:tcW w:type="dxa" w:w="5544"/>
+          </w:tcPr>
+          <w:p>
+            <w:r/>
+            <w:r>
+              <w:rPr>
+                <w:sz w:val="19"/>
+              </w:rPr>
+              <w:t>Kept his post three hundred years because the order to stand down was never transmitted. Not pleased about being relieved of it.</w:t>
+            </w:r>
+          </w:p>
+        </w:tc>
+      </w:tr>
+      <w:tr>
+        <w:tc>
+          <w:tcPr>
+            <w:tcW w:type="dxa" w:w="2160"/>
+            <w:shd w:val="clear" w:color="auto" w:fill="FAF6EC"/>
+          </w:tcPr>
+          <w:p>
+            <w:r/>
+            <w:r>
+              <w:rPr>
+                <w:sz w:val="19"/>
+              </w:rPr>
+            </w:r>
+            <w:r>
+              <w:rPr>
+                <w:b/>
+                <w:sz w:val="19"/>
+              </w:rPr>
+              <w:t>The Chronicler</w:t>
+            </w:r>
+            <w:r>
+              <w:rPr>
+                <w:sz w:val="19"/>
+              </w:rPr>
+            </w:r>
+          </w:p>
+        </w:tc>
+        <w:tc>
+          <w:tcPr>
+            <w:tcW w:type="dxa" w:w="1656"/>
+            <w:shd w:val="clear" w:color="auto" w:fill="FAF6EC"/>
+          </w:tcPr>
+          <w:p>
+            <w:r/>
+            <w:r>
+              <w:rPr>
+                <w:sz w:val="19"/>
+              </w:rPr>
+              <w:t>Turquoise Skeleton</w:t>
+            </w:r>
+          </w:p>
+        </w:tc>
+        <w:tc>
+          <w:tcPr>
+            <w:tcW w:type="dxa" w:w="5544"/>
+            <w:shd w:val="clear" w:color="auto" w:fill="FAF6EC"/>
+          </w:tcPr>
+          <w:p>
+            <w:r/>
+            <w:r>
+              <w:rPr>
+                <w:sz w:val="19"/>
+              </w:rPr>
+              <w:t>Remembers the genealogies of peoples who left no other trace anywhere in the six worlds. Recites them anyway. Someone has to.</w:t>
+            </w:r>
+          </w:p>
+        </w:tc>
+      </w:tr>
+      <w:tr>
+        <w:tc>
+          <w:tcPr>
+            <w:tcW w:type="dxa" w:w="2160"/>
+          </w:tcPr>
+          <w:p>
+            <w:r/>
+            <w:r>
+              <w:rPr>
+                <w:sz w:val="19"/>
+              </w:rPr>
+            </w:r>
+            <w:r>
+              <w:rPr>
+                <w:b/>
+                <w:sz w:val="19"/>
+              </w:rPr>
+              <w:t>Nyingje</w:t>
+            </w:r>
+            <w:r>
+              <w:rPr>
+                <w:sz w:val="19"/>
+              </w:rPr>
+            </w:r>
+          </w:p>
+        </w:tc>
+        <w:tc>
+          <w:tcPr>
+            <w:tcW w:type="dxa" w:w="1656"/>
+          </w:tcPr>
+          <w:p>
+            <w:r/>
+            <w:r>
+              <w:rPr>
+                <w:sz w:val="19"/>
+              </w:rPr>
+              <w:t>Silver Skeleton</w:t>
+            </w:r>
+          </w:p>
+        </w:tc>
+        <w:tc>
+          <w:tcPr>
+            <w:tcW w:type="dxa" w:w="5544"/>
+          </w:tcPr>
+          <w:p>
+            <w:r/>
+            <w:r>
+              <w:rPr>
+                <w:sz w:val="19"/>
+              </w:rPr>
+              <w:t>Vowed to remain until every being in this realm finds its way out. Still here. Still trying. The least troubled being in the charnel grounds.</w:t>
+            </w:r>
+          </w:p>
+        </w:tc>
+      </w:tr>
+      <w:tr>
+        <w:tc>
+          <w:tcPr>
+            <w:tcW w:type="dxa" w:w="2160"/>
+            <w:shd w:val="clear" w:color="auto" w:fill="FAF6EC"/>
+          </w:tcPr>
+          <w:p>
+            <w:r/>
+            <w:r>
+              <w:rPr>
+                <w:sz w:val="19"/>
+              </w:rPr>
+            </w:r>
+            <w:r>
+              <w:rPr>
+                <w:b/>
+                <w:sz w:val="19"/>
+              </w:rPr>
+              <w:t>Shantipala</w:t>
+            </w:r>
+            <w:r>
+              <w:rPr>
+                <w:sz w:val="19"/>
+              </w:rPr>
+            </w:r>
+          </w:p>
+        </w:tc>
+        <w:tc>
+          <w:tcPr>
+            <w:tcW w:type="dxa" w:w="1656"/>
+            <w:shd w:val="clear" w:color="auto" w:fill="FAF6EC"/>
+          </w:tcPr>
+          <w:p>
+            <w:r/>
+            <w:r>
+              <w:rPr>
+                <w:sz w:val="19"/>
+              </w:rPr>
+              <w:t>Copper Skeleton</w:t>
+            </w:r>
+          </w:p>
+        </w:tc>
+        <w:tc>
+          <w:tcPr>
+            <w:tcW w:type="dxa" w:w="5544"/>
+            <w:shd w:val="clear" w:color="auto" w:fill="FAF6EC"/>
+          </w:tcPr>
+          <w:p>
+            <w:r/>
+            <w:r>
+              <w:rPr>
+                <w:sz w:val="19"/>
+              </w:rPr>
+              <w:t>Brokered peace by naming what each side secretly needed and daring them to deny it. Does the same at the copper-mirror court now, with mixed results.</w:t>
+            </w:r>
+          </w:p>
+        </w:tc>
+      </w:tr>
+      <w:tr>
+        <w:tc>
+          <w:tcPr>
+            <w:tcW w:type="dxa" w:w="2160"/>
+          </w:tcPr>
+          <w:p>
+            <w:r/>
+            <w:r>
+              <w:rPr>
+                <w:sz w:val="19"/>
+              </w:rPr>
+            </w:r>
+            <w:r>
+              <w:rPr>
+                <w:b/>
+                <w:sz w:val="19"/>
+              </w:rPr>
+              <w:t>Peldon</w:t>
+            </w:r>
+            <w:r>
+              <w:rPr>
+                <w:sz w:val="19"/>
+              </w:rPr>
+            </w:r>
+          </w:p>
+        </w:tc>
+        <w:tc>
+          <w:tcPr>
+            <w:tcW w:type="dxa" w:w="1656"/>
+          </w:tcPr>
+          <w:p>
+            <w:r/>
+            <w:r>
+              <w:rPr>
+                <w:sz w:val="19"/>
+              </w:rPr>
+              <w:t>Golden Skeleton</w:t>
+            </w:r>
+          </w:p>
+        </w:tc>
+        <w:tc>
+          <w:tcPr>
+            <w:tcW w:type="dxa" w:w="5544"/>
+          </w:tcPr>
+          <w:p>
+            <w:r/>
+            <w:r>
+              <w:rPr>
+                <w:sz w:val="19"/>
+              </w:rPr>
+              <w:t>Ran the village market forty years; knew every price, every family. Indispensable and invisible. She cannot stop being useful.</w:t>
+            </w:r>
+          </w:p>
+        </w:tc>
+      </w:tr>
+      <w:tr>
+        <w:tc>
+          <w:tcPr>
+            <w:tcW w:type="dxa" w:w="2160"/>
+            <w:shd w:val="clear" w:color="auto" w:fill="FAF6EC"/>
+          </w:tcPr>
+          <w:p>
+            <w:r/>
+            <w:r>
+              <w:rPr>
+                <w:sz w:val="19"/>
+              </w:rPr>
+            </w:r>
+            <w:r>
+              <w:rPr>
+                <w:b/>
+                <w:sz w:val="19"/>
+              </w:rPr>
+              <w:t>Chöki</w:t>
+            </w:r>
+            <w:r>
+              <w:rPr>
+                <w:sz w:val="19"/>
+              </w:rPr>
+            </w:r>
+          </w:p>
+        </w:tc>
+        <w:tc>
+          <w:tcPr>
+            <w:tcW w:type="dxa" w:w="1656"/>
+            <w:shd w:val="clear" w:color="auto" w:fill="FAF6EC"/>
+          </w:tcPr>
+          <w:p>
+            <w:r/>
+            <w:r>
+              <w:rPr>
+                <w:sz w:val="19"/>
+              </w:rPr>
+              <w:t>Dré</w:t>
+            </w:r>
+          </w:p>
+        </w:tc>
+        <w:tc>
+          <w:tcPr>
+            <w:tcW w:type="dxa" w:w="5544"/>
+            <w:shd w:val="clear" w:color="auto" w:fill="FAF6EC"/>
+          </w:tcPr>
+          <w:p>
+            <w:r/>
+            <w:r>
+              <w:rPr>
+                <w:sz w:val="19"/>
+              </w:rPr>
+              <w:t>Lost her whole village to a flash flood, drowned herself three days later, and still isn't sure what she's waiting for.</w:t>
+            </w:r>
+          </w:p>
+        </w:tc>
+      </w:tr>
+      <w:tr>
+        <w:tc>
+          <w:tcPr>
+            <w:tcW w:type="dxa" w:w="2160"/>
+          </w:tcPr>
+          <w:p>
+            <w:r/>
+            <w:r>
+              <w:rPr>
+                <w:sz w:val="19"/>
+              </w:rPr>
+            </w:r>
+            <w:r>
+              <w:rPr>
+                <w:b/>
+                <w:sz w:val="19"/>
+              </w:rPr>
+              <w:t>Nangwa</w:t>
+            </w:r>
+            <w:r>
+              <w:rPr>
+                <w:sz w:val="19"/>
+              </w:rPr>
+            </w:r>
+          </w:p>
+        </w:tc>
+        <w:tc>
+          <w:tcPr>
+            <w:tcW w:type="dxa" w:w="1656"/>
+          </w:tcPr>
+          <w:p>
+            <w:r/>
+            <w:r>
+              <w:rPr>
+                <w:sz w:val="19"/>
+              </w:rPr>
+              <w:t>Dré</w:t>
+            </w:r>
+          </w:p>
+        </w:tc>
+        <w:tc>
+          <w:tcPr>
+            <w:tcW w:type="dxa" w:w="5544"/>
+          </w:tcPr>
+          <w:p>
+            <w:r/>
+            <w:r>
+              <w:rPr>
+                <w:sz w:val="19"/>
+              </w:rPr>
+              <w:t>Died mid-sentence, mid-proof, mid-thought. The argument is almost certainly sound; he just needs a moment to finish it. He's needed this moment for some time.</w:t>
+            </w:r>
+          </w:p>
+        </w:tc>
+      </w:tr>
+      <w:tr>
+        <w:tc>
+          <w:tcPr>
+            <w:tcW w:type="dxa" w:w="2160"/>
+            <w:shd w:val="clear" w:color="auto" w:fill="FAF6EC"/>
+          </w:tcPr>
+          <w:p>
+            <w:r/>
+            <w:r>
+              <w:rPr>
+                <w:sz w:val="19"/>
+              </w:rPr>
+            </w:r>
+            <w:r>
+              <w:rPr>
+                <w:b/>
+                <w:sz w:val="19"/>
+              </w:rPr>
+              <w:t>Durvasa</w:t>
+            </w:r>
+            <w:r>
+              <w:rPr>
+                <w:sz w:val="19"/>
+              </w:rPr>
+            </w:r>
+          </w:p>
+        </w:tc>
+        <w:tc>
+          <w:tcPr>
+            <w:tcW w:type="dxa" w:w="1656"/>
+            <w:shd w:val="clear" w:color="auto" w:fill="FAF6EC"/>
+          </w:tcPr>
+          <w:p>
+            <w:r/>
+            <w:r>
+              <w:rPr>
+                <w:sz w:val="19"/>
+              </w:rPr>
+              <w:t>Gyelpo</w:t>
+            </w:r>
+          </w:p>
+        </w:tc>
+        <w:tc>
+          <w:tcPr>
+            <w:tcW w:type="dxa" w:w="5544"/>
+            <w:shd w:val="clear" w:color="auto" w:fill="FAF6EC"/>
+          </w:tcPr>
+          <w:p>
+            <w:r/>
+            <w:r>
+              <w:rPr>
+                <w:sz w:val="19"/>
+              </w:rPr>
+              <w:t>Professional curse-caster, contract work only — until his final commission, whose target practiced the Devourer of Curses. The invoice was never collected.</w:t>
+            </w:r>
+          </w:p>
+        </w:tc>
+      </w:tr>
+      <w:tr>
+        <w:tc>
+          <w:tcPr>
+            <w:tcW w:type="dxa" w:w="2160"/>
+          </w:tcPr>
+          <w:p>
+            <w:r/>
+            <w:r>
+              <w:rPr>
+                <w:sz w:val="19"/>
+              </w:rPr>
+            </w:r>
+            <w:r>
+              <w:rPr>
+                <w:b/>
+                <w:sz w:val="19"/>
+              </w:rPr>
+              <w:t>Gomchen</w:t>
+            </w:r>
+            <w:r>
+              <w:rPr>
+                <w:sz w:val="19"/>
+              </w:rPr>
+            </w:r>
+          </w:p>
+        </w:tc>
+        <w:tc>
+          <w:tcPr>
+            <w:tcW w:type="dxa" w:w="1656"/>
+          </w:tcPr>
+          <w:p>
+            <w:r/>
+            <w:r>
+              <w:rPr>
+                <w:sz w:val="19"/>
+              </w:rPr>
+              <w:t>Gyelpo</w:t>
+            </w:r>
+          </w:p>
+        </w:tc>
+        <w:tc>
+          <w:tcPr>
+            <w:tcW w:type="dxa" w:w="5544"/>
+          </w:tcPr>
+          <w:p>
+            <w:r/>
+            <w:r>
+              <w:rPr>
+                <w:sz w:val="19"/>
+              </w:rPr>
+              <w:t>A master of ten thousand sutras who found monastery politics required a different mastery. Acquired it. Was very good at it. Is here.</w:t>
             </w:r>
           </w:p>
         </w:tc>
@@ -4812,6 +7205,3193 @@
           <w:color w:val="404040"/>
         </w:rPr>
         <w:t>If you take away three things: (1) it's Buddhist cosmology as a game — reincarnation, hidden karma, gradual cultivation, six distinct worlds. (2) The tone holds sorrow and wit together; don't play it as pure grimdark. (3) The five elements — and their klesha↔wisdom duality — are the emotional palette; a theme that can curdle into poison or bloom into wisdom would sit at the very heart of what this game is about.</w:t>
+      </w:r>
+    </w:p>
+    <w:p>
+      <w:r>
+        <w:br w:type="page"/>
+      </w:r>
+    </w:p>
+    <w:p>
+      <w:pPr>
+        <w:pStyle w:val="Heading1"/>
+      </w:pPr>
+      <w:r>
+        <w:rPr>
+          <w:color w:val="6E1414"/>
+        </w:rPr>
+        <w:t>Appendix — A Walk Through the Events</w:t>
+      </w:r>
+    </w:p>
+    <w:p>
+      <w:r>
+        <w:rPr>
+          <w:b w:val="0"/>
+          <w:i w:val="0"/>
+        </w:rPr>
+        <w:t xml:space="preserve">This section exists so you can see </w:t>
+      </w:r>
+      <w:r>
+        <w:rPr>
+          <w:b/>
+          <w:i w:val="0"/>
+        </w:rPr>
+        <w:t>how encounters actually work</w:t>
+      </w:r>
+      <w:r>
+        <w:rPr>
+          <w:b w:val="0"/>
+          <w:i w:val="0"/>
+        </w:rPr>
+        <w:t xml:space="preserve"> and soak up the writing voice. The game currently has </w:t>
+      </w:r>
+      <w:r>
+        <w:rPr>
+          <w:b/>
+          <w:i w:val="0"/>
+        </w:rPr>
+        <w:t>238 events</w:t>
+      </w:r>
+      <w:r>
+        <w:rPr>
+          <w:b w:val="0"/>
+          <w:i w:val="0"/>
+        </w:rPr>
+        <w:t xml:space="preserve"> across the three built realms; below is a curated cross-section (~28) chosen for variety and vibe rather than completeness — the full sets live in the game's data files if you ever want them all.</w:t>
+      </w:r>
+    </w:p>
+    <w:p/>
+    <w:p>
+      <w:r>
+        <w:rPr>
+          <w:b w:val="0"/>
+          <w:i w:val="0"/>
+        </w:rPr>
+        <w:t>Every encounter opens with a short scene, then offers a mix of three choice types (the color-coding is real — it's how they appear in-game):</w:t>
+      </w:r>
+    </w:p>
+    <w:p>
+      <w:pPr>
+        <w:pStyle w:val="ListBullet"/>
+      </w:pPr>
+      <w:r>
+        <w:rPr>
+          <w:b/>
+          <w:i w:val="0"/>
+        </w:rPr>
+        <w:t xml:space="preserve">Grey — </w:t>
+      </w:r>
+      <w:r>
+        <w:rPr>
+          <w:b w:val="0"/>
+          <w:i w:val="0"/>
+        </w:rPr>
+        <w:t>always available. The basic, human options: fight, walk away, pay, ask.</w:t>
+      </w:r>
+    </w:p>
+    <w:p>
+      <w:pPr>
+        <w:pStyle w:val="ListBullet"/>
+      </w:pPr>
+      <w:r>
+        <w:rPr>
+          <w:b/>
+          <w:i w:val="0"/>
+        </w:rPr>
+        <w:t xml:space="preserve">Blue — </w:t>
+      </w:r>
+      <w:r>
+        <w:rPr>
+          <w:b w:val="0"/>
+          <w:i w:val="0"/>
+        </w:rPr>
+        <w:t>unlocked only if a party member has the required skill or attribute. Always beneficial, always flavorful — this is where party composition and the skill system pay off. (Any one companion meeting the bar unlocks it.)</w:t>
+      </w:r>
+    </w:p>
+    <w:p>
+      <w:pPr>
+        <w:pStyle w:val="ListBullet"/>
+      </w:pPr>
+      <w:r>
+        <w:rPr>
+          <w:b/>
+          <w:i w:val="0"/>
+        </w:rPr>
+        <w:t xml:space="preserve">Yellow — </w:t>
+      </w:r>
+      <w:r>
+        <w:rPr>
+          <w:b w:val="0"/>
+          <w:i w:val="0"/>
+        </w:rPr>
+        <w:t>a dice roll (d20 + your best party attribute vs. a difficulty). Risk and tension; separate success/failure outcomes.</w:t>
+      </w:r>
+    </w:p>
+    <w:p/>
+    <w:p>
+      <w:r>
+        <w:rPr>
+          <w:b w:val="0"/>
+          <w:i w:val="0"/>
+        </w:rPr>
+        <w:t xml:space="preserve">Almost every choice quietly shifts </w:t>
+      </w:r>
+      <w:r>
+        <w:rPr>
+          <w:b w:val="0"/>
+          <w:i/>
+        </w:rPr>
+        <w:t>karma</w:t>
+      </w:r>
+      <w:r>
+        <w:rPr>
+          <w:b w:val="0"/>
+          <w:i w:val="0"/>
+        </w:rPr>
+        <w:t xml:space="preserve"> across the realms — invisibly — which is what eventually decides your next rebirth. Note how often the “enlightened” option (meditate, show mercy, see clearly) and the “grasping” option (steal, kill, take) sit side by side. That tension is the whole game in miniature.</w:t>
+      </w:r>
+    </w:p>
+    <w:p>
+      <w:pPr>
+        <w:pStyle w:val="Heading2"/>
+      </w:pPr>
+      <w:r>
+        <w:rPr>
+          <w:color w:val="3A2A5A"/>
+        </w:rPr>
+        <w:t>Naraka — Hell</w:t>
+      </w:r>
+    </w:p>
+    <w:p>
+      <w:pPr>
+        <w:spacing w:before="160" w:after="40"/>
+      </w:pPr>
+      <w:r>
+        <w:rPr>
+          <w:b/>
+          <w:color w:val="3A2A5A"/>
+          <w:sz w:val="23"/>
+        </w:rPr>
+        <w:t>Demon Patrol</w:t>
+      </w:r>
+    </w:p>
+    <w:p>
+      <w:pPr>
+        <w:spacing w:after="60"/>
+      </w:pPr>
+      <w:r>
+        <w:rPr>
+          <w:i/>
+          <w:color w:val="404040"/>
+          <w:sz w:val="21"/>
+        </w:rPr>
+        <w:t>Three demons in frost-crusted armor block the path. Their captain raises a jagged halberd: “No one passes without the Warden's permission.”</w:t>
+      </w:r>
+    </w:p>
+    <w:p>
+      <w:pPr>
+        <w:pStyle w:val="ListBullet"/>
+        <w:spacing w:after="20"/>
+      </w:pPr>
+      <w:r>
+        <w:rPr>
+          <w:b/>
+          <w:color w:val="707070"/>
+          <w:sz w:val="19"/>
+        </w:rPr>
+        <w:t xml:space="preserve">[Grey] </w:t>
+      </w:r>
+      <w:r>
+        <w:rPr>
+          <w:sz w:val="19"/>
+        </w:rPr>
+        <w:t>Draw your weapon and attack. → combat</w:t>
+      </w:r>
+    </w:p>
+    <w:p>
+      <w:pPr>
+        <w:pStyle w:val="ListBullet"/>
+        <w:spacing w:after="20"/>
+      </w:pPr>
+      <w:r>
+        <w:rPr>
+          <w:b/>
+          <w:color w:val="2A5AA0"/>
+          <w:sz w:val="19"/>
+        </w:rPr>
+        <w:t xml:space="preserve">[Blue] </w:t>
+      </w:r>
+      <w:r>
+        <w:rPr>
+          <w:sz w:val="19"/>
+        </w:rPr>
+        <w:t>[Charm 15] Convince them you serve the Warden.</w:t>
+      </w:r>
+    </w:p>
+    <w:p>
+      <w:pPr>
+        <w:pStyle w:val="ListBullet"/>
+        <w:spacing w:after="20"/>
+      </w:pPr>
+      <w:r>
+        <w:rPr>
+          <w:b/>
+          <w:color w:val="B08010"/>
+          <w:sz w:val="19"/>
+        </w:rPr>
+        <w:t xml:space="preserve">[Yellow] </w:t>
+      </w:r>
+      <w:r>
+        <w:rPr>
+          <w:sz w:val="19"/>
+        </w:rPr>
+        <w:t>[Finesse roll] Throw a bag of gold and slip past while they argue among themselves.</w:t>
+      </w:r>
+    </w:p>
+    <w:p>
+      <w:pPr>
+        <w:pStyle w:val="ListBullet"/>
+        <w:spacing w:after="20"/>
+      </w:pPr>
+      <w:r>
+        <w:rPr>
+          <w:b/>
+          <w:color w:val="707070"/>
+          <w:sz w:val="19"/>
+        </w:rPr>
+        <w:t xml:space="preserve">[Grey] </w:t>
+      </w:r>
+      <w:r>
+        <w:rPr>
+          <w:sz w:val="19"/>
+        </w:rPr>
+        <w:t>Offer them gold to look the other way.</w:t>
+      </w:r>
+    </w:p>
+    <w:p>
+      <w:pPr>
+        <w:pStyle w:val="ListBullet"/>
+        <w:spacing w:after="20"/>
+      </w:pPr>
+      <w:r>
+        <w:rPr>
+          <w:b/>
+          <w:color w:val="2A5AA0"/>
+          <w:sz w:val="19"/>
+        </w:rPr>
+        <w:t xml:space="preserve">[Blue] </w:t>
+      </w:r>
+      <w:r>
+        <w:rPr>
+          <w:sz w:val="19"/>
+        </w:rPr>
+        <w:t>[Daggers 3] Strike fast and precisely — take them down before they can sound the alarm.</w:t>
+      </w:r>
+    </w:p>
+    <w:p>
+      <w:pPr>
+        <w:spacing w:before="160" w:after="40"/>
+      </w:pPr>
+      <w:r>
+        <w:rPr>
+          <w:b/>
+          <w:color w:val="3A2A5A"/>
+          <w:sz w:val="23"/>
+        </w:rPr>
+        <w:t>Ice Spirits</w:t>
+      </w:r>
+    </w:p>
+    <w:p>
+      <w:pPr>
+        <w:spacing w:after="60"/>
+      </w:pPr>
+      <w:r>
+        <w:rPr>
+          <w:i/>
+          <w:color w:val="404040"/>
+          <w:sz w:val="21"/>
+        </w:rPr>
+        <w:t>Translucent figures drift above a frozen lake, trapped in an eternal dance. One turns to you: “Do not disturb those dreaming below.”</w:t>
+      </w:r>
+    </w:p>
+    <w:p>
+      <w:pPr>
+        <w:pStyle w:val="ListBullet"/>
+        <w:spacing w:after="20"/>
+      </w:pPr>
+      <w:r>
+        <w:rPr>
+          <w:b/>
+          <w:color w:val="707070"/>
+          <w:sz w:val="19"/>
+        </w:rPr>
+        <w:t xml:space="preserve">[Grey] </w:t>
+      </w:r>
+      <w:r>
+        <w:rPr>
+          <w:sz w:val="19"/>
+        </w:rPr>
+        <w:t>Force your way through. → combat</w:t>
+      </w:r>
+    </w:p>
+    <w:p>
+      <w:pPr>
+        <w:pStyle w:val="ListBullet"/>
+        <w:spacing w:after="20"/>
+      </w:pPr>
+      <w:r>
+        <w:rPr>
+          <w:b/>
+          <w:color w:val="2A5AA0"/>
+          <w:sz w:val="19"/>
+        </w:rPr>
+        <w:t xml:space="preserve">[Blue] </w:t>
+      </w:r>
+      <w:r>
+        <w:rPr>
+          <w:sz w:val="19"/>
+        </w:rPr>
+        <w:t>[Water Magic 3] Speak to them in the language of water and cold.</w:t>
+      </w:r>
+    </w:p>
+    <w:p>
+      <w:pPr>
+        <w:pStyle w:val="ListBullet"/>
+        <w:spacing w:after="20"/>
+      </w:pPr>
+      <w:r>
+        <w:rPr>
+          <w:b/>
+          <w:color w:val="2A5AA0"/>
+          <w:sz w:val="19"/>
+        </w:rPr>
+        <w:t xml:space="preserve">[Blue] </w:t>
+      </w:r>
+      <w:r>
+        <w:rPr>
+          <w:sz w:val="19"/>
+        </w:rPr>
+        <w:t>[Yoga 2] Sit in meditation and commune with the spirits.</w:t>
+      </w:r>
+    </w:p>
+    <w:p>
+      <w:pPr>
+        <w:pStyle w:val="ListBullet"/>
+        <w:spacing w:after="20"/>
+      </w:pPr>
+      <w:r>
+        <w:rPr>
+          <w:b/>
+          <w:color w:val="707070"/>
+          <w:sz w:val="19"/>
+        </w:rPr>
+        <w:t xml:space="preserve">[Grey] </w:t>
+      </w:r>
+      <w:r>
+        <w:rPr>
+          <w:sz w:val="19"/>
+        </w:rPr>
+        <w:t>Leave an offering at the lake's edge and pray.</w:t>
+      </w:r>
+    </w:p>
+    <w:p>
+      <w:pPr>
+        <w:spacing w:before="160" w:after="40"/>
+      </w:pPr>
+      <w:r>
+        <w:rPr>
+          <w:b/>
+          <w:color w:val="3A2A5A"/>
+          <w:sz w:val="23"/>
+        </w:rPr>
+        <w:t>Demon Checkpoint</w:t>
+      </w:r>
+    </w:p>
+    <w:p>
+      <w:pPr>
+        <w:spacing w:after="60"/>
+      </w:pPr>
+      <w:r>
+        <w:rPr>
+          <w:i/>
+          <w:color w:val="404040"/>
+          <w:sz w:val="21"/>
+        </w:rPr>
+        <w:t>A wobbly table blocks the path. Behind it, a bureaucratic demon in a stained uniform holds a quill the size of a sword. “Halt. Passage requires documentation.”</w:t>
+      </w:r>
+    </w:p>
+    <w:p>
+      <w:pPr>
+        <w:pStyle w:val="ListBullet"/>
+        <w:spacing w:after="20"/>
+      </w:pPr>
+      <w:r>
+        <w:rPr>
+          <w:b/>
+          <w:color w:val="707070"/>
+          <w:sz w:val="19"/>
+        </w:rPr>
+        <w:t xml:space="preserve">[Grey] </w:t>
+      </w:r>
+      <w:r>
+        <w:rPr>
+          <w:sz w:val="19"/>
+        </w:rPr>
+        <w:t>Push past by force. → combat</w:t>
+      </w:r>
+    </w:p>
+    <w:p>
+      <w:pPr>
+        <w:pStyle w:val="ListBullet"/>
+        <w:spacing w:after="20"/>
+      </w:pPr>
+      <w:r>
+        <w:rPr>
+          <w:b/>
+          <w:color w:val="2A5AA0"/>
+          <w:sz w:val="19"/>
+        </w:rPr>
+        <w:t xml:space="preserve">[Blue] </w:t>
+      </w:r>
+      <w:r>
+        <w:rPr>
+          <w:sz w:val="19"/>
+        </w:rPr>
+        <w:t>[Guile 2] Produce a convincing-looking document.</w:t>
+      </w:r>
+    </w:p>
+    <w:p>
+      <w:pPr>
+        <w:pStyle w:val="ListBullet"/>
+        <w:spacing w:after="20"/>
+      </w:pPr>
+      <w:r>
+        <w:rPr>
+          <w:b/>
+          <w:color w:val="707070"/>
+          <w:sz w:val="19"/>
+        </w:rPr>
+        <w:t xml:space="preserve">[Grey] </w:t>
+      </w:r>
+      <w:r>
+        <w:rPr>
+          <w:sz w:val="19"/>
+        </w:rPr>
+        <w:t>Slip the demon a bribe.</w:t>
+      </w:r>
+    </w:p>
+    <w:p>
+      <w:pPr>
+        <w:pStyle w:val="ListBullet"/>
+        <w:spacing w:after="20"/>
+      </w:pPr>
+      <w:r>
+        <w:rPr>
+          <w:b/>
+          <w:color w:val="2A5AA0"/>
+          <w:sz w:val="19"/>
+        </w:rPr>
+        <w:t xml:space="preserve">[Blue] </w:t>
+      </w:r>
+      <w:r>
+        <w:rPr>
+          <w:sz w:val="19"/>
+        </w:rPr>
+        <w:t>[Comedy 2] Point out that you cannot be subject to an official without a valid 16-F operating license.</w:t>
+      </w:r>
+    </w:p>
+    <w:p>
+      <w:pPr>
+        <w:pStyle w:val="ListBullet"/>
+        <w:spacing w:after="20"/>
+      </w:pPr>
+      <w:r>
+        <w:rPr>
+          <w:b/>
+          <w:color w:val="2A5AA0"/>
+          <w:sz w:val="19"/>
+        </w:rPr>
+        <w:t xml:space="preserve">[Blue] </w:t>
+      </w:r>
+      <w:r>
+        <w:rPr>
+          <w:sz w:val="19"/>
+        </w:rPr>
+        <w:t>[Thievery 3] Lift the official seal and forge yourself a transit pass.</w:t>
+      </w:r>
+    </w:p>
+    <w:p>
+      <w:pPr>
+        <w:spacing w:before="160" w:after="40"/>
+      </w:pPr>
+      <w:r>
+        <w:rPr>
+          <w:b/>
+          <w:color w:val="3A2A5A"/>
+          <w:sz w:val="23"/>
+        </w:rPr>
+        <w:t>The Burning Prisoner</w:t>
+      </w:r>
+    </w:p>
+    <w:p>
+      <w:pPr>
+        <w:spacing w:after="60"/>
+      </w:pPr>
+      <w:r>
+        <w:rPr>
+          <w:i/>
+          <w:color w:val="404040"/>
+          <w:sz w:val="21"/>
+        </w:rPr>
+        <w:t>A figure writhes in chains of molten metal above a pit of coals, screams long since faded to hoarse whispers.</w:t>
+      </w:r>
+    </w:p>
+    <w:p>
+      <w:pPr>
+        <w:pStyle w:val="ListBullet"/>
+        <w:spacing w:after="20"/>
+      </w:pPr>
+      <w:r>
+        <w:rPr>
+          <w:b/>
+          <w:color w:val="2A5AA0"/>
+          <w:sz w:val="19"/>
+        </w:rPr>
+        <w:t xml:space="preserve">[Blue] </w:t>
+      </w:r>
+      <w:r>
+        <w:rPr>
+          <w:sz w:val="19"/>
+        </w:rPr>
+        <w:t>[Strength 14] Break the chains.</w:t>
+      </w:r>
+    </w:p>
+    <w:p>
+      <w:pPr>
+        <w:pStyle w:val="ListBullet"/>
+        <w:spacing w:after="20"/>
+      </w:pPr>
+      <w:r>
+        <w:rPr>
+          <w:b/>
+          <w:color w:val="2A5AA0"/>
+          <w:sz w:val="19"/>
+        </w:rPr>
+        <w:t xml:space="preserve">[Blue] </w:t>
+      </w:r>
+      <w:r>
+        <w:rPr>
+          <w:sz w:val="19"/>
+        </w:rPr>
+        <w:t>[White Magic 2] Use healing magic to ease their suffering.</w:t>
+      </w:r>
+    </w:p>
+    <w:p>
+      <w:pPr>
+        <w:pStyle w:val="ListBullet"/>
+        <w:spacing w:after="20"/>
+      </w:pPr>
+      <w:r>
+        <w:rPr>
+          <w:b/>
+          <w:color w:val="2A5AA0"/>
+          <w:sz w:val="19"/>
+        </w:rPr>
+        <w:t xml:space="preserve">[Blue] </w:t>
+      </w:r>
+      <w:r>
+        <w:rPr>
+          <w:sz w:val="19"/>
+        </w:rPr>
+        <w:t>[Ritual 3] Offer a purification to shorten their suffering.</w:t>
+      </w:r>
+    </w:p>
+    <w:p>
+      <w:pPr>
+        <w:pStyle w:val="ListBullet"/>
+        <w:spacing w:after="20"/>
+      </w:pPr>
+      <w:r>
+        <w:rPr>
+          <w:b/>
+          <w:color w:val="707070"/>
+          <w:sz w:val="19"/>
+        </w:rPr>
+        <w:t xml:space="preserve">[Grey] </w:t>
+      </w:r>
+      <w:r>
+        <w:rPr>
+          <w:sz w:val="19"/>
+        </w:rPr>
+        <w:t>Ask what crime brought them here.</w:t>
+      </w:r>
+    </w:p>
+    <w:p>
+      <w:pPr>
+        <w:pStyle w:val="ListBullet"/>
+        <w:spacing w:after="20"/>
+      </w:pPr>
+      <w:r>
+        <w:rPr>
+          <w:b/>
+          <w:color w:val="707070"/>
+          <w:sz w:val="19"/>
+        </w:rPr>
+        <w:t xml:space="preserve">[Grey] </w:t>
+      </w:r>
+      <w:r>
+        <w:rPr>
+          <w:sz w:val="19"/>
+        </w:rPr>
+        <w:t>Turn away — this is their punishment.</w:t>
+      </w:r>
+    </w:p>
+    <w:p>
+      <w:pPr>
+        <w:spacing w:before="160" w:after="40"/>
+      </w:pPr>
+      <w:r>
+        <w:rPr>
+          <w:b/>
+          <w:color w:val="3A2A5A"/>
+          <w:sz w:val="23"/>
+        </w:rPr>
+        <w:t>The Sinner Gang</w:t>
+      </w:r>
+    </w:p>
+    <w:p>
+      <w:pPr>
+        <w:spacing w:after="60"/>
+      </w:pPr>
+      <w:r>
+        <w:rPr>
+          <w:i/>
+          <w:color w:val="404040"/>
+          <w:sz w:val="21"/>
+        </w:rPr>
+        <w:t>Damned souls camp around a fire — not for warmth, none of them need it, but for the feeling of it. A former soldier, a tax collector, others.</w:t>
+      </w:r>
+    </w:p>
+    <w:p>
+      <w:pPr>
+        <w:pStyle w:val="ListBullet"/>
+        <w:spacing w:after="20"/>
+      </w:pPr>
+      <w:r>
+        <w:rPr>
+          <w:b/>
+          <w:color w:val="707070"/>
+          <w:sz w:val="19"/>
+        </w:rPr>
+        <w:t xml:space="preserve">[Grey] </w:t>
+      </w:r>
+      <w:r>
+        <w:rPr>
+          <w:sz w:val="19"/>
+        </w:rPr>
+        <w:t>Share a meal and hear their stories.</w:t>
+      </w:r>
+    </w:p>
+    <w:p>
+      <w:pPr>
+        <w:pStyle w:val="ListBullet"/>
+        <w:spacing w:after="20"/>
+      </w:pPr>
+      <w:r>
+        <w:rPr>
+          <w:b/>
+          <w:color w:val="2A5AA0"/>
+          <w:sz w:val="19"/>
+        </w:rPr>
+        <w:t xml:space="preserve">[Blue] </w:t>
+      </w:r>
+      <w:r>
+        <w:rPr>
+          <w:sz w:val="19"/>
+        </w:rPr>
+        <w:t>[Persuasion 2] Inspire them to give their suffering more purpose.</w:t>
+      </w:r>
+    </w:p>
+    <w:p>
+      <w:pPr>
+        <w:pStyle w:val="ListBullet"/>
+        <w:spacing w:after="20"/>
+      </w:pPr>
+      <w:r>
+        <w:rPr>
+          <w:b/>
+          <w:color w:val="2A5AA0"/>
+          <w:sz w:val="19"/>
+        </w:rPr>
+        <w:t xml:space="preserve">[Blue] </w:t>
+      </w:r>
+      <w:r>
+        <w:rPr>
+          <w:sz w:val="19"/>
+        </w:rPr>
+        <w:t>[Logistics 3] Set up a sustainable rotation so the suffering doesn't compound.</w:t>
+      </w:r>
+    </w:p>
+    <w:p>
+      <w:pPr>
+        <w:pStyle w:val="ListBullet"/>
+        <w:spacing w:after="20"/>
+      </w:pPr>
+      <w:r>
+        <w:rPr>
+          <w:b/>
+          <w:color w:val="B08010"/>
+          <w:sz w:val="19"/>
+        </w:rPr>
+        <w:t xml:space="preserve">[Yellow] </w:t>
+      </w:r>
+      <w:r>
+        <w:rPr>
+          <w:sz w:val="19"/>
+        </w:rPr>
+        <w:t>[Charm roll] Join them and tell a story — one that might make the suffering mean something.</w:t>
+      </w:r>
+    </w:p>
+    <w:p>
+      <w:pPr>
+        <w:spacing w:before="160" w:after="40"/>
+      </w:pPr>
+      <w:r>
+        <w:rPr>
+          <w:b/>
+          <w:color w:val="3A2A5A"/>
+          <w:sz w:val="23"/>
+        </w:rPr>
+        <w:t>Still Water  (recruits Water Lily)</w:t>
+      </w:r>
+    </w:p>
+    <w:p>
+      <w:pPr>
+        <w:spacing w:after="60"/>
+      </w:pPr>
+      <w:r>
+        <w:rPr>
+          <w:i/>
+          <w:color w:val="404040"/>
+          <w:sz w:val="21"/>
+        </w:rPr>
+        <w:t>At the edge of a frozen river, a blue-skinned woman stands alone, looking down at the ice. The water beneath is visible, still moving.</w:t>
+      </w:r>
+    </w:p>
+    <w:p>
+      <w:pPr>
+        <w:pStyle w:val="ListBullet"/>
+        <w:spacing w:after="20"/>
+      </w:pPr>
+      <w:r>
+        <w:rPr>
+          <w:b/>
+          <w:color w:val="707070"/>
+          <w:sz w:val="19"/>
+        </w:rPr>
+        <w:t xml:space="preserve">[Grey] </w:t>
+      </w:r>
+      <w:r>
+        <w:rPr>
+          <w:sz w:val="19"/>
+        </w:rPr>
+        <w:t>Leave her to her silence. Not every stillness wants company.</w:t>
+      </w:r>
+    </w:p>
+    <w:p>
+      <w:pPr>
+        <w:pStyle w:val="ListBullet"/>
+        <w:spacing w:after="20"/>
+      </w:pPr>
+      <w:r>
+        <w:rPr>
+          <w:b/>
+          <w:color w:val="2A5AA0"/>
+          <w:sz w:val="19"/>
+        </w:rPr>
+        <w:t xml:space="preserve">[Blue] </w:t>
+      </w:r>
+      <w:r>
+        <w:rPr>
+          <w:sz w:val="19"/>
+        </w:rPr>
+        <w:t>[Water Magic 4] Place your hand on the ice. Commune through it.</w:t>
+      </w:r>
+    </w:p>
+    <w:p>
+      <w:pPr>
+        <w:pStyle w:val="ListBullet"/>
+        <w:spacing w:after="20"/>
+      </w:pPr>
+      <w:r>
+        <w:rPr>
+          <w:b/>
+          <w:color w:val="2A5AA0"/>
+          <w:sz w:val="19"/>
+        </w:rPr>
+        <w:t xml:space="preserve">[Blue] </w:t>
+      </w:r>
+      <w:r>
+        <w:rPr>
+          <w:sz w:val="19"/>
+        </w:rPr>
+        <w:t>[Yoga 5] Sit beside her. Say nothing. Wait.</w:t>
+      </w:r>
+    </w:p>
+    <w:p>
+      <w:pPr>
+        <w:pStyle w:val="ListBullet"/>
+        <w:spacing w:after="20"/>
+      </w:pPr>
+      <w:r>
+        <w:rPr>
+          <w:b/>
+          <w:color w:val="B08010"/>
+          <w:sz w:val="19"/>
+        </w:rPr>
+        <w:t xml:space="preserve">[Yellow] </w:t>
+      </w:r>
+      <w:r>
+        <w:rPr>
+          <w:sz w:val="19"/>
+        </w:rPr>
+        <w:t>[Charm roll] Say something to her — something real, not reassurance.</w:t>
+      </w:r>
+    </w:p>
+    <w:p>
+      <w:pPr>
+        <w:spacing w:before="160" w:after="40"/>
+      </w:pPr>
+      <w:r>
+        <w:rPr>
+          <w:b/>
+          <w:color w:val="3A2A5A"/>
+          <w:sz w:val="23"/>
+        </w:rPr>
+        <w:t>A Sigh of Relief</w:t>
+      </w:r>
+    </w:p>
+    <w:p>
+      <w:pPr>
+        <w:spacing w:after="60"/>
+      </w:pPr>
+      <w:r>
+        <w:rPr>
+          <w:i/>
+          <w:color w:val="404040"/>
+          <w:sz w:val="21"/>
+        </w:rPr>
+        <w:t>Drawn to a clearing, you find a bodhisattva from the higher realms, come to offer a moment's respite among the bleakness.</w:t>
+      </w:r>
+    </w:p>
+    <w:p>
+      <w:pPr>
+        <w:pStyle w:val="ListBullet"/>
+        <w:spacing w:after="20"/>
+      </w:pPr>
+      <w:r>
+        <w:rPr>
+          <w:b/>
+          <w:color w:val="2A5AA0"/>
+          <w:sz w:val="19"/>
+        </w:rPr>
+        <w:t xml:space="preserve">[Blue] </w:t>
+      </w:r>
+      <w:r>
+        <w:rPr>
+          <w:sz w:val="19"/>
+        </w:rPr>
+        <w:t>[Yoga 2] Meditate in the presence of the Bodhisattva.</w:t>
+      </w:r>
+    </w:p>
+    <w:p>
+      <w:pPr>
+        <w:pStyle w:val="ListBullet"/>
+        <w:spacing w:after="20"/>
+      </w:pPr>
+      <w:r>
+        <w:rPr>
+          <w:b/>
+          <w:color w:val="707070"/>
+          <w:sz w:val="19"/>
+        </w:rPr>
+        <w:t xml:space="preserve">[Grey] </w:t>
+      </w:r>
+      <w:r>
+        <w:rPr>
+          <w:sz w:val="19"/>
+        </w:rPr>
+        <w:t>Come and take your fill.</w:t>
+      </w:r>
+    </w:p>
+    <w:p>
+      <w:pPr>
+        <w:pStyle w:val="ListBullet"/>
+        <w:spacing w:after="20"/>
+      </w:pPr>
+      <w:r>
+        <w:rPr>
+          <w:b/>
+          <w:color w:val="707070"/>
+          <w:sz w:val="19"/>
+        </w:rPr>
+        <w:t xml:space="preserve">[Grey] </w:t>
+      </w:r>
+      <w:r>
+        <w:rPr>
+          <w:sz w:val="19"/>
+        </w:rPr>
+        <w:t>Rush in and take as much as you can.</w:t>
+      </w:r>
+    </w:p>
+    <w:p>
+      <w:pPr>
+        <w:pStyle w:val="ListBullet"/>
+        <w:spacing w:after="20"/>
+      </w:pPr>
+      <w:r>
+        <w:rPr>
+          <w:b/>
+          <w:color w:val="B08010"/>
+          <w:sz w:val="19"/>
+        </w:rPr>
+        <w:t xml:space="preserve">[Yellow] </w:t>
+      </w:r>
+      <w:r>
+        <w:rPr>
+          <w:sz w:val="19"/>
+        </w:rPr>
+        <w:t>[Awareness roll] Open yourself precisely — ask without words for what your situation most needs.</w:t>
+      </w:r>
+    </w:p>
+    <w:p>
+      <w:pPr>
+        <w:spacing w:before="160" w:after="40"/>
+      </w:pPr>
+      <w:r>
+        <w:rPr>
+          <w:b/>
+          <w:color w:val="3A2A5A"/>
+          <w:sz w:val="23"/>
+        </w:rPr>
+        <w:t>Yama's Lieutenant  (realm boss)</w:t>
+      </w:r>
+    </w:p>
+    <w:p>
+      <w:pPr>
+        <w:spacing w:after="60"/>
+      </w:pPr>
+      <w:r>
+        <w:rPr>
+          <w:i/>
+          <w:color w:val="404040"/>
+          <w:sz w:val="21"/>
+        </w:rPr>
+        <w:t>A towering demon in black and gold guards the Realm Gate. Its four arms hold sword, mace, spear, and a mirror that shows your death.</w:t>
+      </w:r>
+    </w:p>
+    <w:p>
+      <w:pPr>
+        <w:pStyle w:val="ListBullet"/>
+        <w:spacing w:after="20"/>
+      </w:pPr>
+      <w:r>
+        <w:rPr>
+          <w:b/>
+          <w:color w:val="707070"/>
+          <w:sz w:val="19"/>
+        </w:rPr>
+        <w:t xml:space="preserve">[Grey] </w:t>
+      </w:r>
+      <w:r>
+        <w:rPr>
+          <w:sz w:val="19"/>
+        </w:rPr>
+        <w:t>Draw your weapon and fight for passage. → combat</w:t>
+      </w:r>
+    </w:p>
+    <w:p>
+      <w:pPr>
+        <w:pStyle w:val="ListBullet"/>
+        <w:spacing w:after="20"/>
+      </w:pPr>
+      <w:r>
+        <w:rPr>
+          <w:b/>
+          <w:color w:val="2A5AA0"/>
+          <w:sz w:val="19"/>
+        </w:rPr>
+        <w:t xml:space="preserve">[Blue] </w:t>
+      </w:r>
+      <w:r>
+        <w:rPr>
+          <w:sz w:val="19"/>
+        </w:rPr>
+        <w:t>[Persuasion 3] Present your case with eloquent argument.</w:t>
+      </w:r>
+    </w:p>
+    <w:p>
+      <w:pPr>
+        <w:pStyle w:val="ListBullet"/>
+        <w:spacing w:after="20"/>
+      </w:pPr>
+      <w:r>
+        <w:rPr>
+          <w:b/>
+          <w:color w:val="707070"/>
+          <w:sz w:val="19"/>
+        </w:rPr>
+        <w:t xml:space="preserve">[Grey] </w:t>
+      </w:r>
+      <w:r>
+        <w:rPr>
+          <w:sz w:val="19"/>
+        </w:rPr>
+        <w:t>Confess your doubts honestly.</w:t>
+      </w:r>
+    </w:p>
+    <w:p>
+      <w:pPr>
+        <w:pStyle w:val="ListBullet"/>
+        <w:spacing w:after="20"/>
+      </w:pPr>
+      <w:r>
+        <w:rPr>
+          <w:b/>
+          <w:color w:val="2A5AA0"/>
+          <w:sz w:val="19"/>
+        </w:rPr>
+        <w:t xml:space="preserve">[Blue] </w:t>
+      </w:r>
+      <w:r>
+        <w:rPr>
+          <w:sz w:val="19"/>
+        </w:rPr>
+        <w:t>[Yoga 5] Sit before the gate and meditate on the nature of death.</w:t>
+      </w:r>
+    </w:p>
+    <w:p>
+      <w:pPr>
+        <w:pStyle w:val="Heading2"/>
+      </w:pPr>
+      <w:r>
+        <w:rPr>
+          <w:color w:val="3A2A5A"/>
+        </w:rPr>
+        <w:t>Pretaloka — Hungry Ghost</w:t>
+      </w:r>
+    </w:p>
+    <w:p>
+      <w:pPr>
+        <w:spacing w:before="160" w:after="40"/>
+      </w:pPr>
+      <w:r>
+        <w:rPr>
+          <w:b/>
+          <w:color w:val="3A2A5A"/>
+          <w:sz w:val="23"/>
+        </w:rPr>
+        <w:t>The Starving Spirit</w:t>
+      </w:r>
+    </w:p>
+    <w:p>
+      <w:pPr>
+        <w:spacing w:after="60"/>
+      </w:pPr>
+      <w:r>
+        <w:rPr>
+          <w:i/>
+          <w:color w:val="404040"/>
+          <w:sz w:val="21"/>
+        </w:rPr>
+        <w:t>An emaciated figure blocks the path — belly swollen like a gourd, throat thin as a reed, skeletal hands reaching for you.</w:t>
+      </w:r>
+    </w:p>
+    <w:p>
+      <w:pPr>
+        <w:pStyle w:val="ListBullet"/>
+        <w:spacing w:after="20"/>
+      </w:pPr>
+      <w:r>
+        <w:rPr>
+          <w:b/>
+          <w:color w:val="707070"/>
+          <w:sz w:val="19"/>
+        </w:rPr>
+        <w:t xml:space="preserve">[Grey] </w:t>
+      </w:r>
+      <w:r>
+        <w:rPr>
+          <w:sz w:val="19"/>
+        </w:rPr>
+        <w:t>Share your rations.</w:t>
+      </w:r>
+    </w:p>
+    <w:p>
+      <w:pPr>
+        <w:pStyle w:val="ListBullet"/>
+        <w:spacing w:after="20"/>
+      </w:pPr>
+      <w:r>
+        <w:rPr>
+          <w:b/>
+          <w:color w:val="2A5AA0"/>
+          <w:sz w:val="19"/>
+        </w:rPr>
+        <w:t xml:space="preserve">[Blue] </w:t>
+      </w:r>
+      <w:r>
+        <w:rPr>
+          <w:sz w:val="19"/>
+        </w:rPr>
+        <w:t>[Medicine 2] Examine its condition carefully.</w:t>
+      </w:r>
+    </w:p>
+    <w:p>
+      <w:pPr>
+        <w:pStyle w:val="ListBullet"/>
+        <w:spacing w:after="20"/>
+      </w:pPr>
+      <w:r>
+        <w:rPr>
+          <w:b/>
+          <w:color w:val="2A5AA0"/>
+          <w:sz w:val="19"/>
+        </w:rPr>
+        <w:t xml:space="preserve">[Blue] </w:t>
+      </w:r>
+      <w:r>
+        <w:rPr>
+          <w:sz w:val="19"/>
+        </w:rPr>
+        <w:t>[Yoga 3] Teach it about the nature of craving.</w:t>
+      </w:r>
+    </w:p>
+    <w:p>
+      <w:pPr>
+        <w:pStyle w:val="ListBullet"/>
+        <w:spacing w:after="20"/>
+      </w:pPr>
+      <w:r>
+        <w:rPr>
+          <w:b/>
+          <w:color w:val="707070"/>
+          <w:sz w:val="19"/>
+        </w:rPr>
+        <w:t xml:space="preserve">[Grey] </w:t>
+      </w:r>
+      <w:r>
+        <w:rPr>
+          <w:sz w:val="19"/>
+        </w:rPr>
+        <w:t>Turn your eyes away and walk past.</w:t>
+      </w:r>
+    </w:p>
+    <w:p>
+      <w:pPr>
+        <w:pStyle w:val="ListBullet"/>
+        <w:spacing w:after="20"/>
+      </w:pPr>
+      <w:r>
+        <w:rPr>
+          <w:b/>
+          <w:color w:val="707070"/>
+          <w:sz w:val="19"/>
+        </w:rPr>
+        <w:t xml:space="preserve">[Grey] </w:t>
+      </w:r>
+      <w:r>
+        <w:rPr>
+          <w:sz w:val="19"/>
+        </w:rPr>
+        <w:t>Cut it down — put it out of its misery. → combat</w:t>
+      </w:r>
+    </w:p>
+    <w:p>
+      <w:pPr>
+        <w:spacing w:before="160" w:after="40"/>
+      </w:pPr>
+      <w:r>
+        <w:rPr>
+          <w:b/>
+          <w:color w:val="3A2A5A"/>
+          <w:sz w:val="23"/>
+        </w:rPr>
+        <w:t>The Riddler</w:t>
+      </w:r>
+    </w:p>
+    <w:p>
+      <w:pPr>
+        <w:spacing w:after="60"/>
+      </w:pPr>
+      <w:r>
+        <w:rPr>
+          <w:i/>
+          <w:color w:val="404040"/>
+          <w:sz w:val="21"/>
+        </w:rPr>
+        <w:t>A vetala hangs upside-down from a dead tree by its knees, grinning, arms folded, completely comfortable. “Answer my riddle, traveler…”</w:t>
+      </w:r>
+    </w:p>
+    <w:p>
+      <w:pPr>
+        <w:pStyle w:val="ListBullet"/>
+        <w:spacing w:after="20"/>
+      </w:pPr>
+      <w:r>
+        <w:rPr>
+          <w:b/>
+          <w:color w:val="B08010"/>
+          <w:sz w:val="19"/>
+        </w:rPr>
+        <w:t xml:space="preserve">[Yellow] </w:t>
+      </w:r>
+      <w:r>
+        <w:rPr>
+          <w:sz w:val="19"/>
+        </w:rPr>
+        <w:t>[Awareness roll] Accept the challenge.</w:t>
+      </w:r>
+    </w:p>
+    <w:p>
+      <w:pPr>
+        <w:pStyle w:val="ListBullet"/>
+        <w:spacing w:after="20"/>
+      </w:pPr>
+      <w:r>
+        <w:rPr>
+          <w:b/>
+          <w:color w:val="707070"/>
+          <w:sz w:val="19"/>
+        </w:rPr>
+        <w:t xml:space="preserve">[Grey] </w:t>
+      </w:r>
+      <w:r>
+        <w:rPr>
+          <w:sz w:val="19"/>
+        </w:rPr>
+        <w:t>Refuse and fight. → combat</w:t>
+      </w:r>
+    </w:p>
+    <w:p>
+      <w:pPr>
+        <w:pStyle w:val="ListBullet"/>
+        <w:spacing w:after="20"/>
+      </w:pPr>
+      <w:r>
+        <w:rPr>
+          <w:b/>
+          <w:color w:val="2A5AA0"/>
+          <w:sz w:val="19"/>
+        </w:rPr>
+        <w:t xml:space="preserve">[Blue] </w:t>
+      </w:r>
+      <w:r>
+        <w:rPr>
+          <w:sz w:val="19"/>
+        </w:rPr>
+        <w:t>[Learning 3] Counter with your own riddle.</w:t>
+      </w:r>
+    </w:p>
+    <w:p>
+      <w:pPr>
+        <w:pStyle w:val="ListBullet"/>
+        <w:spacing w:after="20"/>
+      </w:pPr>
+      <w:r>
+        <w:rPr>
+          <w:b/>
+          <w:color w:val="B08010"/>
+          <w:sz w:val="19"/>
+        </w:rPr>
+        <w:t xml:space="preserve">[Yellow] </w:t>
+      </w:r>
+      <w:r>
+        <w:rPr>
+          <w:sz w:val="19"/>
+        </w:rPr>
+        <w:t>[hard roll] Try to steal its treasure without engaging the riddle at all.</w:t>
+      </w:r>
+    </w:p>
+    <w:p>
+      <w:pPr>
+        <w:spacing w:before="160" w:after="40"/>
+      </w:pPr>
+      <w:r>
+        <w:rPr>
+          <w:b/>
+          <w:color w:val="3A2A5A"/>
+          <w:sz w:val="23"/>
+        </w:rPr>
+        <w:t>The Turquoise Dancers</w:t>
+      </w:r>
+    </w:p>
+    <w:p>
+      <w:pPr>
+        <w:spacing w:after="60"/>
+      </w:pPr>
+      <w:r>
+        <w:rPr>
+          <w:i/>
+          <w:color w:val="404040"/>
+          <w:sz w:val="21"/>
+        </w:rPr>
+        <w:t>A troupe of turquoise skeletons in rainbow skirts and flower headdresses dances in a circle, rattling and clacking in joyful rhythm.</w:t>
+      </w:r>
+    </w:p>
+    <w:p>
+      <w:pPr>
+        <w:pStyle w:val="ListBullet"/>
+        <w:spacing w:after="20"/>
+      </w:pPr>
+      <w:r>
+        <w:rPr>
+          <w:b/>
+          <w:color w:val="B08010"/>
+          <w:sz w:val="19"/>
+        </w:rPr>
+        <w:t xml:space="preserve">[Yellow] </w:t>
+      </w:r>
+      <w:r>
+        <w:rPr>
+          <w:sz w:val="19"/>
+        </w:rPr>
+        <w:t>[Finesse roll] Join the dance.</w:t>
+      </w:r>
+    </w:p>
+    <w:p>
+      <w:pPr>
+        <w:pStyle w:val="ListBullet"/>
+        <w:spacing w:after="20"/>
+      </w:pPr>
+      <w:r>
+        <w:rPr>
+          <w:b/>
+          <w:color w:val="2A5AA0"/>
+          <w:sz w:val="19"/>
+        </w:rPr>
+        <w:t xml:space="preserve">[Blue] </w:t>
+      </w:r>
+      <w:r>
+        <w:rPr>
+          <w:sz w:val="19"/>
+        </w:rPr>
+        <w:t>[Performance 3] Play music for them.</w:t>
+      </w:r>
+    </w:p>
+    <w:p>
+      <w:pPr>
+        <w:pStyle w:val="ListBullet"/>
+        <w:spacing w:after="20"/>
+      </w:pPr>
+      <w:r>
+        <w:rPr>
+          <w:b/>
+          <w:color w:val="2A5AA0"/>
+          <w:sz w:val="19"/>
+        </w:rPr>
+        <w:t xml:space="preserve">[Blue] </w:t>
+      </w:r>
+      <w:r>
+        <w:rPr>
+          <w:sz w:val="19"/>
+        </w:rPr>
+        <w:t>[Comedy 2] Join them fully — dance and make them laugh.</w:t>
+      </w:r>
+    </w:p>
+    <w:p>
+      <w:pPr>
+        <w:pStyle w:val="ListBullet"/>
+        <w:spacing w:after="20"/>
+      </w:pPr>
+      <w:r>
+        <w:rPr>
+          <w:b/>
+          <w:color w:val="707070"/>
+          <w:sz w:val="19"/>
+        </w:rPr>
+        <w:t xml:space="preserve">[Grey] </w:t>
+      </w:r>
+      <w:r>
+        <w:rPr>
+          <w:sz w:val="19"/>
+        </w:rPr>
+        <w:t>Decline politely.</w:t>
+      </w:r>
+    </w:p>
+    <w:p>
+      <w:pPr>
+        <w:spacing w:before="160" w:after="40"/>
+      </w:pPr>
+      <w:r>
+        <w:rPr>
+          <w:b/>
+          <w:color w:val="3A2A5A"/>
+          <w:sz w:val="23"/>
+        </w:rPr>
+        <w:t>The Needle-Throat</w:t>
+      </w:r>
+    </w:p>
+    <w:p>
+      <w:pPr>
+        <w:spacing w:after="60"/>
+      </w:pPr>
+      <w:r>
+        <w:rPr>
+          <w:i/>
+          <w:color w:val="404040"/>
+          <w:sz w:val="21"/>
+        </w:rPr>
+        <w:t>A yidag — the truest hungry ghost, belly swollen to bursting, throat thin as a needle — blocks the road. Not threateningly. It simply can't move past its own hunger.</w:t>
+      </w:r>
+    </w:p>
+    <w:p>
+      <w:pPr>
+        <w:pStyle w:val="ListBullet"/>
+        <w:spacing w:after="20"/>
+      </w:pPr>
+      <w:r>
+        <w:rPr>
+          <w:b/>
+          <w:color w:val="707070"/>
+          <w:sz w:val="19"/>
+        </w:rPr>
+        <w:t xml:space="preserve">[Grey] </w:t>
+      </w:r>
+      <w:r>
+        <w:rPr>
+          <w:sz w:val="19"/>
+        </w:rPr>
+        <w:t>Give it water.</w:t>
+      </w:r>
+    </w:p>
+    <w:p>
+      <w:pPr>
+        <w:pStyle w:val="ListBullet"/>
+        <w:spacing w:after="20"/>
+      </w:pPr>
+      <w:r>
+        <w:rPr>
+          <w:b/>
+          <w:color w:val="2A5AA0"/>
+          <w:sz w:val="19"/>
+        </w:rPr>
+        <w:t xml:space="preserve">[Blue] </w:t>
+      </w:r>
+      <w:r>
+        <w:rPr>
+          <w:sz w:val="19"/>
+        </w:rPr>
+        <w:t>[White Magic 3] Use white magic to ease its suffering.</w:t>
+      </w:r>
+    </w:p>
+    <w:p>
+      <w:pPr>
+        <w:pStyle w:val="ListBullet"/>
+        <w:spacing w:after="20"/>
+      </w:pPr>
+      <w:r>
+        <w:rPr>
+          <w:b/>
+          <w:color w:val="707070"/>
+          <w:sz w:val="19"/>
+        </w:rPr>
+        <w:t xml:space="preserve">[Grey] </w:t>
+      </w:r>
+      <w:r>
+        <w:rPr>
+          <w:sz w:val="19"/>
+        </w:rPr>
+        <w:t>Ask how it came to this.</w:t>
+      </w:r>
+    </w:p>
+    <w:p>
+      <w:pPr>
+        <w:pStyle w:val="ListBullet"/>
+        <w:spacing w:after="20"/>
+      </w:pPr>
+      <w:r>
+        <w:rPr>
+          <w:b/>
+          <w:color w:val="B08010"/>
+          <w:sz w:val="19"/>
+        </w:rPr>
+        <w:t xml:space="preserve">[Yellow] </w:t>
+      </w:r>
+      <w:r>
+        <w:rPr>
+          <w:sz w:val="19"/>
+        </w:rPr>
+        <w:t>[Charm roll] Help it let go.</w:t>
+      </w:r>
+    </w:p>
+    <w:p>
+      <w:pPr>
+        <w:spacing w:before="160" w:after="40"/>
+      </w:pPr>
+      <w:r>
+        <w:rPr>
+          <w:b/>
+          <w:color w:val="3A2A5A"/>
+          <w:sz w:val="23"/>
+        </w:rPr>
+        <w:t>The Singing Skull</w:t>
+      </w:r>
+    </w:p>
+    <w:p>
+      <w:pPr>
+        <w:spacing w:after="60"/>
+      </w:pPr>
+      <w:r>
+        <w:rPr>
+          <w:i/>
+          <w:color w:val="404040"/>
+          <w:sz w:val="21"/>
+        </w:rPr>
+        <w:t>A skull atop a cairn hums a melody. As you near, its jaw opens wider: “Oh! A listener! I used to be a bard, you know. Died mid-song…”</w:t>
+      </w:r>
+    </w:p>
+    <w:p>
+      <w:pPr>
+        <w:pStyle w:val="ListBullet"/>
+        <w:spacing w:after="20"/>
+      </w:pPr>
+      <w:r>
+        <w:rPr>
+          <w:b/>
+          <w:color w:val="707070"/>
+          <w:sz w:val="19"/>
+        </w:rPr>
+        <w:t xml:space="preserve">[Grey] </w:t>
+      </w:r>
+      <w:r>
+        <w:rPr>
+          <w:sz w:val="19"/>
+        </w:rPr>
+        <w:t>Listen to the song.</w:t>
+      </w:r>
+    </w:p>
+    <w:p>
+      <w:pPr>
+        <w:pStyle w:val="ListBullet"/>
+        <w:spacing w:after="20"/>
+      </w:pPr>
+      <w:r>
+        <w:rPr>
+          <w:b/>
+          <w:color w:val="B08010"/>
+          <w:sz w:val="19"/>
+        </w:rPr>
+        <w:t xml:space="preserve">[Yellow] </w:t>
+      </w:r>
+      <w:r>
+        <w:rPr>
+          <w:sz w:val="19"/>
+        </w:rPr>
+        <w:t>[Charm roll] Sing along.</w:t>
+      </w:r>
+    </w:p>
+    <w:p>
+      <w:pPr>
+        <w:pStyle w:val="ListBullet"/>
+        <w:spacing w:after="20"/>
+      </w:pPr>
+      <w:r>
+        <w:rPr>
+          <w:b/>
+          <w:color w:val="707070"/>
+          <w:sz w:val="19"/>
+        </w:rPr>
+        <w:t xml:space="preserve">[Grey] </w:t>
+      </w:r>
+      <w:r>
+        <w:rPr>
+          <w:sz w:val="19"/>
+        </w:rPr>
+        <w:t>Ask how it died.</w:t>
+      </w:r>
+    </w:p>
+    <w:p>
+      <w:pPr>
+        <w:pStyle w:val="ListBullet"/>
+        <w:spacing w:after="20"/>
+      </w:pPr>
+      <w:r>
+        <w:rPr>
+          <w:b/>
+          <w:color w:val="2A5AA0"/>
+          <w:sz w:val="19"/>
+        </w:rPr>
+        <w:t xml:space="preserve">[Blue] </w:t>
+      </w:r>
+      <w:r>
+        <w:rPr>
+          <w:sz w:val="19"/>
+        </w:rPr>
+        <w:t>[Comedy 3] Offer to carry it to an audience.</w:t>
+      </w:r>
+    </w:p>
+    <w:p>
+      <w:pPr>
+        <w:spacing w:before="160" w:after="40"/>
+      </w:pPr>
+      <w:r>
+        <w:rPr>
+          <w:b/>
+          <w:color w:val="3A2A5A"/>
+          <w:sz w:val="23"/>
+        </w:rPr>
+        <w:t>Charnel Feast</w:t>
+      </w:r>
+    </w:p>
+    <w:p>
+      <w:pPr>
+        <w:spacing w:after="60"/>
+      </w:pPr>
+      <w:r>
+        <w:rPr>
+          <w:i/>
+          <w:color w:val="404040"/>
+          <w:sz w:val="21"/>
+        </w:rPr>
+        <w:t>A long table laid with a feast that looks perfect and smells wrong. Seated pretas reach for food endlessly — it passes through their hands like smoke.</w:t>
+      </w:r>
+    </w:p>
+    <w:p>
+      <w:pPr>
+        <w:pStyle w:val="ListBullet"/>
+        <w:spacing w:after="20"/>
+      </w:pPr>
+      <w:r>
+        <w:rPr>
+          <w:b/>
+          <w:color w:val="707070"/>
+          <w:sz w:val="19"/>
+        </w:rPr>
+        <w:t xml:space="preserve">[Grey] </w:t>
+      </w:r>
+      <w:r>
+        <w:rPr>
+          <w:sz w:val="19"/>
+        </w:rPr>
+        <w:t>Turn away quickly.</w:t>
+      </w:r>
+    </w:p>
+    <w:p>
+      <w:pPr>
+        <w:pStyle w:val="ListBullet"/>
+        <w:spacing w:after="20"/>
+      </w:pPr>
+      <w:r>
+        <w:rPr>
+          <w:b/>
+          <w:color w:val="B08010"/>
+          <w:sz w:val="19"/>
+        </w:rPr>
+        <w:t xml:space="preserve">[Yellow] </w:t>
+      </w:r>
+      <w:r>
+        <w:rPr>
+          <w:sz w:val="19"/>
+        </w:rPr>
+        <w:t>[Constitution roll] Eat anyway — you're hungry, and it looks real enough.</w:t>
+      </w:r>
+    </w:p>
+    <w:p>
+      <w:pPr>
+        <w:pStyle w:val="ListBullet"/>
+        <w:spacing w:after="20"/>
+      </w:pPr>
+      <w:r>
+        <w:rPr>
+          <w:b/>
+          <w:color w:val="2A5AA0"/>
+          <w:sz w:val="19"/>
+        </w:rPr>
+        <w:t xml:space="preserve">[Blue] </w:t>
+      </w:r>
+      <w:r>
+        <w:rPr>
+          <w:sz w:val="19"/>
+        </w:rPr>
+        <w:t>[Yoga 3] Sit with the nature of what you're seeing.</w:t>
+      </w:r>
+    </w:p>
+    <w:p>
+      <w:pPr>
+        <w:pStyle w:val="ListBullet"/>
+        <w:spacing w:after="20"/>
+      </w:pPr>
+      <w:r>
+        <w:rPr>
+          <w:b/>
+          <w:color w:val="2A5AA0"/>
+          <w:sz w:val="19"/>
+        </w:rPr>
+        <w:t xml:space="preserve">[Blue] </w:t>
+      </w:r>
+      <w:r>
+        <w:rPr>
+          <w:sz w:val="19"/>
+        </w:rPr>
+        <w:t>[Thievery 3] Pocket the gold candleholders — they look real.</w:t>
+      </w:r>
+    </w:p>
+    <w:p>
+      <w:pPr>
+        <w:spacing w:before="160" w:after="40"/>
+      </w:pPr>
+      <w:r>
+        <w:rPr>
+          <w:b/>
+          <w:color w:val="3A2A5A"/>
+          <w:sz w:val="23"/>
+        </w:rPr>
+        <w:t>The Gathering  (recruits Chöki)</w:t>
+      </w:r>
+    </w:p>
+    <w:p>
+      <w:pPr>
+        <w:spacing w:after="60"/>
+      </w:pPr>
+      <w:r>
+        <w:rPr>
+          <w:i/>
+          <w:color w:val="404040"/>
+          <w:sz w:val="21"/>
+        </w:rPr>
+        <w:t>At the edge of a windless bog, a girl sits watching the water. She does not look up. She has been here long enough that moss has begun to grow on her.</w:t>
+      </w:r>
+    </w:p>
+    <w:p>
+      <w:pPr>
+        <w:pStyle w:val="ListBullet"/>
+        <w:spacing w:after="20"/>
+      </w:pPr>
+      <w:r>
+        <w:rPr>
+          <w:b/>
+          <w:color w:val="707070"/>
+          <w:sz w:val="19"/>
+        </w:rPr>
+        <w:t xml:space="preserve">[Grey] </w:t>
+      </w:r>
+      <w:r>
+        <w:rPr>
+          <w:sz w:val="19"/>
+        </w:rPr>
+        <w:t>Leave her to the water.</w:t>
+      </w:r>
+    </w:p>
+    <w:p>
+      <w:pPr>
+        <w:pStyle w:val="ListBullet"/>
+        <w:spacing w:after="20"/>
+      </w:pPr>
+      <w:r>
+        <w:rPr>
+          <w:b/>
+          <w:color w:val="2A5AA0"/>
+          <w:sz w:val="19"/>
+        </w:rPr>
+        <w:t xml:space="preserve">[Blue] </w:t>
+      </w:r>
+      <w:r>
+        <w:rPr>
+          <w:sz w:val="19"/>
+        </w:rPr>
+        <w:t>[Water Magic 3] Touch the water beside her — let it speak for you.</w:t>
+      </w:r>
+    </w:p>
+    <w:p>
+      <w:pPr>
+        <w:pStyle w:val="ListBullet"/>
+        <w:spacing w:after="20"/>
+      </w:pPr>
+      <w:r>
+        <w:rPr>
+          <w:b/>
+          <w:color w:val="2A5AA0"/>
+          <w:sz w:val="19"/>
+        </w:rPr>
+        <w:t xml:space="preserve">[Blue] </w:t>
+      </w:r>
+      <w:r>
+        <w:rPr>
+          <w:sz w:val="19"/>
+        </w:rPr>
+        <w:t>[Logistics 3] Ask her what she was gathering when the flood came.</w:t>
+      </w:r>
+    </w:p>
+    <w:p>
+      <w:pPr>
+        <w:pStyle w:val="ListBullet"/>
+        <w:spacing w:after="20"/>
+      </w:pPr>
+      <w:r>
+        <w:rPr>
+          <w:b/>
+          <w:color w:val="B08010"/>
+          <w:sz w:val="19"/>
+        </w:rPr>
+        <w:t xml:space="preserve">[Yellow] </w:t>
+      </w:r>
+      <w:r>
+        <w:rPr>
+          <w:sz w:val="19"/>
+        </w:rPr>
+        <w:t>[Awareness roll] Sit beside her without speaking — wait for her to acknowledge you.</w:t>
+      </w:r>
+    </w:p>
+    <w:p>
+      <w:pPr>
+        <w:spacing w:before="160" w:after="40"/>
+      </w:pPr>
+      <w:r>
+        <w:rPr>
+          <w:b/>
+          <w:color w:val="3A2A5A"/>
+          <w:sz w:val="23"/>
+        </w:rPr>
+        <w:t>The Border  (leaving the realm)</w:t>
+      </w:r>
+    </w:p>
+    <w:p>
+      <w:pPr>
+        <w:spacing w:after="60"/>
+      </w:pPr>
+      <w:r>
+        <w:rPr>
+          <w:i/>
+          <w:color w:val="404040"/>
+          <w:sz w:val="21"/>
+        </w:rPr>
+        <w:t>The air changes. The grey wasteland gives way to something else. A boundary marker carved with the Wheel of Life.</w:t>
+      </w:r>
+    </w:p>
+    <w:p>
+      <w:pPr>
+        <w:pStyle w:val="ListBullet"/>
+        <w:spacing w:after="20"/>
+      </w:pPr>
+      <w:r>
+        <w:rPr>
+          <w:b/>
+          <w:color w:val="707070"/>
+          <w:sz w:val="19"/>
+        </w:rPr>
+        <w:t xml:space="preserve">[Grey] </w:t>
+      </w:r>
+      <w:r>
+        <w:rPr>
+          <w:sz w:val="19"/>
+        </w:rPr>
+        <w:t>Cross without looking back.</w:t>
+      </w:r>
+    </w:p>
+    <w:p>
+      <w:pPr>
+        <w:pStyle w:val="ListBullet"/>
+        <w:spacing w:after="20"/>
+      </w:pPr>
+      <w:r>
+        <w:rPr>
+          <w:b/>
+          <w:color w:val="2A5AA0"/>
+          <w:sz w:val="19"/>
+        </w:rPr>
+        <w:t xml:space="preserve">[Blue] </w:t>
+      </w:r>
+      <w:r>
+        <w:rPr>
+          <w:sz w:val="19"/>
+        </w:rPr>
+        <w:t>[Awareness 14] Look back one last time.</w:t>
+      </w:r>
+    </w:p>
+    <w:p>
+      <w:pPr>
+        <w:pStyle w:val="ListBullet"/>
+        <w:spacing w:after="20"/>
+      </w:pPr>
+      <w:r>
+        <w:rPr>
+          <w:b/>
+          <w:color w:val="707070"/>
+          <w:sz w:val="19"/>
+        </w:rPr>
+        <w:t xml:space="preserve">[Grey] </w:t>
+      </w:r>
+      <w:r>
+        <w:rPr>
+          <w:sz w:val="19"/>
+        </w:rPr>
+        <w:t>Leave an offering at the boundary stone.</w:t>
+      </w:r>
+    </w:p>
+    <w:p>
+      <w:pPr>
+        <w:pStyle w:val="ListBullet"/>
+        <w:spacing w:after="20"/>
+      </w:pPr>
+      <w:r>
+        <w:rPr>
+          <w:b/>
+          <w:color w:val="2A5AA0"/>
+          <w:sz w:val="19"/>
+        </w:rPr>
+        <w:t xml:space="preserve">[Blue] </w:t>
+      </w:r>
+      <w:r>
+        <w:rPr>
+          <w:sz w:val="19"/>
+        </w:rPr>
+        <w:t>[Yoga 3] Dedicate all merit gained here to the beings still suffering.</w:t>
+      </w:r>
+    </w:p>
+    <w:p>
+      <w:pPr>
+        <w:pStyle w:val="Heading2"/>
+      </w:pPr>
+      <w:r>
+        <w:rPr>
+          <w:color w:val="3A2A5A"/>
+        </w:rPr>
+        <w:t>Tiryakloka — Animal</w:t>
+      </w:r>
+    </w:p>
+    <w:p>
+      <w:pPr>
+        <w:spacing w:before="160" w:after="40"/>
+      </w:pPr>
+      <w:r>
+        <w:rPr>
+          <w:b/>
+          <w:color w:val="3A2A5A"/>
+          <w:sz w:val="23"/>
+        </w:rPr>
+        <w:t>The Naga's Greeting</w:t>
+      </w:r>
+    </w:p>
+    <w:p>
+      <w:pPr>
+        <w:spacing w:after="60"/>
+      </w:pPr>
+      <w:r>
+        <w:rPr>
+          <w:i/>
+          <w:color w:val="404040"/>
+          <w:sz w:val="21"/>
+        </w:rPr>
+        <w:t>A naga rises from the reef — long, scaled, amber eyes that haven't blinked. She circles once, slowly, and stops with her coils between you and the way forward.</w:t>
+      </w:r>
+    </w:p>
+    <w:p>
+      <w:pPr>
+        <w:pStyle w:val="ListBullet"/>
+        <w:spacing w:after="20"/>
+      </w:pPr>
+      <w:r>
+        <w:rPr>
+          <w:b/>
+          <w:color w:val="707070"/>
+          <w:sz w:val="19"/>
+        </w:rPr>
+        <w:t xml:space="preserve">[Grey] </w:t>
+      </w:r>
+      <w:r>
+        <w:rPr>
+          <w:sz w:val="19"/>
+        </w:rPr>
+        <w:t>Introduce yourself and explain your purpose.</w:t>
+      </w:r>
+    </w:p>
+    <w:p>
+      <w:pPr>
+        <w:pStyle w:val="ListBullet"/>
+        <w:spacing w:after="20"/>
+      </w:pPr>
+      <w:r>
+        <w:rPr>
+          <w:b/>
+          <w:color w:val="B08010"/>
+          <w:sz w:val="19"/>
+        </w:rPr>
+        <w:t xml:space="preserve">[Yellow] </w:t>
+      </w:r>
+      <w:r>
+        <w:rPr>
+          <w:sz w:val="19"/>
+        </w:rPr>
+        <w:t>[roll] Stand your ground without speaking.</w:t>
+      </w:r>
+    </w:p>
+    <w:p>
+      <w:pPr>
+        <w:pStyle w:val="ListBullet"/>
+        <w:spacing w:after="20"/>
+      </w:pPr>
+      <w:r>
+        <w:rPr>
+          <w:b/>
+          <w:color w:val="707070"/>
+          <w:sz w:val="19"/>
+        </w:rPr>
+        <w:t xml:space="preserve">[Grey] </w:t>
+      </w:r>
+      <w:r>
+        <w:rPr>
+          <w:sz w:val="19"/>
+        </w:rPr>
+        <w:t>Offer a gift.</w:t>
+      </w:r>
+    </w:p>
+    <w:p>
+      <w:pPr>
+        <w:spacing w:before="160" w:after="40"/>
+      </w:pPr>
+      <w:r>
+        <w:rPr>
+          <w:b/>
+          <w:color w:val="3A2A5A"/>
+          <w:sz w:val="23"/>
+        </w:rPr>
+        <w:t>Reef Warden  (pass guardian)</w:t>
+      </w:r>
+    </w:p>
+    <w:p>
+      <w:pPr>
+        <w:spacing w:after="60"/>
+      </w:pPr>
+      <w:r>
+        <w:rPr>
+          <w:i/>
+          <w:color w:val="404040"/>
+          <w:sz w:val="21"/>
+        </w:rPr>
+        <w:t>The pass through the coral barrier is narrow and long. Halfway through, a karka fills it completely — shell the width of the passage, claws braced.</w:t>
+      </w:r>
+    </w:p>
+    <w:p>
+      <w:pPr>
+        <w:pStyle w:val="ListBullet"/>
+        <w:spacing w:after="20"/>
+      </w:pPr>
+      <w:r>
+        <w:rPr>
+          <w:b/>
+          <w:color w:val="B08010"/>
+          <w:sz w:val="19"/>
+        </w:rPr>
+        <w:t xml:space="preserve">[Yellow] </w:t>
+      </w:r>
+      <w:r>
+        <w:rPr>
+          <w:sz w:val="19"/>
+        </w:rPr>
+        <w:t>[roll] Attempt to negotiate passage.</w:t>
+      </w:r>
+    </w:p>
+    <w:p>
+      <w:pPr>
+        <w:pStyle w:val="ListBullet"/>
+        <w:spacing w:after="20"/>
+      </w:pPr>
+      <w:r>
+        <w:rPr>
+          <w:b/>
+          <w:color w:val="707070"/>
+          <w:sz w:val="19"/>
+        </w:rPr>
+        <w:t xml:space="preserve">[Grey] </w:t>
+      </w:r>
+      <w:r>
+        <w:rPr>
+          <w:sz w:val="19"/>
+        </w:rPr>
+        <w:t>Offer gold as a crossing toll.</w:t>
+      </w:r>
+    </w:p>
+    <w:p>
+      <w:pPr>
+        <w:pStyle w:val="ListBullet"/>
+        <w:spacing w:after="20"/>
+      </w:pPr>
+      <w:r>
+        <w:rPr>
+          <w:b/>
+          <w:color w:val="707070"/>
+          <w:sz w:val="19"/>
+        </w:rPr>
+        <w:t xml:space="preserve">[Grey] </w:t>
+      </w:r>
+      <w:r>
+        <w:rPr>
+          <w:sz w:val="19"/>
+        </w:rPr>
+        <w:t>Fight your way through. → combat</w:t>
+      </w:r>
+    </w:p>
+    <w:p>
+      <w:pPr>
+        <w:pStyle w:val="ListBullet"/>
+        <w:spacing w:after="20"/>
+      </w:pPr>
+      <w:r>
+        <w:rPr>
+          <w:b/>
+          <w:color w:val="707070"/>
+          <w:sz w:val="19"/>
+        </w:rPr>
+        <w:t xml:space="preserve">[Grey] </w:t>
+      </w:r>
+      <w:r>
+        <w:rPr>
+          <w:sz w:val="19"/>
+        </w:rPr>
+        <w:t>Retreat and find another route.</w:t>
+      </w:r>
+    </w:p>
+    <w:p>
+      <w:pPr>
+        <w:spacing w:before="160" w:after="40"/>
+      </w:pPr>
+      <w:r>
+        <w:rPr>
+          <w:b/>
+          <w:color w:val="3A2A5A"/>
+          <w:sz w:val="23"/>
+        </w:rPr>
+        <w:t>Conference of the Birds</w:t>
+      </w:r>
+    </w:p>
+    <w:p>
+      <w:pPr>
+        <w:spacing w:after="60"/>
+      </w:pPr>
+      <w:r>
+        <w:rPr>
+          <w:i/>
+          <w:color w:val="404040"/>
+          <w:sz w:val="21"/>
+        </w:rPr>
+        <w:t>The great assembly tree rises alone on a ridge where forest meets meadow. Every bird of the realm has come.</w:t>
+      </w:r>
+    </w:p>
+    <w:p>
+      <w:pPr>
+        <w:pStyle w:val="ListBullet"/>
+        <w:spacing w:after="20"/>
+      </w:pPr>
+      <w:r>
+        <w:rPr>
+          <w:b/>
+          <w:color w:val="707070"/>
+          <w:sz w:val="19"/>
+        </w:rPr>
+        <w:t xml:space="preserve">[Grey] </w:t>
+      </w:r>
+      <w:r>
+        <w:rPr>
+          <w:sz w:val="19"/>
+        </w:rPr>
+        <w:t>Attend the congress and learn from the teachings.</w:t>
+      </w:r>
+    </w:p>
+    <w:p>
+      <w:pPr>
+        <w:pStyle w:val="ListBullet"/>
+        <w:spacing w:after="20"/>
+      </w:pPr>
+      <w:r>
+        <w:rPr>
+          <w:b/>
+          <w:color w:val="2A5AA0"/>
+          <w:sz w:val="19"/>
+        </w:rPr>
+        <w:t xml:space="preserve">[Blue] </w:t>
+      </w:r>
+      <w:r>
+        <w:rPr>
+          <w:sz w:val="19"/>
+        </w:rPr>
+        <w:t>[Awareness 14] Listen to the full session without speaking.</w:t>
+      </w:r>
+    </w:p>
+    <w:p>
+      <w:pPr>
+        <w:pStyle w:val="ListBullet"/>
+        <w:spacing w:after="20"/>
+      </w:pPr>
+      <w:r>
+        <w:rPr>
+          <w:b/>
+          <w:color w:val="707070"/>
+          <w:sz w:val="19"/>
+        </w:rPr>
+        <w:t xml:space="preserve">[Grey] </w:t>
+      </w:r>
+      <w:r>
+        <w:rPr>
+          <w:sz w:val="19"/>
+        </w:rPr>
+        <w:t>Leave the birds to their congress.</w:t>
+      </w:r>
+    </w:p>
+    <w:p>
+      <w:pPr>
+        <w:spacing w:before="160" w:after="40"/>
+      </w:pPr>
+      <w:r>
+        <w:rPr>
+          <w:b/>
+          <w:color w:val="3A2A5A"/>
+          <w:sz w:val="23"/>
+        </w:rPr>
+        <w:t>The King of Beasts  (realm boss)</w:t>
+      </w:r>
+    </w:p>
+    <w:p>
+      <w:pPr>
+        <w:spacing w:after="60"/>
+      </w:pPr>
+      <w:r>
+        <w:rPr>
+          <w:i/>
+          <w:color w:val="404040"/>
+          <w:sz w:val="21"/>
+        </w:rPr>
+        <w:t>The oldest part of the forest, where the trees are wide enough to sleep in their roots. He sits there — ancient, immense, unmoving.</w:t>
+      </w:r>
+    </w:p>
+    <w:p>
+      <w:pPr>
+        <w:pStyle w:val="ListBullet"/>
+        <w:spacing w:after="20"/>
+      </w:pPr>
+      <w:r>
+        <w:rPr>
+          <w:b/>
+          <w:color w:val="2A5AA0"/>
+          <w:sz w:val="19"/>
+        </w:rPr>
+        <w:t xml:space="preserve">[Blue] </w:t>
+      </w:r>
+      <w:r>
+        <w:rPr>
+          <w:sz w:val="19"/>
+        </w:rPr>
+        <w:t>[Yoga 2] Approach peacefully and bow.</w:t>
+      </w:r>
+    </w:p>
+    <w:p>
+      <w:pPr>
+        <w:pStyle w:val="ListBullet"/>
+        <w:spacing w:after="20"/>
+      </w:pPr>
+      <w:r>
+        <w:rPr>
+          <w:b/>
+          <w:color w:val="B08010"/>
+          <w:sz w:val="19"/>
+        </w:rPr>
+        <w:t xml:space="preserve">[Yellow] </w:t>
+      </w:r>
+      <w:r>
+        <w:rPr>
+          <w:sz w:val="19"/>
+        </w:rPr>
+        <w:t>[roll] Offer tribute worthy of a king.</w:t>
+      </w:r>
+    </w:p>
+    <w:p>
+      <w:pPr>
+        <w:pStyle w:val="ListBullet"/>
+        <w:spacing w:after="20"/>
+      </w:pPr>
+      <w:r>
+        <w:rPr>
+          <w:b/>
+          <w:color w:val="707070"/>
+          <w:sz w:val="19"/>
+        </w:rPr>
+        <w:t xml:space="preserve">[Grey] </w:t>
+      </w:r>
+      <w:r>
+        <w:rPr>
+          <w:sz w:val="19"/>
+        </w:rPr>
+        <w:t>Prove your worth in combat. → combat</w:t>
+      </w:r>
+    </w:p>
+    <w:p>
+      <w:pPr>
+        <w:pStyle w:val="ListBullet"/>
+        <w:spacing w:after="20"/>
+      </w:pPr>
+      <w:r>
+        <w:rPr>
+          <w:b/>
+          <w:color w:val="B08010"/>
+          <w:sz w:val="19"/>
+        </w:rPr>
+        <w:t xml:space="preserve">[Yellow] </w:t>
+      </w:r>
+      <w:r>
+        <w:rPr>
+          <w:sz w:val="19"/>
+        </w:rPr>
+        <w:t>[roll] Attempt to find another way through.</w:t>
+      </w:r>
+    </w:p>
+    <w:p>
+      <w:pPr>
+        <w:pStyle w:val="Heading2"/>
+      </w:pPr>
+      <w:r>
+        <w:rPr>
+          <w:color w:val="3A2A5A"/>
+        </w:rPr>
+        <w:t>Secret Domain Sites</w:t>
+      </w:r>
+    </w:p>
+    <w:p>
+      <w:pPr>
+        <w:spacing w:before="160" w:after="40"/>
+      </w:pPr>
+      <w:r>
+        <w:rPr>
+          <w:b/>
+          <w:color w:val="3A2A5A"/>
+          <w:sz w:val="23"/>
+        </w:rPr>
+        <w:t>The Court of the Musician Prince  (Sound domain)</w:t>
+      </w:r>
+    </w:p>
+    <w:p>
+      <w:pPr>
+        <w:spacing w:after="60"/>
+      </w:pPr>
+      <w:r>
+        <w:rPr>
+          <w:i/>
+          <w:color w:val="404040"/>
+          <w:sz w:val="21"/>
+        </w:rPr>
+        <w:t>A lavish hall, doors open to warm air. Inside, a half-naked man sits in a carved chair, eyes closed, strumming a sitar.</w:t>
+      </w:r>
+    </w:p>
+    <w:p>
+      <w:pPr>
+        <w:pStyle w:val="ListBullet"/>
+        <w:spacing w:after="20"/>
+      </w:pPr>
+      <w:r>
+        <w:rPr>
+          <w:b/>
+          <w:color w:val="707070"/>
+          <w:sz w:val="19"/>
+        </w:rPr>
+        <w:t xml:space="preserve">[Grey] </w:t>
+      </w:r>
+      <w:r>
+        <w:rPr>
+          <w:sz w:val="19"/>
+        </w:rPr>
+        <w:t>Ask about the prince and the state of his court.</w:t>
+      </w:r>
+    </w:p>
+    <w:p>
+      <w:pPr>
+        <w:pStyle w:val="ListBullet"/>
+        <w:spacing w:after="20"/>
+      </w:pPr>
+      <w:r>
+        <w:rPr>
+          <w:b/>
+          <w:color w:val="2A5AA0"/>
+          <w:sz w:val="19"/>
+        </w:rPr>
+        <w:t xml:space="preserve">[Blue] </w:t>
+      </w:r>
+      <w:r>
+        <w:rPr>
+          <w:sz w:val="19"/>
+        </w:rPr>
+        <w:t>[Performance 5] Take out your instrument and play alongside him.</w:t>
+      </w:r>
+    </w:p>
+    <w:p>
+      <w:pPr>
+        <w:pStyle w:val="ListBullet"/>
+        <w:spacing w:after="20"/>
+      </w:pPr>
+      <w:r>
+        <w:rPr>
+          <w:b/>
+          <w:color w:val="2A5AA0"/>
+          <w:sz w:val="19"/>
+        </w:rPr>
+        <w:t xml:space="preserve">[Blue] </w:t>
+      </w:r>
+      <w:r>
+        <w:rPr>
+          <w:sz w:val="19"/>
+        </w:rPr>
+        <w:t>[Yoga 5] Sit and listen. Not to the notes — to what is between them.</w:t>
+      </w:r>
+    </w:p>
+    <w:p>
+      <w:pPr>
+        <w:pStyle w:val="ListBullet"/>
+        <w:spacing w:after="20"/>
+      </w:pPr>
+      <w:r>
+        <w:rPr>
+          <w:b/>
+          <w:color w:val="707070"/>
+          <w:sz w:val="19"/>
+        </w:rPr>
+        <w:t xml:space="preserve">[Grey] </w:t>
+      </w:r>
+      <w:r>
+        <w:rPr>
+          <w:sz w:val="19"/>
+        </w:rPr>
+        <w:t>Ask if they could spare anything for travelers.</w:t>
+      </w:r>
+    </w:p>
+    <w:p>
+      <w:pPr>
+        <w:spacing w:before="160" w:after="40"/>
+      </w:pPr>
+      <w:r>
+        <w:rPr>
+          <w:b/>
+          <w:color w:val="3A2A5A"/>
+          <w:sz w:val="23"/>
+        </w:rPr>
+        <w:t>The Smoking Mirror  (Smoke domain)</w:t>
+      </w:r>
+    </w:p>
+    <w:p>
+      <w:pPr>
+        <w:spacing w:after="60"/>
+      </w:pPr>
+      <w:r>
+        <w:rPr>
+          <w:i/>
+          <w:color w:val="404040"/>
+          <w:sz w:val="21"/>
+        </w:rPr>
+        <w:t>In a clearing where ash drifts like snow, a mirror stands alone — black obsidian in tarnished silver, tilted as if listening.</w:t>
+      </w:r>
+    </w:p>
+    <w:p>
+      <w:pPr>
+        <w:pStyle w:val="ListBullet"/>
+        <w:spacing w:after="20"/>
+      </w:pPr>
+      <w:r>
+        <w:rPr>
+          <w:b/>
+          <w:color w:val="B08010"/>
+          <w:sz w:val="19"/>
+        </w:rPr>
+        <w:t xml:space="preserve">[Yellow] </w:t>
+      </w:r>
+      <w:r>
+        <w:rPr>
+          <w:sz w:val="19"/>
+        </w:rPr>
+        <w:t>[Focus roll] Look into the mirror.</w:t>
+      </w:r>
+    </w:p>
+    <w:p>
+      <w:pPr>
+        <w:pStyle w:val="ListBullet"/>
+        <w:spacing w:after="20"/>
+      </w:pPr>
+      <w:r>
+        <w:rPr>
+          <w:b/>
+          <w:color w:val="2A5AA0"/>
+          <w:sz w:val="19"/>
+        </w:rPr>
+        <w:t xml:space="preserve">[Blue] </w:t>
+      </w:r>
+      <w:r>
+        <w:rPr>
+          <w:sz w:val="19"/>
+        </w:rPr>
+        <w:t>[Ritual 5] Recognize the mirror for what it is. Hold up your own mirror to face it.</w:t>
+      </w:r>
+    </w:p>
+    <w:p>
+      <w:pPr>
+        <w:pStyle w:val="ListBullet"/>
+        <w:spacing w:after="20"/>
+      </w:pPr>
+      <w:r>
+        <w:rPr>
+          <w:b/>
+          <w:color w:val="2A5AA0"/>
+          <w:sz w:val="19"/>
+        </w:rPr>
+        <w:t xml:space="preserve">[Blue] </w:t>
+      </w:r>
+      <w:r>
+        <w:rPr>
+          <w:sz w:val="19"/>
+        </w:rPr>
+        <w:t>[Yoga 5] Don't look at the surface — look at what the surface is hiding.</w:t>
+      </w:r>
+    </w:p>
+    <w:p>
+      <w:pPr>
+        <w:pStyle w:val="ListBullet"/>
+        <w:spacing w:after="20"/>
+      </w:pPr>
+      <w:r>
+        <w:rPr>
+          <w:b/>
+          <w:color w:val="707070"/>
+          <w:sz w:val="19"/>
+        </w:rPr>
+        <w:t xml:space="preserve">[Grey] </w:t>
+      </w:r>
+      <w:r>
+        <w:rPr>
+          <w:sz w:val="19"/>
+        </w:rPr>
+        <w:t>Strike the mirror. Drag out whatever's inside. → combat</w:t>
+      </w:r>
+    </w:p>
+    <w:p>
+      <w:pPr>
+        <w:pStyle w:val="ListBullet"/>
+        <w:spacing w:after="20"/>
+      </w:pPr>
+      <w:r>
+        <w:rPr>
+          <w:b/>
+          <w:color w:val="707070"/>
+          <w:sz w:val="19"/>
+        </w:rPr>
+        <w:t xml:space="preserve">[Grey] </w:t>
+      </w:r>
+      <w:r>
+        <w:rPr>
+          <w:sz w:val="19"/>
+        </w:rPr>
+        <w:t>Turn away. Do not look.</w:t>
+      </w:r>
+    </w:p>
+    <w:p>
+      <w:pPr>
+        <w:spacing w:before="160" w:after="40"/>
+      </w:pPr>
+      <w:r>
+        <w:rPr>
+          <w:b/>
+          <w:color w:val="3A2A5A"/>
+          <w:sz w:val="23"/>
+        </w:rPr>
+        <w:t>The Cloud Palace  (Cloud domain)</w:t>
+      </w:r>
+    </w:p>
+    <w:p>
+      <w:pPr>
+        <w:spacing w:after="60"/>
+      </w:pPr>
+      <w:r>
+        <w:rPr>
+          <w:i/>
+          <w:color w:val="404040"/>
+          <w:sz w:val="21"/>
+        </w:rPr>
+        <w:t>A palace materialises before you — halls open to the sky, floors of cloud made solid, a chorus of nagas singing something vast.</w:t>
+      </w:r>
+    </w:p>
+    <w:p>
+      <w:pPr>
+        <w:pStyle w:val="ListBullet"/>
+        <w:spacing w:after="20"/>
+      </w:pPr>
+      <w:r>
+        <w:rPr>
+          <w:b/>
+          <w:color w:val="2A5AA0"/>
+          <w:sz w:val="19"/>
+        </w:rPr>
+        <w:t xml:space="preserve">[Blue] </w:t>
+      </w:r>
+      <w:r>
+        <w:rPr>
+          <w:sz w:val="19"/>
+        </w:rPr>
+        <w:t>[Performance 6] Listen carefully and join their chorus.</w:t>
+      </w:r>
+    </w:p>
+    <w:p>
+      <w:pPr>
+        <w:pStyle w:val="ListBullet"/>
+        <w:spacing w:after="20"/>
+      </w:pPr>
+      <w:r>
+        <w:rPr>
+          <w:b/>
+          <w:color w:val="2A5AA0"/>
+          <w:sz w:val="19"/>
+        </w:rPr>
+        <w:t xml:space="preserve">[Blue] </w:t>
+      </w:r>
+      <w:r>
+        <w:rPr>
+          <w:sz w:val="19"/>
+        </w:rPr>
+        <w:t>[Ritual 3] Step forward and set out offerings — fruit, perfumed water, their favourites.</w:t>
+      </w:r>
+    </w:p>
+    <w:p>
+      <w:pPr>
+        <w:pStyle w:val="ListBullet"/>
+        <w:spacing w:after="20"/>
+      </w:pPr>
+      <w:r>
+        <w:rPr>
+          <w:b/>
+          <w:color w:val="707070"/>
+          <w:sz w:val="19"/>
+        </w:rPr>
+        <w:t xml:space="preserve">[Grey] </w:t>
+      </w:r>
+      <w:r>
+        <w:rPr>
+          <w:sz w:val="19"/>
+        </w:rPr>
+        <w:t>Walk inside and try to pocket some jewels while they're distracted. → combat</w:t>
+      </w:r>
+    </w:p>
+    <w:p>
+      <w:pPr>
+        <w:pStyle w:val="ListBullet"/>
+        <w:spacing w:after="20"/>
+      </w:pPr>
+      <w:r>
+        <w:rPr>
+          <w:b/>
+          <w:color w:val="707070"/>
+          <w:sz w:val="19"/>
+        </w:rPr>
+        <w:t xml:space="preserve">[Grey] </w:t>
+      </w:r>
+      <w:r>
+        <w:rPr>
+          <w:sz w:val="19"/>
+        </w:rPr>
+        <w:t>Attack them. → combat</w:t>
+      </w:r>
+    </w:p>
+    <w:p>
+      <w:pPr>
+        <w:spacing w:before="160" w:after="40"/>
+      </w:pPr>
+      <w:r>
+        <w:rPr>
+          <w:b/>
+          <w:color w:val="3A2A5A"/>
+          <w:sz w:val="23"/>
+        </w:rPr>
+        <w:t>Snow-Capped Hermitage  (Tummo domain)</w:t>
+      </w:r>
+    </w:p>
+    <w:p>
+      <w:pPr>
+        <w:spacing w:after="60"/>
+      </w:pPr>
+      <w:r>
+        <w:rPr>
+          <w:i/>
+          <w:color w:val="404040"/>
+          <w:sz w:val="21"/>
+        </w:rPr>
+        <w:t>On an exposed ridge, in full sight of the howling wind, yogis sit cross-legged in the snow, wearing thin white linen. Steam rises off them.</w:t>
+      </w:r>
+    </w:p>
+    <w:p>
+      <w:pPr>
+        <w:pStyle w:val="ListBullet"/>
+        <w:spacing w:after="20"/>
+      </w:pPr>
+      <w:r>
+        <w:rPr>
+          <w:b/>
+          <w:color w:val="2A5AA0"/>
+          <w:sz w:val="19"/>
+        </w:rPr>
+        <w:t xml:space="preserve">[Blue] </w:t>
+      </w:r>
+      <w:r>
+        <w:rPr>
+          <w:sz w:val="19"/>
+        </w:rPr>
+        <w:t>[Yoga 5] Approach, bow deeply, and ask for teachings.</w:t>
+      </w:r>
+    </w:p>
+    <w:p>
+      <w:pPr>
+        <w:pStyle w:val="ListBullet"/>
+        <w:spacing w:after="20"/>
+      </w:pPr>
+      <w:r>
+        <w:rPr>
+          <w:b/>
+          <w:color w:val="B08010"/>
+          <w:sz w:val="19"/>
+        </w:rPr>
+        <w:t xml:space="preserve">[Yellow] </w:t>
+      </w:r>
+      <w:r>
+        <w:rPr>
+          <w:sz w:val="19"/>
+        </w:rPr>
+        <w:t>[Fire Magic 5 / Focus roll] Show them your own inner heat — not as a challenge.</w:t>
+      </w:r>
+    </w:p>
+    <w:p>
+      <w:pPr>
+        <w:pStyle w:val="ListBullet"/>
+        <w:spacing w:after="20"/>
+      </w:pPr>
+      <w:r>
+        <w:rPr>
+          <w:b/>
+          <w:color w:val="B08010"/>
+          <w:sz w:val="19"/>
+        </w:rPr>
+        <w:t xml:space="preserve">[Yellow] </w:t>
+      </w:r>
+      <w:r>
+        <w:rPr>
+          <w:sz w:val="19"/>
+        </w:rPr>
+        <w:t>[Water Magic 5 / Focus roll] Challenge them to a contest of cold resistance.</w:t>
+      </w:r>
+    </w:p>
+    <w:p>
+      <w:pPr>
+        <w:pStyle w:val="ListBullet"/>
+        <w:spacing w:after="20"/>
+      </w:pPr>
+      <w:r>
+        <w:rPr>
+          <w:b/>
+          <w:color w:val="B08010"/>
+          <w:sz w:val="19"/>
+        </w:rPr>
+        <w:t xml:space="preserve">[Yellow] </w:t>
+      </w:r>
+      <w:r>
+        <w:rPr>
+          <w:sz w:val="19"/>
+        </w:rPr>
+        <w:t>[Constitution roll] Say nothing. Sit down in the snow beside them and see how long you last.</w:t>
+      </w:r>
+    </w:p>
+    <w:p>
+      <w:pPr>
+        <w:spacing w:before="160" w:after="40"/>
+      </w:pPr>
+      <w:r>
+        <w:rPr>
+          <w:b/>
+          <w:color w:val="3A2A5A"/>
+          <w:sz w:val="23"/>
+        </w:rPr>
+        <w:t>Glass Mountain  (Glass domain)</w:t>
+      </w:r>
+    </w:p>
+    <w:p>
+      <w:pPr>
+        <w:spacing w:after="60"/>
+      </w:pPr>
+      <w:r>
+        <w:rPr>
+          <w:i/>
+          <w:color w:val="404040"/>
+          <w:sz w:val="21"/>
+        </w:rPr>
+        <w:t>A mountain of glass rises from the plain — pure fused silica, facets the size of houses catching the light and throwing it back.</w:t>
+      </w:r>
+    </w:p>
+    <w:p>
+      <w:pPr>
+        <w:pStyle w:val="ListBullet"/>
+        <w:spacing w:after="20"/>
+      </w:pPr>
+      <w:r>
+        <w:rPr>
+          <w:b/>
+          <w:color w:val="B08010"/>
+          <w:sz w:val="19"/>
+        </w:rPr>
+        <w:t xml:space="preserve">[Yellow] </w:t>
+      </w:r>
+      <w:r>
+        <w:rPr>
+          <w:sz w:val="19"/>
+        </w:rPr>
+        <w:t>[Finesse roll] Attempt to scale the glass face.</w:t>
+      </w:r>
+    </w:p>
+    <w:p>
+      <w:pPr>
+        <w:pStyle w:val="ListBullet"/>
+        <w:spacing w:after="20"/>
+      </w:pPr>
+      <w:r>
+        <w:rPr>
+          <w:b/>
+          <w:color w:val="2A5AA0"/>
+          <w:sz w:val="19"/>
+        </w:rPr>
+        <w:t xml:space="preserve">[Blue] </w:t>
+      </w:r>
+      <w:r>
+        <w:rPr>
+          <w:sz w:val="19"/>
+        </w:rPr>
+        <w:t>[Air Magic 5] Let the air carry you up.</w:t>
+      </w:r>
+    </w:p>
+    <w:p>
+      <w:pPr>
+        <w:pStyle w:val="ListBullet"/>
+        <w:spacing w:after="20"/>
+      </w:pPr>
+      <w:r>
+        <w:rPr>
+          <w:b/>
+          <w:color w:val="2A5AA0"/>
+          <w:sz w:val="19"/>
+        </w:rPr>
+        <w:t xml:space="preserve">[Blue] </w:t>
+      </w:r>
+      <w:r>
+        <w:rPr>
+          <w:sz w:val="19"/>
+        </w:rPr>
+        <w:t>[Earth Magic 5] Speak to the glass as stone. It was sand once — and before that, earth.</w:t>
+      </w:r>
+    </w:p>
+    <w:p>
+      <w:pPr>
+        <w:pStyle w:val="ListBullet"/>
+        <w:spacing w:after="20"/>
+      </w:pPr>
+      <w:r>
+        <w:rPr>
+          <w:b/>
+          <w:color w:val="2A5AA0"/>
+          <w:sz w:val="19"/>
+        </w:rPr>
+        <w:t xml:space="preserve">[Blue] </w:t>
+      </w:r>
+      <w:r>
+        <w:rPr>
+          <w:sz w:val="19"/>
+        </w:rPr>
+        <w:t>[Performance 6] Sing to the mountain.</w:t>
+      </w:r>
+    </w:p>
+    <w:p>
+      <w:pPr>
+        <w:pStyle w:val="ListBullet"/>
+        <w:spacing w:after="20"/>
+      </w:pPr>
+      <w:r>
+        <w:rPr>
+          <w:b/>
+          <w:color w:val="707070"/>
+          <w:sz w:val="19"/>
+        </w:rPr>
+        <w:t xml:space="preserve">[Grey] </w:t>
+      </w:r>
+      <w:r>
+        <w:rPr>
+          <w:sz w:val="19"/>
+        </w:rPr>
+        <w:t>Stand and look at it for a while. Some things teach by being looked at.</w:t>
+      </w:r>
+    </w:p>
+    <w:p>
+      <w:pPr>
+        <w:pStyle w:val="Heading2"/>
+      </w:pPr>
+      <w:r>
+        <w:rPr>
+          <w:color w:val="3A2A5A"/>
+        </w:rPr>
+        <w:t>Camp — the quiet events between dangers</w:t>
+      </w:r>
+    </w:p>
+    <w:p>
+      <w:pPr>
+        <w:spacing w:before="160" w:after="40"/>
+      </w:pPr>
+      <w:r>
+        <w:rPr>
+          <w:b/>
+          <w:color w:val="3A2A5A"/>
+          <w:sz w:val="23"/>
+        </w:rPr>
+        <w:t>A Visitor in the Night</w:t>
+      </w:r>
+    </w:p>
+    <w:p>
+      <w:pPr>
+        <w:spacing w:after="60"/>
+      </w:pPr>
+      <w:r>
+        <w:rPr>
+          <w:i/>
+          <w:color w:val="404040"/>
+          <w:sz w:val="21"/>
+        </w:rPr>
+        <w:t>Something waits at the edge of the firelight while the party sleeps.</w:t>
+      </w:r>
+    </w:p>
+    <w:p>
+      <w:pPr>
+        <w:pStyle w:val="ListBullet"/>
+        <w:spacing w:after="20"/>
+      </w:pPr>
+      <w:r>
+        <w:rPr>
+          <w:b/>
+          <w:color w:val="707070"/>
+          <w:sz w:val="19"/>
+        </w:rPr>
+        <w:t xml:space="preserve">[Grey] </w:t>
+      </w:r>
+      <w:r>
+        <w:rPr>
+          <w:sz w:val="19"/>
+        </w:rPr>
+        <w:t>Leave a small offering of food at the fire's edge.</w:t>
+      </w:r>
+    </w:p>
+    <w:p>
+      <w:pPr>
+        <w:pStyle w:val="ListBullet"/>
+        <w:spacing w:after="20"/>
+      </w:pPr>
+      <w:r>
+        <w:rPr>
+          <w:b/>
+          <w:color w:val="2A5AA0"/>
+          <w:sz w:val="19"/>
+        </w:rPr>
+        <w:t xml:space="preserve">[Blue] </w:t>
+      </w:r>
+      <w:r>
+        <w:rPr>
+          <w:sz w:val="19"/>
+        </w:rPr>
+        <w:t>[Ritual 2] Speak to it — ask what it wants.</w:t>
+      </w:r>
+    </w:p>
+    <w:p>
+      <w:pPr>
+        <w:pStyle w:val="ListBullet"/>
+        <w:spacing w:after="20"/>
+      </w:pPr>
+      <w:r>
+        <w:rPr>
+          <w:b/>
+          <w:color w:val="707070"/>
+          <w:sz w:val="19"/>
+        </w:rPr>
+        <w:t xml:space="preserve">[Grey] </w:t>
+      </w:r>
+      <w:r>
+        <w:rPr>
+          <w:sz w:val="19"/>
+        </w:rPr>
+        <w:t>Drive it off with noise and light.</w:t>
+      </w:r>
+    </w:p>
+    <w:p>
+      <w:pPr>
+        <w:spacing w:before="160" w:after="40"/>
+      </w:pPr>
+      <w:r>
+        <w:rPr>
+          <w:b/>
+          <w:color w:val="3A2A5A"/>
+          <w:sz w:val="23"/>
+        </w:rPr>
+        <w:t>The Fire Speaks</w:t>
+      </w:r>
+    </w:p>
+    <w:p>
+      <w:pPr>
+        <w:spacing w:after="60"/>
+      </w:pPr>
+      <w:r>
+        <w:rPr>
+          <w:i/>
+          <w:color w:val="404040"/>
+          <w:sz w:val="21"/>
+        </w:rPr>
+        <w:t>Shapes and a voice rise out of the campfire's crackle.</w:t>
+      </w:r>
+    </w:p>
+    <w:p>
+      <w:pPr>
+        <w:pStyle w:val="ListBullet"/>
+        <w:spacing w:after="20"/>
+      </w:pPr>
+      <w:r>
+        <w:rPr>
+          <w:b/>
+          <w:color w:val="2A5AA0"/>
+          <w:sz w:val="19"/>
+        </w:rPr>
+        <w:t xml:space="preserve">[Blue] </w:t>
+      </w:r>
+      <w:r>
+        <w:rPr>
+          <w:sz w:val="19"/>
+        </w:rPr>
+        <w:t>[Yoga 2] Sit quietly and listen for meaning.</w:t>
+      </w:r>
+    </w:p>
+    <w:p>
+      <w:pPr>
+        <w:pStyle w:val="ListBullet"/>
+        <w:spacing w:after="20"/>
+      </w:pPr>
+      <w:r>
+        <w:rPr>
+          <w:b/>
+          <w:color w:val="B08010"/>
+          <w:sz w:val="19"/>
+        </w:rPr>
+        <w:t xml:space="preserve">[Yellow] </w:t>
+      </w:r>
+      <w:r>
+        <w:rPr>
+          <w:sz w:val="19"/>
+        </w:rPr>
+        <w:t>[roll] Answer it — ask what it wants.</w:t>
+      </w:r>
+    </w:p>
+    <w:p>
+      <w:pPr>
+        <w:pStyle w:val="ListBullet"/>
+        <w:spacing w:after="20"/>
+      </w:pPr>
+      <w:r>
+        <w:rPr>
+          <w:b/>
+          <w:color w:val="707070"/>
+          <w:sz w:val="19"/>
+        </w:rPr>
+        <w:t xml:space="preserve">[Grey] </w:t>
+      </w:r>
+      <w:r>
+        <w:rPr>
+          <w:sz w:val="19"/>
+        </w:rPr>
+        <w:t>It's the heat. Go back to sleep.</w:t>
+      </w:r>
+    </w:p>
+    <w:p>
+      <w:pPr>
+        <w:spacing w:before="160" w:after="40"/>
+      </w:pPr>
+      <w:r>
+        <w:rPr>
+          <w:b/>
+          <w:color w:val="3A2A5A"/>
+          <w:sz w:val="23"/>
+        </w:rPr>
+        <w:t>Another Light</w:t>
+      </w:r>
+    </w:p>
+    <w:p>
+      <w:pPr>
+        <w:spacing w:after="60"/>
+      </w:pPr>
+      <w:r>
+        <w:rPr>
+          <w:i/>
+          <w:color w:val="404040"/>
+          <w:sz w:val="21"/>
+        </w:rPr>
+        <w:t>Across the dark, another campfire is visible — someone else is out here.</w:t>
+      </w:r>
+    </w:p>
+    <w:p>
+      <w:pPr>
+        <w:pStyle w:val="ListBullet"/>
+        <w:spacing w:after="20"/>
+      </w:pPr>
+      <w:r>
+        <w:rPr>
+          <w:b/>
+          <w:color w:val="B08010"/>
+          <w:sz w:val="19"/>
+        </w:rPr>
+        <w:t xml:space="preserve">[Yellow] </w:t>
+      </w:r>
+      <w:r>
+        <w:rPr>
+          <w:sz w:val="19"/>
+        </w:rPr>
+        <w:t>[roll] Walk over and introduce yourself.</w:t>
+      </w:r>
+    </w:p>
+    <w:p>
+      <w:pPr>
+        <w:pStyle w:val="ListBullet"/>
+        <w:spacing w:after="20"/>
+      </w:pPr>
+      <w:r>
+        <w:rPr>
+          <w:b/>
+          <w:color w:val="707070"/>
+          <w:sz w:val="19"/>
+        </w:rPr>
+        <w:t xml:space="preserve">[Grey] </w:t>
+      </w:r>
+      <w:r>
+        <w:rPr>
+          <w:sz w:val="19"/>
+        </w:rPr>
+        <w:t>Signal peacefully and wait to see if they respond.</w:t>
+      </w:r>
+    </w:p>
+    <w:p>
+      <w:pPr>
+        <w:pStyle w:val="ListBullet"/>
+        <w:spacing w:after="20"/>
+      </w:pPr>
+      <w:r>
+        <w:rPr>
+          <w:b/>
+          <w:color w:val="2A5AA0"/>
+          <w:sz w:val="19"/>
+        </w:rPr>
+        <w:t xml:space="preserve">[Blue] </w:t>
+      </w:r>
+      <w:r>
+        <w:rPr>
+          <w:sz w:val="19"/>
+        </w:rPr>
+        <w:t>[Logistics 2] Keep watch and observe without contact.</w:t>
       </w:r>
     </w:p>
     <w:p>
